--- a/MANUSCRITO.docx
+++ b/MANUSCRITO.docx
@@ -103,6 +103,81 @@
       <w:pPr>
         <w:pStyle w:val="Prrafodelista"/>
         <w:numPr>
+          <w:ilvl w:val="1"/>
+          <w:numId w:val="1"/>
+        </w:numPr>
+        <w:rPr>
+          <w:color w:val="ED7D31" w:themeColor="accent2"/>
+          <w:lang w:val="es-ES"/>
+        </w:rPr>
+      </w:pPr>
+      <w:r>
+        <w:rPr>
+          <w:color w:val="ED7D31" w:themeColor="accent2"/>
+          <w:lang w:val="es-ES"/>
+        </w:rPr>
+        <w:t xml:space="preserve">Resultados buenos conociendo 5 valores (2 nodos + 3 </w:t>
+      </w:r>
+      <w:proofErr w:type="gramStart"/>
+      <w:r>
+        <w:rPr>
+          <w:color w:val="ED7D31" w:themeColor="accent2"/>
+          <w:lang w:val="es-ES"/>
+        </w:rPr>
+        <w:t>master</w:t>
+      </w:r>
+      <w:proofErr w:type="gramEnd"/>
+      <w:r>
+        <w:rPr>
+          <w:color w:val="ED7D31" w:themeColor="accent2"/>
+          <w:lang w:val="es-ES"/>
+        </w:rPr>
+        <w:t xml:space="preserve"> ~ 25%) a excepción de run-id 9 </w:t>
+      </w:r>
+      <w:r>
+        <w:rPr>
+          <w:color w:val="ED7D31" w:themeColor="accent2"/>
+          <w:lang w:val="es-ES"/>
+        </w:rPr>
+        <w:t>(9,13,14,15,22)</w:t>
+      </w:r>
+      <w:r>
+        <w:rPr>
+          <w:color w:val="ED7D31" w:themeColor="accent2"/>
+          <w:lang w:val="es-ES"/>
+        </w:rPr>
+        <w:t xml:space="preserve">-&gt; </w:t>
+      </w:r>
+      <w:proofErr w:type="spellStart"/>
+      <w:proofErr w:type="gramStart"/>
+      <w:r>
+        <w:rPr>
+          <w:color w:val="ED7D31" w:themeColor="accent2"/>
+          <w:lang w:val="es-ES"/>
+        </w:rPr>
+        <w:t>epoch</w:t>
+      </w:r>
+      <w:proofErr w:type="spellEnd"/>
+      <w:r>
+        <w:rPr>
+          <w:color w:val="ED7D31" w:themeColor="accent2"/>
+          <w:lang w:val="es-ES"/>
+        </w:rPr>
+        <w:t xml:space="preserve"> ,</w:t>
+      </w:r>
+      <w:proofErr w:type="gramEnd"/>
+      <w:r>
+        <w:rPr>
+          <w:color w:val="ED7D31" w:themeColor="accent2"/>
+          <w:lang w:val="es-ES"/>
+        </w:rPr>
+        <w:t xml:space="preserve"> run-id 8 | 5</w:t>
+      </w:r>
+    </w:p>
+    <w:p>
+      <w:pPr>
+        <w:pStyle w:val="Prrafodelista"/>
+        <w:numPr>
           <w:ilvl w:val="0"/>
           <w:numId w:val="1"/>
         </w:numPr>
@@ -167,11 +242,13 @@
           <w:numId w:val="1"/>
         </w:numPr>
         <w:rPr>
-          <w:lang w:val="es-ES"/>
-        </w:rPr>
-      </w:pPr>
-      <w:r>
-        <w:rPr>
+          <w:color w:val="ED7D31" w:themeColor="accent2"/>
+          <w:lang w:val="es-ES"/>
+        </w:rPr>
+      </w:pPr>
+      <w:r>
+        <w:rPr>
+          <w:color w:val="ED7D31" w:themeColor="accent2"/>
           <w:lang w:val="es-ES"/>
         </w:rPr>
         <w:t xml:space="preserve">De aquí saqué que no mejoraba la performance al aumentar </w:t>
@@ -179,6 +256,7 @@
       <w:proofErr w:type="gramStart"/>
       <w:r>
         <w:rPr>
+          <w:color w:val="ED7D31" w:themeColor="accent2"/>
           <w:lang w:val="es-ES"/>
         </w:rPr>
         <w:t>el ratio</w:t>
@@ -186,9 +264,246 @@
       <w:proofErr w:type="gramEnd"/>
       <w:r>
         <w:rPr>
+          <w:color w:val="ED7D31" w:themeColor="accent2"/>
           <w:lang w:val="es-ES"/>
         </w:rPr>
         <w:t xml:space="preserve"> con el cheb1</w:t>
+      </w:r>
+      <w:r>
+        <w:rPr>
+          <w:color w:val="ED7D31" w:themeColor="accent2"/>
+          <w:lang w:val="es-ES"/>
+        </w:rPr>
+        <w:t xml:space="preserve">. </w:t>
+      </w:r>
+    </w:p>
+    <w:p>
+      <w:pPr>
+        <w:pStyle w:val="Prrafodelista"/>
+        <w:numPr>
+          <w:ilvl w:val="2"/>
+          <w:numId w:val="1"/>
+        </w:numPr>
+        <w:rPr>
+          <w:color w:val="ED7D31" w:themeColor="accent2"/>
+          <w:lang w:val="es-ES"/>
+        </w:rPr>
+      </w:pPr>
+      <w:r>
+        <w:rPr>
+          <w:color w:val="ED7D31" w:themeColor="accent2"/>
+          <w:lang w:val="es-ES"/>
+        </w:rPr>
+        <w:t xml:space="preserve">0.1: runid-11 (32 </w:t>
+      </w:r>
+      <w:proofErr w:type="spellStart"/>
+      <w:r>
+        <w:rPr>
+          <w:color w:val="ED7D31" w:themeColor="accent2"/>
+          <w:lang w:val="es-ES"/>
+        </w:rPr>
+        <w:t>epochs</w:t>
+      </w:r>
+      <w:proofErr w:type="spellEnd"/>
+      <w:r>
+        <w:rPr>
+          <w:color w:val="ED7D31" w:themeColor="accent2"/>
+          <w:lang w:val="es-ES"/>
+        </w:rPr>
+        <w:t xml:space="preserve">) </w:t>
+      </w:r>
+    </w:p>
+    <w:p>
+      <w:pPr>
+        <w:pStyle w:val="Prrafodelista"/>
+        <w:numPr>
+          <w:ilvl w:val="2"/>
+          <w:numId w:val="1"/>
+        </w:numPr>
+        <w:rPr>
+          <w:color w:val="ED7D31" w:themeColor="accent2"/>
+          <w:lang w:val="es-ES"/>
+        </w:rPr>
+      </w:pPr>
+      <w:r>
+        <w:rPr>
+          <w:color w:val="ED7D31" w:themeColor="accent2"/>
+          <w:lang w:val="es-ES"/>
+        </w:rPr>
+        <w:t xml:space="preserve">0.2: runid-17 (43 </w:t>
+      </w:r>
+      <w:proofErr w:type="spellStart"/>
+      <w:r>
+        <w:rPr>
+          <w:color w:val="ED7D31" w:themeColor="accent2"/>
+          <w:lang w:val="es-ES"/>
+        </w:rPr>
+        <w:t>epochs</w:t>
+      </w:r>
+      <w:proofErr w:type="spellEnd"/>
+      <w:r>
+        <w:rPr>
+          <w:color w:val="ED7D31" w:themeColor="accent2"/>
+          <w:lang w:val="es-ES"/>
+        </w:rPr>
+        <w:t>), …………</w:t>
+      </w:r>
+      <w:proofErr w:type="gramStart"/>
+      <w:r>
+        <w:rPr>
+          <w:color w:val="ED7D31" w:themeColor="accent2"/>
+          <w:lang w:val="es-ES"/>
+        </w:rPr>
+        <w:t>…….</w:t>
+      </w:r>
+      <w:proofErr w:type="gramEnd"/>
+      <w:r>
+        <w:rPr>
+          <w:color w:val="ED7D31" w:themeColor="accent2"/>
+          <w:lang w:val="es-ES"/>
+        </w:rPr>
+        <w:t xml:space="preserve">.runid-6 (153 </w:t>
+      </w:r>
+      <w:proofErr w:type="spellStart"/>
+      <w:r>
+        <w:rPr>
+          <w:color w:val="ED7D31" w:themeColor="accent2"/>
+          <w:lang w:val="es-ES"/>
+        </w:rPr>
+        <w:t>epochs</w:t>
+      </w:r>
+      <w:proofErr w:type="spellEnd"/>
+      <w:r>
+        <w:rPr>
+          <w:color w:val="ED7D31" w:themeColor="accent2"/>
+          <w:lang w:val="es-ES"/>
+        </w:rPr>
+        <w:t xml:space="preserve">), runid-12 (230 </w:t>
+      </w:r>
+      <w:proofErr w:type="spellStart"/>
+      <w:r>
+        <w:rPr>
+          <w:color w:val="ED7D31" w:themeColor="accent2"/>
+          <w:lang w:val="es-ES"/>
+        </w:rPr>
+        <w:t>epochs</w:t>
+      </w:r>
+      <w:proofErr w:type="spellEnd"/>
+      <w:r>
+        <w:rPr>
+          <w:color w:val="ED7D31" w:themeColor="accent2"/>
+          <w:lang w:val="es-ES"/>
+        </w:rPr>
+        <w:t xml:space="preserve">), AVG normal ~650 </w:t>
+      </w:r>
+      <w:proofErr w:type="spellStart"/>
+      <w:r>
+        <w:rPr>
+          <w:color w:val="ED7D31" w:themeColor="accent2"/>
+          <w:lang w:val="es-ES"/>
+        </w:rPr>
+        <w:t>epochs</w:t>
+      </w:r>
+      <w:proofErr w:type="spellEnd"/>
+    </w:p>
+    <w:p>
+      <w:pPr>
+        <w:pStyle w:val="Prrafodelista"/>
+        <w:numPr>
+          <w:ilvl w:val="2"/>
+          <w:numId w:val="1"/>
+        </w:numPr>
+        <w:rPr>
+          <w:color w:val="ED7D31" w:themeColor="accent2"/>
+          <w:lang w:val="es-ES"/>
+        </w:rPr>
+      </w:pPr>
+      <w:r>
+        <w:rPr>
+          <w:color w:val="ED7D31" w:themeColor="accent2"/>
+          <w:lang w:val="es-ES"/>
+        </w:rPr>
+        <w:t xml:space="preserve">0.4: runid-8 (31 </w:t>
+      </w:r>
+      <w:proofErr w:type="spellStart"/>
+      <w:r>
+        <w:rPr>
+          <w:color w:val="ED7D31" w:themeColor="accent2"/>
+          <w:lang w:val="es-ES"/>
+        </w:rPr>
+        <w:t>epochs</w:t>
+      </w:r>
+      <w:proofErr w:type="spellEnd"/>
+      <w:r>
+        <w:rPr>
+          <w:color w:val="ED7D31" w:themeColor="accent2"/>
+          <w:lang w:val="es-ES"/>
+        </w:rPr>
+        <w:t xml:space="preserve">), runid-9 (33 </w:t>
+      </w:r>
+      <w:proofErr w:type="spellStart"/>
+      <w:r>
+        <w:rPr>
+          <w:color w:val="ED7D31" w:themeColor="accent2"/>
+          <w:lang w:val="es-ES"/>
+        </w:rPr>
+        <w:t>epochs</w:t>
+      </w:r>
+      <w:proofErr w:type="spellEnd"/>
+      <w:r>
+        <w:rPr>
+          <w:color w:val="ED7D31" w:themeColor="accent2"/>
+          <w:lang w:val="es-ES"/>
+        </w:rPr>
+        <w:t xml:space="preserve">), runid-11 (34 </w:t>
+      </w:r>
+      <w:proofErr w:type="spellStart"/>
+      <w:r>
+        <w:rPr>
+          <w:color w:val="ED7D31" w:themeColor="accent2"/>
+          <w:lang w:val="es-ES"/>
+        </w:rPr>
+        <w:t>epochs</w:t>
+      </w:r>
+      <w:proofErr w:type="spellEnd"/>
+      <w:r>
+        <w:rPr>
+          <w:color w:val="ED7D31" w:themeColor="accent2"/>
+          <w:lang w:val="es-ES"/>
+        </w:rPr>
+        <w:t xml:space="preserve">), runid-16 (31 </w:t>
+      </w:r>
+      <w:proofErr w:type="spellStart"/>
+      <w:r>
+        <w:rPr>
+          <w:color w:val="ED7D31" w:themeColor="accent2"/>
+          <w:lang w:val="es-ES"/>
+        </w:rPr>
+        <w:t>epochs</w:t>
+      </w:r>
+      <w:proofErr w:type="spellEnd"/>
+      <w:r>
+        <w:rPr>
+          <w:color w:val="ED7D31" w:themeColor="accent2"/>
+          <w:lang w:val="es-ES"/>
+        </w:rPr>
+        <w:t xml:space="preserve">), </w:t>
+      </w:r>
+      <w:proofErr w:type="spellStart"/>
+      <w:r>
+        <w:rPr>
+          <w:color w:val="ED7D31" w:themeColor="accent2"/>
+          <w:lang w:val="es-ES"/>
+        </w:rPr>
+        <w:t>runid</w:t>
+      </w:r>
+      <w:proofErr w:type="spellEnd"/>
+      <w:r>
+        <w:rPr>
+          <w:color w:val="ED7D31" w:themeColor="accent2"/>
+          <w:lang w:val="es-ES"/>
+        </w:rPr>
+        <w:t xml:space="preserve"> …………… runid-19 (212), 12(226), 6(170)</w:t>
       </w:r>
     </w:p>
     <w:p>
@@ -322,12 +637,14 @@
           <w:numId w:val="1"/>
         </w:numPr>
         <w:rPr>
-          <w:lang w:val="es-ES"/>
-        </w:rPr>
-      </w:pPr>
-      <w:proofErr w:type="spellStart"/>
-      <w:r>
-        <w:rPr>
+          <w:color w:val="ED7D31" w:themeColor="accent2"/>
+          <w:lang w:val="es-ES"/>
+        </w:rPr>
+      </w:pPr>
+      <w:proofErr w:type="spellStart"/>
+      <w:r>
+        <w:rPr>
+          <w:color w:val="ED7D31" w:themeColor="accent2"/>
           <w:lang w:val="es-ES"/>
         </w:rPr>
         <w:t>Quizas</w:t>
@@ -335,6 +652,7 @@
       <w:proofErr w:type="spellEnd"/>
       <w:r>
         <w:rPr>
+          <w:color w:val="ED7D31" w:themeColor="accent2"/>
           <w:lang w:val="es-ES"/>
         </w:rPr>
         <w:t xml:space="preserve"> </w:t>
@@ -342,6 +660,7 @@
       <w:proofErr w:type="spellStart"/>
       <w:r>
         <w:rPr>
+          <w:color w:val="ED7D31" w:themeColor="accent2"/>
           <w:lang w:val="es-ES"/>
         </w:rPr>
         <w:t>overfitting</w:t>
@@ -349,19 +668,15 @@
       <w:proofErr w:type="spellEnd"/>
       <w:r>
         <w:rPr>
-          <w:lang w:val="es-ES"/>
-        </w:rPr>
-        <w:t xml:space="preserve"> al tener m</w:t>
-      </w:r>
-      <w:r>
-        <w:rPr>
-          <w:lang w:val="es-ES"/>
-        </w:rPr>
-        <w:t xml:space="preserve">ucho tamaño del filtro en el modelo </w:t>
-      </w:r>
-      <w:proofErr w:type="spellStart"/>
-      <w:r>
-        <w:rPr>
+          <w:color w:val="ED7D31" w:themeColor="accent2"/>
+          <w:lang w:val="es-ES"/>
+        </w:rPr>
+        <w:t xml:space="preserve"> al tener mucho tamaño del filtro en el modelo </w:t>
+      </w:r>
+      <w:proofErr w:type="spellStart"/>
+      <w:r>
+        <w:rPr>
+          <w:color w:val="ED7D31" w:themeColor="accent2"/>
           <w:lang w:val="es-ES"/>
         </w:rPr>
         <w:t>ChebNet</w:t>
@@ -369,9 +684,58 @@
       <w:proofErr w:type="spellEnd"/>
       <w:r>
         <w:rPr>
+          <w:color w:val="ED7D31" w:themeColor="accent2"/>
           <w:lang w:val="es-ES"/>
         </w:rPr>
         <w:t xml:space="preserve"> </w:t>
+      </w:r>
+      <w:r>
+        <w:rPr>
+          <w:color w:val="ED7D31" w:themeColor="accent2"/>
+          <w:lang w:val="es-ES"/>
+        </w:rPr>
+        <w:t>(</w:t>
+      </w:r>
+      <w:proofErr w:type="spellStart"/>
+      <w:proofErr w:type="gramStart"/>
+      <w:r>
+        <w:rPr>
+          <w:color w:val="ED7D31" w:themeColor="accent2"/>
+          <w:lang w:val="es-ES"/>
+        </w:rPr>
+        <w:t>descendent</w:t>
+      </w:r>
+      <w:proofErr w:type="spellEnd"/>
+      <w:r>
+        <w:rPr>
+          <w:color w:val="ED7D31" w:themeColor="accent2"/>
+          <w:lang w:val="es-ES"/>
+        </w:rPr>
+        <w:t xml:space="preserve"> </w:t>
+      </w:r>
+      <w:proofErr w:type="spellStart"/>
+      <w:r>
+        <w:rPr>
+          <w:color w:val="ED7D31" w:themeColor="accent2"/>
+          <w:lang w:val="es-ES"/>
+        </w:rPr>
+        <w:t>gradient</w:t>
+      </w:r>
+      <w:proofErr w:type="spellEnd"/>
+      <w:r>
+        <w:rPr>
+          <w:color w:val="ED7D31" w:themeColor="accent2"/>
+          <w:lang w:val="es-ES"/>
+        </w:rPr>
+        <w:t xml:space="preserve"> problema??</w:t>
+      </w:r>
+      <w:proofErr w:type="gramEnd"/>
+      <w:r>
+        <w:rPr>
+          <w:color w:val="ED7D31" w:themeColor="accent2"/>
+          <w:lang w:val="es-ES"/>
+        </w:rPr>
+        <w:t>)</w:t>
       </w:r>
     </w:p>
     <w:p>
@@ -382,12 +746,14 @@
           <w:numId w:val="1"/>
         </w:numPr>
         <w:rPr>
+          <w:color w:val="ED7D31" w:themeColor="accent2"/>
           <w:lang w:val="es-ES"/>
         </w:rPr>
       </w:pPr>
       <w:proofErr w:type="gramStart"/>
       <w:r>
         <w:rPr>
+          <w:color w:val="ED7D31" w:themeColor="accent2"/>
           <w:lang w:val="es-ES"/>
         </w:rPr>
         <w:t>Los master</w:t>
@@ -395,6 +761,7 @@
       <w:proofErr w:type="gramEnd"/>
       <w:r>
         <w:rPr>
+          <w:color w:val="ED7D31" w:themeColor="accent2"/>
           <w:lang w:val="es-ES"/>
         </w:rPr>
         <w:t xml:space="preserve"> </w:t>
@@ -402,6 +769,7 @@
       <w:proofErr w:type="spellStart"/>
       <w:r>
         <w:rPr>
+          <w:color w:val="ED7D31" w:themeColor="accent2"/>
           <w:lang w:val="es-ES"/>
         </w:rPr>
         <w:t>nodes</w:t>
@@ -409,6 +777,7 @@
       <w:proofErr w:type="spellEnd"/>
       <w:r>
         <w:rPr>
+          <w:color w:val="ED7D31" w:themeColor="accent2"/>
           <w:lang w:val="es-ES"/>
         </w:rPr>
         <w:t xml:space="preserve"> no eran fijos -&gt; Probar </w:t>
@@ -416,6 +785,7 @@
       <w:proofErr w:type="gramStart"/>
       <w:r>
         <w:rPr>
+          <w:color w:val="ED7D31" w:themeColor="accent2"/>
           <w:lang w:val="es-ES"/>
         </w:rPr>
         <w:t>distintos método</w:t>
@@ -423,6 +793,7 @@
       <w:proofErr w:type="gramEnd"/>
       <w:r>
         <w:rPr>
+          <w:color w:val="ED7D31" w:themeColor="accent2"/>
           <w:lang w:val="es-ES"/>
         </w:rPr>
         <w:t xml:space="preserve"> de sensor </w:t>
@@ -430,6 +801,7 @@
       <w:proofErr w:type="spellStart"/>
       <w:r>
         <w:rPr>
+          <w:color w:val="ED7D31" w:themeColor="accent2"/>
           <w:lang w:val="es-ES"/>
         </w:rPr>
         <w:t>placement</w:t>
@@ -437,6 +809,7 @@
       <w:proofErr w:type="spellEnd"/>
       <w:r>
         <w:rPr>
+          <w:color w:val="ED7D31" w:themeColor="accent2"/>
           <w:lang w:val="es-ES"/>
         </w:rPr>
         <w:t xml:space="preserve"> (con </w:t>
@@ -444,6 +817,7 @@
       <w:proofErr w:type="spellStart"/>
       <w:r>
         <w:rPr>
+          <w:color w:val="ED7D31" w:themeColor="accent2"/>
           <w:lang w:val="es-ES"/>
         </w:rPr>
         <w:t>seed</w:t>
@@ -451,6 +825,7 @@
       <w:proofErr w:type="spellEnd"/>
       <w:r>
         <w:rPr>
+          <w:color w:val="ED7D31" w:themeColor="accent2"/>
           <w:lang w:val="es-ES"/>
         </w:rPr>
         <w:t xml:space="preserve"> o sin </w:t>
@@ -458,6 +833,7 @@
       <w:proofErr w:type="spellStart"/>
       <w:r>
         <w:rPr>
+          <w:color w:val="ED7D31" w:themeColor="accent2"/>
           <w:lang w:val="es-ES"/>
         </w:rPr>
         <w:t>seed</w:t>
@@ -465,6 +841,7 @@
       <w:proofErr w:type="spellEnd"/>
       <w:r>
         <w:rPr>
+          <w:color w:val="ED7D31" w:themeColor="accent2"/>
           <w:lang w:val="es-ES"/>
         </w:rPr>
         <w:t xml:space="preserve">) + </w:t>
@@ -473,6 +850,7 @@
       <w:proofErr w:type="gramStart"/>
       <w:r>
         <w:rPr>
+          <w:color w:val="ED7D31" w:themeColor="accent2"/>
           <w:lang w:val="es-ES"/>
         </w:rPr>
         <w:t>master</w:t>
@@ -480,6 +858,7 @@
       <w:proofErr w:type="gramEnd"/>
       <w:r>
         <w:rPr>
+          <w:color w:val="ED7D31" w:themeColor="accent2"/>
           <w:lang w:val="es-ES"/>
         </w:rPr>
         <w:t>_nodos</w:t>
@@ -487,6 +866,7 @@
       <w:proofErr w:type="spellEnd"/>
       <w:r>
         <w:rPr>
+          <w:color w:val="ED7D31" w:themeColor="accent2"/>
           <w:lang w:val="es-ES"/>
         </w:rPr>
         <w:t xml:space="preserve"> fijos.</w:t>
@@ -763,6 +1143,622 @@
         <w:t>Conclusiones</w:t>
       </w:r>
     </w:p>
+    <w:tbl>
+      <w:tblPr>
+        <w:tblStyle w:val="Tablaconcuadrcula"/>
+        <w:tblW w:w="0" w:type="auto"/>
+        <w:tblInd w:w="1440" w:type="dxa"/>
+        <w:tblLook w:val="04A0" w:firstRow="1" w:lastRow="0" w:firstColumn="1" w:lastColumn="0" w:noHBand="0" w:noVBand="1"/>
+      </w:tblPr>
+      <w:tblGrid>
+        <w:gridCol w:w="965"/>
+        <w:gridCol w:w="2410"/>
+        <w:gridCol w:w="1984"/>
+        <w:gridCol w:w="1695"/>
+      </w:tblGrid>
+      <w:tr>
+        <w:tc>
+          <w:tcPr>
+            <w:tcW w:w="965" w:type="dxa"/>
+          </w:tcPr>
+          <w:p>
+            <w:pPr>
+              <w:pStyle w:val="Prrafodelista"/>
+              <w:ind w:left="0"/>
+              <w:rPr>
+                <w:color w:val="ED7D31" w:themeColor="accent2"/>
+                <w:lang w:val="es-ES"/>
+              </w:rPr>
+            </w:pPr>
+          </w:p>
+        </w:tc>
+        <w:tc>
+          <w:tcPr>
+            <w:tcW w:w="2410" w:type="dxa"/>
+          </w:tcPr>
+          <w:p>
+            <w:pPr>
+              <w:pStyle w:val="Prrafodelista"/>
+              <w:ind w:left="0"/>
+              <w:rPr>
+                <w:color w:val="ED7D31" w:themeColor="accent2"/>
+                <w:lang w:val="es-ES"/>
+              </w:rPr>
+            </w:pPr>
+            <w:r>
+              <w:rPr>
+                <w:color w:val="ED7D31" w:themeColor="accent2"/>
+                <w:lang w:val="es-ES"/>
+              </w:rPr>
+              <w:t xml:space="preserve">Rango </w:t>
+            </w:r>
+            <w:proofErr w:type="spellStart"/>
+            <w:r>
+              <w:rPr>
+                <w:color w:val="ED7D31" w:themeColor="accent2"/>
+                <w:lang w:val="es-ES"/>
+              </w:rPr>
+              <w:t>tst_loss</w:t>
+            </w:r>
+            <w:proofErr w:type="spellEnd"/>
+          </w:p>
+        </w:tc>
+        <w:tc>
+          <w:tcPr>
+            <w:tcW w:w="1984" w:type="dxa"/>
+          </w:tcPr>
+          <w:p>
+            <w:pPr>
+              <w:pStyle w:val="Prrafodelista"/>
+              <w:ind w:left="0"/>
+              <w:rPr>
+                <w:color w:val="ED7D31" w:themeColor="accent2"/>
+                <w:lang w:val="es-ES"/>
+              </w:rPr>
+            </w:pPr>
+            <w:r>
+              <w:rPr>
+                <w:color w:val="ED7D31" w:themeColor="accent2"/>
+                <w:lang w:val="es-ES"/>
+              </w:rPr>
+              <w:t>Mejor resultados</w:t>
+            </w:r>
+          </w:p>
+        </w:tc>
+        <w:tc>
+          <w:tcPr>
+            <w:tcW w:w="1695" w:type="dxa"/>
+          </w:tcPr>
+          <w:p>
+            <w:pPr>
+              <w:pStyle w:val="Prrafodelista"/>
+              <w:ind w:left="0"/>
+              <w:rPr>
+                <w:color w:val="ED7D31" w:themeColor="accent2"/>
+                <w:lang w:val="es-ES"/>
+              </w:rPr>
+            </w:pPr>
+            <w:r>
+              <w:rPr>
+                <w:color w:val="ED7D31" w:themeColor="accent2"/>
+                <w:lang w:val="es-ES"/>
+              </w:rPr>
+              <w:t>Peores</w:t>
+            </w:r>
+          </w:p>
+        </w:tc>
+      </w:tr>
+      <w:tr>
+        <w:tc>
+          <w:tcPr>
+            <w:tcW w:w="965" w:type="dxa"/>
+          </w:tcPr>
+          <w:p>
+            <w:pPr>
+              <w:pStyle w:val="Prrafodelista"/>
+              <w:ind w:left="0"/>
+              <w:rPr>
+                <w:color w:val="ED7D31" w:themeColor="accent2"/>
+                <w:lang w:val="es-ES"/>
+              </w:rPr>
+            </w:pPr>
+            <w:r>
+              <w:rPr>
+                <w:color w:val="ED7D31" w:themeColor="accent2"/>
+                <w:lang w:val="es-ES"/>
+              </w:rPr>
+              <w:t>Cheb1</w:t>
+            </w:r>
+          </w:p>
+        </w:tc>
+        <w:tc>
+          <w:tcPr>
+            <w:tcW w:w="2410" w:type="dxa"/>
+          </w:tcPr>
+          <w:p>
+            <w:pPr>
+              <w:rPr>
+                <w:color w:val="ED7D31" w:themeColor="accent2"/>
+                <w:lang w:val="es-ES"/>
+              </w:rPr>
+            </w:pPr>
+            <w:r>
+              <w:rPr>
+                <w:color w:val="ED7D31" w:themeColor="accent2"/>
+                <w:lang w:val="es-ES"/>
+              </w:rPr>
+              <w:t>0.013 - 0.04</w:t>
+            </w:r>
+            <w:r>
+              <w:rPr>
+                <w:color w:val="ED7D31" w:themeColor="accent2"/>
+                <w:lang w:val="es-ES"/>
+              </w:rPr>
+              <w:t xml:space="preserve"> (0.06)</w:t>
+            </w:r>
+          </w:p>
+        </w:tc>
+        <w:tc>
+          <w:tcPr>
+            <w:tcW w:w="1984" w:type="dxa"/>
+          </w:tcPr>
+          <w:p>
+            <w:pPr>
+              <w:pStyle w:val="Prrafodelista"/>
+              <w:ind w:left="0"/>
+              <w:rPr>
+                <w:color w:val="ED7D31" w:themeColor="accent2"/>
+                <w:lang w:val="es-ES"/>
+              </w:rPr>
+            </w:pPr>
+            <w:r>
+              <w:rPr>
+                <w:color w:val="ED7D31" w:themeColor="accent2"/>
+                <w:lang w:val="es-ES"/>
+              </w:rPr>
+              <w:t>Nodos lejanos</w:t>
+            </w:r>
+          </w:p>
+        </w:tc>
+        <w:tc>
+          <w:tcPr>
+            <w:tcW w:w="1695" w:type="dxa"/>
+          </w:tcPr>
+          <w:p>
+            <w:pPr>
+              <w:pStyle w:val="Prrafodelista"/>
+              <w:ind w:left="0"/>
+              <w:rPr>
+                <w:color w:val="ED7D31" w:themeColor="accent2"/>
+                <w:lang w:val="es-ES"/>
+              </w:rPr>
+            </w:pPr>
+            <w:r>
+              <w:rPr>
+                <w:color w:val="ED7D31" w:themeColor="accent2"/>
+                <w:lang w:val="es-ES"/>
+              </w:rPr>
+              <w:t>Nodos cercanos</w:t>
+            </w:r>
+          </w:p>
+        </w:tc>
+      </w:tr>
+      <w:tr>
+        <w:tc>
+          <w:tcPr>
+            <w:tcW w:w="965" w:type="dxa"/>
+          </w:tcPr>
+          <w:p>
+            <w:pPr>
+              <w:pStyle w:val="Prrafodelista"/>
+              <w:ind w:left="0"/>
+              <w:rPr>
+                <w:color w:val="ED7D31" w:themeColor="accent2"/>
+                <w:lang w:val="es-ES"/>
+              </w:rPr>
+            </w:pPr>
+            <w:r>
+              <w:rPr>
+                <w:color w:val="ED7D31" w:themeColor="accent2"/>
+                <w:lang w:val="es-ES"/>
+              </w:rPr>
+              <w:t>Cheb2</w:t>
+            </w:r>
+          </w:p>
+        </w:tc>
+        <w:tc>
+          <w:tcPr>
+            <w:tcW w:w="2410" w:type="dxa"/>
+          </w:tcPr>
+          <w:p>
+            <w:pPr>
+              <w:pStyle w:val="Prrafodelista"/>
+              <w:ind w:left="0"/>
+              <w:rPr>
+                <w:color w:val="ED7D31" w:themeColor="accent2"/>
+                <w:lang w:val="es-ES"/>
+              </w:rPr>
+            </w:pPr>
+            <w:r>
+              <w:rPr>
+                <w:color w:val="ED7D31" w:themeColor="accent2"/>
+                <w:lang w:val="es-ES"/>
+              </w:rPr>
+              <w:t>0.01</w:t>
+            </w:r>
+            <w:r>
+              <w:rPr>
+                <w:color w:val="ED7D31" w:themeColor="accent2"/>
+                <w:lang w:val="es-ES"/>
+              </w:rPr>
+              <w:t>1</w:t>
+            </w:r>
+            <w:r>
+              <w:rPr>
+                <w:color w:val="ED7D31" w:themeColor="accent2"/>
+                <w:lang w:val="es-ES"/>
+              </w:rPr>
+              <w:t xml:space="preserve"> - 0.</w:t>
+            </w:r>
+            <w:r>
+              <w:rPr>
+                <w:color w:val="ED7D31" w:themeColor="accent2"/>
+                <w:lang w:val="es-ES"/>
+              </w:rPr>
+              <w:t>0</w:t>
+            </w:r>
+            <w:r>
+              <w:rPr>
+                <w:color w:val="ED7D31" w:themeColor="accent2"/>
+                <w:lang w:val="es-ES"/>
+              </w:rPr>
+              <w:t>43</w:t>
+            </w:r>
+          </w:p>
+        </w:tc>
+        <w:tc>
+          <w:tcPr>
+            <w:tcW w:w="1984" w:type="dxa"/>
+          </w:tcPr>
+          <w:p>
+            <w:pPr>
+              <w:pStyle w:val="Prrafodelista"/>
+              <w:ind w:left="0"/>
+              <w:rPr>
+                <w:color w:val="ED7D31" w:themeColor="accent2"/>
+                <w:lang w:val="es-ES"/>
+              </w:rPr>
+            </w:pPr>
+            <w:r>
+              <w:rPr>
+                <w:color w:val="ED7D31" w:themeColor="accent2"/>
+                <w:lang w:val="es-ES"/>
+              </w:rPr>
+              <w:t>Nodos lejanos</w:t>
+            </w:r>
+          </w:p>
+        </w:tc>
+        <w:tc>
+          <w:tcPr>
+            <w:tcW w:w="1695" w:type="dxa"/>
+          </w:tcPr>
+          <w:p>
+            <w:pPr>
+              <w:pStyle w:val="Prrafodelista"/>
+              <w:ind w:left="0"/>
+              <w:rPr>
+                <w:color w:val="ED7D31" w:themeColor="accent2"/>
+                <w:lang w:val="es-ES"/>
+              </w:rPr>
+            </w:pPr>
+            <w:r>
+              <w:rPr>
+                <w:color w:val="ED7D31" w:themeColor="accent2"/>
+                <w:lang w:val="es-ES"/>
+              </w:rPr>
+              <w:t>Nodos cercanos</w:t>
+            </w:r>
+          </w:p>
+        </w:tc>
+      </w:tr>
+      <w:tr>
+        <w:tc>
+          <w:tcPr>
+            <w:tcW w:w="965" w:type="dxa"/>
+          </w:tcPr>
+          <w:p>
+            <w:pPr>
+              <w:pStyle w:val="Prrafodelista"/>
+              <w:ind w:left="0"/>
+              <w:rPr>
+                <w:color w:val="ED7D31" w:themeColor="accent2"/>
+                <w:lang w:val="es-ES"/>
+              </w:rPr>
+            </w:pPr>
+            <w:proofErr w:type="spellStart"/>
+            <w:r>
+              <w:rPr>
+                <w:color w:val="ED7D31" w:themeColor="accent2"/>
+                <w:lang w:val="es-ES"/>
+              </w:rPr>
+              <w:t>gat</w:t>
+            </w:r>
+            <w:proofErr w:type="spellEnd"/>
+          </w:p>
+        </w:tc>
+        <w:tc>
+          <w:tcPr>
+            <w:tcW w:w="2410" w:type="dxa"/>
+          </w:tcPr>
+          <w:p>
+            <w:pPr>
+              <w:pStyle w:val="Prrafodelista"/>
+              <w:ind w:left="0"/>
+              <w:rPr>
+                <w:color w:val="ED7D31" w:themeColor="accent2"/>
+                <w:lang w:val="es-ES"/>
+              </w:rPr>
+            </w:pPr>
+            <w:r>
+              <w:rPr>
+                <w:color w:val="ED7D31" w:themeColor="accent2"/>
+                <w:lang w:val="es-ES"/>
+              </w:rPr>
+              <w:t>0.027 - 0.054</w:t>
+            </w:r>
+          </w:p>
+        </w:tc>
+        <w:tc>
+          <w:tcPr>
+            <w:tcW w:w="1984" w:type="dxa"/>
+          </w:tcPr>
+          <w:p>
+            <w:pPr>
+              <w:pStyle w:val="Prrafodelista"/>
+              <w:ind w:left="0"/>
+              <w:rPr>
+                <w:color w:val="ED7D31" w:themeColor="accent2"/>
+                <w:lang w:val="es-ES"/>
+              </w:rPr>
+            </w:pPr>
+          </w:p>
+        </w:tc>
+        <w:tc>
+          <w:tcPr>
+            <w:tcW w:w="1695" w:type="dxa"/>
+          </w:tcPr>
+          <w:p>
+            <w:pPr>
+              <w:pStyle w:val="Prrafodelista"/>
+              <w:ind w:left="0"/>
+              <w:rPr>
+                <w:color w:val="ED7D31" w:themeColor="accent2"/>
+                <w:lang w:val="es-ES"/>
+              </w:rPr>
+            </w:pPr>
+          </w:p>
+        </w:tc>
+      </w:tr>
+      <w:tr>
+        <w:tc>
+          <w:tcPr>
+            <w:tcW w:w="965" w:type="dxa"/>
+          </w:tcPr>
+          <w:p>
+            <w:pPr>
+              <w:pStyle w:val="Prrafodelista"/>
+              <w:ind w:left="0"/>
+              <w:rPr>
+                <w:color w:val="ED7D31" w:themeColor="accent2"/>
+                <w:lang w:val="es-ES"/>
+              </w:rPr>
+            </w:pPr>
+            <w:r>
+              <w:rPr>
+                <w:color w:val="ED7D31" w:themeColor="accent2"/>
+                <w:lang w:val="es-ES"/>
+              </w:rPr>
+              <w:t>Gat2</w:t>
+            </w:r>
+          </w:p>
+        </w:tc>
+        <w:tc>
+          <w:tcPr>
+            <w:tcW w:w="2410" w:type="dxa"/>
+          </w:tcPr>
+          <w:p>
+            <w:pPr>
+              <w:pStyle w:val="Prrafodelista"/>
+              <w:ind w:left="0"/>
+              <w:rPr>
+                <w:color w:val="ED7D31" w:themeColor="accent2"/>
+                <w:lang w:val="es-ES"/>
+              </w:rPr>
+            </w:pPr>
+            <w:r>
+              <w:rPr>
+                <w:color w:val="ED7D31" w:themeColor="accent2"/>
+                <w:lang w:val="es-ES"/>
+              </w:rPr>
+              <w:t>…</w:t>
+            </w:r>
+          </w:p>
+        </w:tc>
+        <w:tc>
+          <w:tcPr>
+            <w:tcW w:w="1984" w:type="dxa"/>
+          </w:tcPr>
+          <w:p>
+            <w:pPr>
+              <w:pStyle w:val="Prrafodelista"/>
+              <w:ind w:left="0"/>
+              <w:rPr>
+                <w:color w:val="ED7D31" w:themeColor="accent2"/>
+                <w:lang w:val="es-ES"/>
+              </w:rPr>
+            </w:pPr>
+            <w:r>
+              <w:rPr>
+                <w:color w:val="ED7D31" w:themeColor="accent2"/>
+                <w:lang w:val="es-ES"/>
+              </w:rPr>
+              <w:t>….</w:t>
+            </w:r>
+          </w:p>
+        </w:tc>
+        <w:tc>
+          <w:tcPr>
+            <w:tcW w:w="1695" w:type="dxa"/>
+          </w:tcPr>
+          <w:p>
+            <w:pPr>
+              <w:pStyle w:val="Prrafodelista"/>
+              <w:ind w:left="0"/>
+              <w:rPr>
+                <w:color w:val="ED7D31" w:themeColor="accent2"/>
+                <w:lang w:val="es-ES"/>
+              </w:rPr>
+            </w:pPr>
+            <w:r>
+              <w:rPr>
+                <w:color w:val="ED7D31" w:themeColor="accent2"/>
+                <w:lang w:val="es-ES"/>
+              </w:rPr>
+              <w:t>..</w:t>
+            </w:r>
+          </w:p>
+        </w:tc>
+      </w:tr>
+    </w:tbl>
+    <w:p>
+      <w:pPr>
+        <w:pStyle w:val="Prrafodelista"/>
+        <w:ind w:left="1440"/>
+        <w:rPr>
+          <w:lang w:val="es-ES"/>
+        </w:rPr>
+      </w:pPr>
+    </w:p>
+    <w:p>
+      <w:pPr>
+        <w:pStyle w:val="Prrafodelista"/>
+        <w:ind w:left="1440"/>
+        <w:rPr>
+          <w:color w:val="ED7D31" w:themeColor="accent2"/>
+          <w:lang w:val="es-ES"/>
+        </w:rPr>
+      </w:pPr>
+      <w:r>
+        <w:rPr>
+          <w:color w:val="ED7D31" w:themeColor="accent2"/>
+          <w:lang w:val="es-ES"/>
+        </w:rPr>
+        <w:t xml:space="preserve">La posición de </w:t>
+      </w:r>
+      <w:proofErr w:type="spellStart"/>
+      <w:r>
+        <w:rPr>
+          <w:color w:val="ED7D31" w:themeColor="accent2"/>
+          <w:lang w:val="es-ES"/>
+        </w:rPr>
+        <w:t>sensore</w:t>
+      </w:r>
+      <w:proofErr w:type="spellEnd"/>
+      <w:r>
+        <w:rPr>
+          <w:color w:val="ED7D31" w:themeColor="accent2"/>
+          <w:lang w:val="es-ES"/>
+        </w:rPr>
+        <w:t xml:space="preserve"> cerca a los nodos ya observados </w:t>
+      </w:r>
+      <w:r>
+        <w:rPr>
+          <w:color w:val="ED7D31" w:themeColor="accent2"/>
+          <w:lang w:val="es-ES"/>
+        </w:rPr>
+        <w:t xml:space="preserve">aumenta el error general, mientras que nodos con más distancia de los observados dan mejores resultados. </w:t>
+      </w:r>
+    </w:p>
+    <w:p>
+      <w:pPr>
+        <w:pStyle w:val="Prrafodelista"/>
+        <w:numPr>
+          <w:ilvl w:val="0"/>
+          <w:numId w:val="1"/>
+        </w:numPr>
+        <w:rPr>
+          <w:lang w:val="es-ES"/>
+        </w:rPr>
+      </w:pPr>
+      <w:r>
+        <w:rPr>
+          <w:lang w:val="es-ES"/>
+        </w:rPr>
+        <w:t>Seed_gat_cheb2_cheb1</w:t>
+      </w:r>
+    </w:p>
+    <w:p>
+      <w:pPr>
+        <w:pStyle w:val="Prrafodelista"/>
+        <w:numPr>
+          <w:ilvl w:val="1"/>
+          <w:numId w:val="1"/>
+        </w:numPr>
+      </w:pPr>
+      <w:proofErr w:type="spellStart"/>
+      <w:r>
+        <w:t>Probar</w:t>
+      </w:r>
+      <w:proofErr w:type="spellEnd"/>
+      <w:r>
+        <w:t xml:space="preserve"> </w:t>
+      </w:r>
+      <w:proofErr w:type="spellStart"/>
+      <w:r>
+        <w:t>distintos</w:t>
+      </w:r>
+      <w:proofErr w:type="spellEnd"/>
+      <w:r>
+        <w:t xml:space="preserve"> ratios (0.05 0.1 0.2 0.4 0.8) con </w:t>
+      </w:r>
+      <w:proofErr w:type="spellStart"/>
+      <w:r>
+        <w:t>xrandom</w:t>
+      </w:r>
+      <w:proofErr w:type="spellEnd"/>
+      <w:r>
+        <w:t xml:space="preserve"> and seed (--deterministic) co</w:t>
+      </w:r>
+      <w:r>
+        <w:t xml:space="preserve">n </w:t>
+      </w:r>
+      <w:r>
+        <w:rPr>
+          <w:color w:val="EE0000"/>
+        </w:rPr>
+        <w:t>cheb1</w:t>
+      </w:r>
+      <w:r>
+        <w:t>, cheb2 y gat.</w:t>
+      </w:r>
+    </w:p>
+    <w:p>
+      <w:pPr>
+        <w:pStyle w:val="Prrafodelista"/>
+        <w:numPr>
+          <w:ilvl w:val="1"/>
+          <w:numId w:val="1"/>
+        </w:numPr>
+      </w:pPr>
+      <w:proofErr w:type="spellStart"/>
+      <w:r>
+        <w:t>Utilizar</w:t>
+      </w:r>
+      <w:proofErr w:type="spellEnd"/>
+      <w:r>
+        <w:t>:</w:t>
+      </w:r>
+    </w:p>
     <w:p>
       <w:pPr>
         <w:pStyle w:val="Prrafodelista"/>
@@ -771,35 +1767,200 @@
           <w:numId w:val="1"/>
         </w:numPr>
         <w:rPr>
-          <w:lang w:val="es-ES"/>
-        </w:rPr>
-      </w:pPr>
-      <w:r>
-        <w:rPr>
-          <w:lang w:val="es-ES"/>
-        </w:rPr>
-        <w:t xml:space="preserve">Comparativa y análisis general de cómo actúa </w:t>
-      </w:r>
-      <w:r>
-        <w:rPr>
-          <w:lang w:val="es-ES"/>
-        </w:rPr>
-        <w:t xml:space="preserve">con el cheb1, cheb2 y </w:t>
-      </w:r>
-      <w:proofErr w:type="spellStart"/>
-      <w:r>
-        <w:rPr>
-          <w:lang w:val="es-ES"/>
-        </w:rPr>
-        <w:t>gat</w:t>
-      </w:r>
-      <w:proofErr w:type="spellEnd"/>
-      <w:r>
-        <w:rPr>
-          <w:lang w:val="es-ES"/>
-        </w:rPr>
-        <w:t xml:space="preserve">. </w:t>
-      </w:r>
+          <w:color w:val="ED7D31" w:themeColor="accent2"/>
+        </w:rPr>
+      </w:pPr>
+      <w:r>
+        <w:rPr>
+          <w:color w:val="ED7D31" w:themeColor="accent2"/>
+        </w:rPr>
+        <w:lastRenderedPageBreak/>
+        <w:t>(</w:t>
+      </w:r>
+      <w:r>
+        <w:rPr>
+          <w:color w:val="ED7D31" w:themeColor="accent2"/>
+        </w:rPr>
+        <w:t>Run experiments</w:t>
+      </w:r>
+      <w:r>
+        <w:rPr>
+          <w:color w:val="ED7D31" w:themeColor="accent2"/>
+        </w:rPr>
+        <w:t xml:space="preserve">): </w:t>
+      </w:r>
+      <w:r>
+        <w:rPr>
+          <w:color w:val="ED7D31" w:themeColor="accent2"/>
+        </w:rPr>
+        <w:t>[N]</w:t>
+      </w:r>
+      <w:proofErr w:type="spellStart"/>
+      <w:r>
+        <w:rPr>
+          <w:color w:val="ED7D31" w:themeColor="accent2"/>
+        </w:rPr>
+        <w:t>batch_train_gat</w:t>
+      </w:r>
+      <w:proofErr w:type="spellEnd"/>
+      <w:r>
+        <w:rPr>
+          <w:color w:val="ED7D31" w:themeColor="accent2"/>
+        </w:rPr>
+        <w:t xml:space="preserve"> --tag XXX --batch XX --epoch XX --</w:t>
+      </w:r>
+      <w:proofErr w:type="spellStart"/>
+      <w:r>
+        <w:rPr>
+          <w:color w:val="ED7D31" w:themeColor="accent2"/>
+        </w:rPr>
+        <w:t>gnn</w:t>
+      </w:r>
+      <w:proofErr w:type="spellEnd"/>
+      <w:r>
+        <w:rPr>
+          <w:color w:val="ED7D31" w:themeColor="accent2"/>
+        </w:rPr>
+        <w:t xml:space="preserve"> XX --runs </w:t>
+      </w:r>
+      <w:proofErr w:type="gramStart"/>
+      <w:r>
+        <w:rPr>
+          <w:color w:val="ED7D31" w:themeColor="accent2"/>
+        </w:rPr>
+        <w:t>XX  --</w:t>
+      </w:r>
+      <w:proofErr w:type="gramEnd"/>
+      <w:r>
+        <w:rPr>
+          <w:color w:val="ED7D31" w:themeColor="accent2"/>
+        </w:rPr>
+        <w:t>deterministic</w:t>
+      </w:r>
+    </w:p>
+    <w:p>
+      <w:pPr>
+        <w:pStyle w:val="Prrafodelista"/>
+        <w:numPr>
+          <w:ilvl w:val="2"/>
+          <w:numId w:val="1"/>
+        </w:numPr>
+      </w:pPr>
+      <w:r>
+        <w:t>[N]test_Taylor_metrics</w:t>
+      </w:r>
+      <w:r>
+        <w:t xml:space="preserve">_gat.py </w:t>
+      </w:r>
+      <w:r>
+        <w:t>--</w:t>
+      </w:r>
+      <w:proofErr w:type="spellStart"/>
+      <w:r>
+        <w:t>obsrat</w:t>
+      </w:r>
+      <w:proofErr w:type="spellEnd"/>
+      <w:r>
+        <w:t xml:space="preserve"> XX --</w:t>
+      </w:r>
+      <w:proofErr w:type="spellStart"/>
+      <w:r>
+        <w:t>gnn</w:t>
+      </w:r>
+      <w:proofErr w:type="spellEnd"/>
+      <w:r>
+        <w:t xml:space="preserve"> XX --tag XX --runs XX</w:t>
+      </w:r>
+    </w:p>
+    <w:p>
+      <w:pPr>
+        <w:pStyle w:val="Prrafodelista"/>
+        <w:numPr>
+          <w:ilvl w:val="2"/>
+          <w:numId w:val="1"/>
+        </w:numPr>
+      </w:pPr>
+      <w:r>
+        <w:t>[N]process_Taylor_metrics</w:t>
+      </w:r>
+      <w:r>
+        <w:t>_gat</w:t>
+      </w:r>
+      <w:r>
+        <w:t>.p</w:t>
+      </w:r>
+      <w:r>
+        <w:t>y</w:t>
+      </w:r>
+    </w:p>
+    <w:p>
+      <w:pPr>
+        <w:pStyle w:val="Prrafodelista"/>
+        <w:numPr>
+          <w:ilvl w:val="2"/>
+          <w:numId w:val="1"/>
+        </w:numPr>
+      </w:pPr>
+      <w:r>
+        <w:t>[N]</w:t>
+      </w:r>
+      <w:proofErr w:type="gramStart"/>
+      <w:r>
+        <w:t>plot_Taylor_diag</w:t>
+      </w:r>
+      <w:r>
+        <w:t>_gat</w:t>
+      </w:r>
+      <w:r>
+        <w:t>.py</w:t>
+      </w:r>
+      <w:r>
+        <w:t xml:space="preserve">  </w:t>
+      </w:r>
+      <w:r>
+        <w:t>--</w:t>
+      </w:r>
+      <w:proofErr w:type="gramEnd"/>
+      <w:r>
+        <w:t>legend --individual --model gat cheb1 cheb2</w:t>
+      </w:r>
+    </w:p>
+    <w:p>
+      <w:pPr>
+        <w:pStyle w:val="Prrafodelista"/>
+        <w:numPr>
+          <w:ilvl w:val="1"/>
+          <w:numId w:val="1"/>
+        </w:numPr>
+      </w:pPr>
+      <w:proofErr w:type="spellStart"/>
+      <w:r>
+        <w:t>Conclusiones</w:t>
+      </w:r>
+      <w:proofErr w:type="spellEnd"/>
+      <w:r>
+        <w:t>:</w:t>
+      </w:r>
+    </w:p>
+    <w:p>
+      <w:pPr>
+        <w:pStyle w:val="Prrafodelista"/>
+        <w:numPr>
+          <w:ilvl w:val="2"/>
+          <w:numId w:val="1"/>
+        </w:numPr>
+        <w:rPr>
+          <w:color w:val="ED7D31" w:themeColor="accent2"/>
+        </w:rPr>
+      </w:pPr>
+      <w:proofErr w:type="spellStart"/>
+      <w:r>
+        <w:rPr>
+          <w:color w:val="ED7D31" w:themeColor="accent2"/>
+        </w:rPr>
+        <w:t>cdc</w:t>
+      </w:r>
+      <w:proofErr w:type="spellEnd"/>
     </w:p>
     <w:p>
       <w:pPr>
@@ -808,15 +1969,15 @@
           <w:ilvl w:val="0"/>
           <w:numId w:val="1"/>
         </w:numPr>
-        <w:rPr>
-          <w:lang w:val="es-ES"/>
-        </w:rPr>
-      </w:pPr>
-      <w:r>
-        <w:rPr>
-          <w:lang w:val="es-ES"/>
-        </w:rPr>
-        <w:t>Seed_gat_cheb2_cheb1</w:t>
+      </w:pPr>
+      <w:r>
+        <w:t>No_Seed</w:t>
+      </w:r>
+      <w:r>
+        <w:t>_gat_cheb2_</w:t>
+      </w:r>
+      <w:r>
+        <w:t>cheb1</w:t>
       </w:r>
     </w:p>
     <w:p>
@@ -826,42 +1987,97 @@
           <w:ilvl w:val="1"/>
           <w:numId w:val="1"/>
         </w:numPr>
-      </w:pPr>
-      <w:proofErr w:type="spellStart"/>
-      <w:r>
-        <w:t>Probar</w:t>
-      </w:r>
-      <w:proofErr w:type="spellEnd"/>
-      <w:r>
+        <w:rPr>
+          <w:lang w:val="es-ES"/>
+        </w:rPr>
+      </w:pPr>
+      <w:r>
+        <w:rPr>
+          <w:lang w:val="es-ES"/>
+        </w:rPr>
+        <w:t xml:space="preserve">Probar </w:t>
+      </w:r>
+      <w:proofErr w:type="gramStart"/>
+      <w:r>
+        <w:rPr>
+          <w:lang w:val="es-ES"/>
+        </w:rPr>
+        <w:t>distintos ratios</w:t>
+      </w:r>
+      <w:proofErr w:type="gramEnd"/>
+      <w:r>
+        <w:rPr>
+          <w:lang w:val="es-ES"/>
+        </w:rPr>
+        <w:t xml:space="preserve"> (0.05 0.1 0.2 0.4 0.8) con </w:t>
+      </w:r>
+      <w:proofErr w:type="spellStart"/>
+      <w:r>
+        <w:rPr>
+          <w:lang w:val="es-ES"/>
+        </w:rPr>
+        <w:t>xrandom</w:t>
+      </w:r>
+      <w:proofErr w:type="spellEnd"/>
+      <w:r>
+        <w:rPr>
+          <w:lang w:val="es-ES"/>
+        </w:rPr>
         <w:t xml:space="preserve"> </w:t>
       </w:r>
-      <w:proofErr w:type="spellStart"/>
-      <w:r>
-        <w:t>distintos</w:t>
-      </w:r>
-      <w:proofErr w:type="spellEnd"/>
-      <w:r>
-        <w:t xml:space="preserve"> ratios (0.05 0.1 0.2 0.4 0.8) con </w:t>
-      </w:r>
-      <w:proofErr w:type="spellStart"/>
-      <w:r>
-        <w:t>xrandom</w:t>
-      </w:r>
-      <w:proofErr w:type="spellEnd"/>
-      <w:r>
-        <w:t xml:space="preserve"> and seed (--deterministic) co</w:t>
-      </w:r>
-      <w:r>
-        <w:t xml:space="preserve">n </w:t>
-      </w:r>
-      <w:r>
-        <w:rPr>
-          <w:color w:val="EE0000"/>
-        </w:rPr>
-        <w:t>cheb1</w:t>
-      </w:r>
-      <w:r>
-        <w:t>, cheb2 y gat.</w:t>
+      <w:r>
+        <w:rPr>
+          <w:lang w:val="es-ES"/>
+        </w:rPr>
+        <w:t xml:space="preserve">y NO </w:t>
+      </w:r>
+      <w:proofErr w:type="spellStart"/>
+      <w:r>
+        <w:rPr>
+          <w:lang w:val="es-ES"/>
+        </w:rPr>
+        <w:t>seed</w:t>
+      </w:r>
+      <w:proofErr w:type="spellEnd"/>
+      <w:r>
+        <w:rPr>
+          <w:lang w:val="es-ES"/>
+        </w:rPr>
+        <w:t xml:space="preserve"> (--</w:t>
+      </w:r>
+      <w:proofErr w:type="spellStart"/>
+      <w:r>
+        <w:rPr>
+          <w:lang w:val="es-ES"/>
+        </w:rPr>
+        <w:t>deterministic</w:t>
+      </w:r>
+      <w:proofErr w:type="spellEnd"/>
+      <w:r>
+        <w:rPr>
+          <w:lang w:val="es-ES"/>
+        </w:rPr>
+        <w:t>) con cheb1</w:t>
+      </w:r>
+      <w:r>
+        <w:rPr>
+          <w:lang w:val="es-ES"/>
+        </w:rPr>
+        <w:t xml:space="preserve">, cheb2 y </w:t>
+      </w:r>
+      <w:proofErr w:type="spellStart"/>
+      <w:r>
+        <w:rPr>
+          <w:lang w:val="es-ES"/>
+        </w:rPr>
+        <w:t>gat</w:t>
+      </w:r>
+      <w:proofErr w:type="spellEnd"/>
+      <w:r>
+        <w:rPr>
+          <w:lang w:val="es-ES"/>
+        </w:rPr>
+        <w:t>.</w:t>
       </w:r>
     </w:p>
     <w:p>
@@ -889,74 +2105,30 @@
           <w:numId w:val="1"/>
         </w:numPr>
         <w:rPr>
-          <w:color w:val="ED7D31" w:themeColor="accent2"/>
-        </w:rPr>
-      </w:pPr>
-      <w:r>
-        <w:rPr>
-          <w:color w:val="ED7D31" w:themeColor="accent2"/>
-        </w:rPr>
-        <w:t>(</w:t>
-      </w:r>
-      <w:r>
-        <w:rPr>
-          <w:color w:val="ED7D31" w:themeColor="accent2"/>
-        </w:rPr>
-        <w:t>Run experiments</w:t>
-      </w:r>
-      <w:r>
-        <w:rPr>
-          <w:color w:val="ED7D31" w:themeColor="accent2"/>
-        </w:rPr>
-        <w:t xml:space="preserve">): </w:t>
-      </w:r>
-      <w:r>
-        <w:rPr>
-          <w:color w:val="ED7D31" w:themeColor="accent2"/>
-        </w:rPr>
-        <w:t>[N]</w:t>
-      </w:r>
-      <w:proofErr w:type="spellStart"/>
-      <w:r>
-        <w:rPr>
-          <w:color w:val="ED7D31" w:themeColor="accent2"/>
-        </w:rPr>
+          <w:color w:val="EE0000"/>
+        </w:rPr>
+      </w:pPr>
+      <w:r>
+        <w:t xml:space="preserve">(Run </w:t>
+      </w:r>
+      <w:r>
+        <w:t>experiments): [N]</w:t>
+      </w:r>
+      <w:proofErr w:type="spellStart"/>
+      <w:r>
         <w:t>batch_train_gat</w:t>
       </w:r>
       <w:proofErr w:type="spellEnd"/>
       <w:r>
-        <w:rPr>
-          <w:color w:val="ED7D31" w:themeColor="accent2"/>
-        </w:rPr>
         <w:t xml:space="preserve"> --tag XXX --batch XX --epoch XX --</w:t>
       </w:r>
       <w:proofErr w:type="spellStart"/>
       <w:r>
-        <w:rPr>
-          <w:color w:val="ED7D31" w:themeColor="accent2"/>
-        </w:rPr>
         <w:t>gnn</w:t>
       </w:r>
       <w:proofErr w:type="spellEnd"/>
       <w:r>
-        <w:rPr>
-          <w:color w:val="ED7D31" w:themeColor="accent2"/>
-        </w:rPr>
-        <w:t xml:space="preserve"> XX --runs </w:t>
-      </w:r>
-      <w:proofErr w:type="gramStart"/>
-      <w:r>
-        <w:rPr>
-          <w:color w:val="ED7D31" w:themeColor="accent2"/>
-        </w:rPr>
-        <w:t>XX  --</w:t>
-      </w:r>
-      <w:proofErr w:type="gramEnd"/>
-      <w:r>
-        <w:rPr>
-          <w:color w:val="ED7D31" w:themeColor="accent2"/>
-        </w:rPr>
-        <w:t>deterministic</w:t>
+        <w:t xml:space="preserve"> XX --runs XX</w:t>
       </w:r>
     </w:p>
     <w:p>
@@ -992,6 +2164,9 @@
       <w:r>
         <w:t xml:space="preserve"> XX --tag XX --runs XX</w:t>
       </w:r>
+      <w:r>
+        <w:t xml:space="preserve"> –adj XXX</w:t>
+      </w:r>
     </w:p>
     <w:p>
       <w:pPr>
@@ -1066,414 +2241,194 @@
     <w:p>
       <w:pPr>
         <w:pStyle w:val="Prrafodelista"/>
+        <w:ind w:left="1440"/>
+        <w:rPr>
+          <w:color w:val="C45911" w:themeColor="accent2" w:themeShade="BF"/>
+          <w:lang w:val="es-ES"/>
+        </w:rPr>
+      </w:pPr>
+      <w:r>
+        <w:rPr>
+          <w:color w:val="C45911" w:themeColor="accent2" w:themeShade="BF"/>
+          <w:lang w:val="es-ES"/>
+        </w:rPr>
+        <w:t xml:space="preserve">0.05 no lo </w:t>
+      </w:r>
+      <w:proofErr w:type="spellStart"/>
+      <w:r>
+        <w:rPr>
+          <w:color w:val="C45911" w:themeColor="accent2" w:themeShade="BF"/>
+          <w:lang w:val="es-ES"/>
+        </w:rPr>
+        <w:t>volvi</w:t>
+      </w:r>
+      <w:proofErr w:type="spellEnd"/>
+      <w:r>
+        <w:rPr>
+          <w:color w:val="C45911" w:themeColor="accent2" w:themeShade="BF"/>
+          <w:lang w:val="es-ES"/>
+        </w:rPr>
+        <w:t xml:space="preserve"> a mirar mucho por lo anterior (se mantienen los resultados anteriores)</w:t>
+      </w:r>
+      <w:r>
+        <w:rPr>
+          <w:color w:val="C45911" w:themeColor="accent2" w:themeShade="BF"/>
+          <w:lang w:val="es-ES"/>
+        </w:rPr>
+        <w:t xml:space="preserve">, parece influir cuan o meno cercano están los nodos observados. </w:t>
+      </w:r>
+    </w:p>
+    <w:p>
+      <w:pPr>
+        <w:pStyle w:val="Prrafodelista"/>
+        <w:ind w:left="1440"/>
+        <w:rPr>
+          <w:color w:val="C45911" w:themeColor="accent2" w:themeShade="BF"/>
+          <w:lang w:val="es-ES"/>
+        </w:rPr>
+      </w:pPr>
+    </w:p>
+    <w:p>
+      <w:pPr>
+        <w:pStyle w:val="Prrafodelista"/>
+        <w:ind w:left="1440"/>
+        <w:rPr>
+          <w:color w:val="C45911" w:themeColor="accent2" w:themeShade="BF"/>
+          <w:lang w:val="es-ES"/>
+        </w:rPr>
+      </w:pPr>
+      <w:r>
+        <w:rPr>
+          <w:color w:val="C45911" w:themeColor="accent2" w:themeShade="BF"/>
+          <w:lang w:val="es-ES"/>
+        </w:rPr>
+        <w:t xml:space="preserve">Con respecto a </w:t>
+      </w:r>
+      <w:proofErr w:type="gramStart"/>
+      <w:r>
+        <w:rPr>
+          <w:color w:val="C45911" w:themeColor="accent2" w:themeShade="BF"/>
+          <w:lang w:val="es-ES"/>
+        </w:rPr>
+        <w:t>los otros ratios</w:t>
+      </w:r>
+      <w:proofErr w:type="gramEnd"/>
+      <w:r>
+        <w:rPr>
+          <w:color w:val="C45911" w:themeColor="accent2" w:themeShade="BF"/>
+          <w:lang w:val="es-ES"/>
+        </w:rPr>
+        <w:t xml:space="preserve"> se puede ver que GAT tiene un rango más grande de error en ratios menores. En ratios mayores se estabiliza más los rangos, especialmente en GAT v2 (tenemos conexión residual y </w:t>
+      </w:r>
+      <w:proofErr w:type="spellStart"/>
+      <w:r>
+        <w:rPr>
+          <w:color w:val="C45911" w:themeColor="accent2" w:themeShade="BF"/>
+          <w:lang w:val="es-ES"/>
+        </w:rPr>
+        <w:t>dropout</w:t>
+      </w:r>
+      <w:proofErr w:type="spellEnd"/>
+      <w:r>
+        <w:rPr>
+          <w:color w:val="C45911" w:themeColor="accent2" w:themeShade="BF"/>
+          <w:lang w:val="es-ES"/>
+        </w:rPr>
+        <w:t xml:space="preserve"> (evita </w:t>
+      </w:r>
+      <w:proofErr w:type="spellStart"/>
+      <w:r>
+        <w:rPr>
+          <w:color w:val="C45911" w:themeColor="accent2" w:themeShade="BF"/>
+          <w:lang w:val="es-ES"/>
+        </w:rPr>
+        <w:t>overfitting</w:t>
+      </w:r>
+      <w:proofErr w:type="spellEnd"/>
+      <w:r>
+        <w:rPr>
+          <w:color w:val="C45911" w:themeColor="accent2" w:themeShade="BF"/>
+          <w:lang w:val="es-ES"/>
+        </w:rPr>
+        <w:t xml:space="preserve"> y distribuye los pesos)</w:t>
+      </w:r>
+    </w:p>
+    <w:p>
+      <w:pPr>
+        <w:pStyle w:val="Prrafodelista"/>
+        <w:ind w:left="1440"/>
+        <w:rPr>
+          <w:color w:val="C45911" w:themeColor="accent2" w:themeShade="BF"/>
+          <w:lang w:val="es-ES"/>
+        </w:rPr>
+      </w:pPr>
+    </w:p>
+    <w:p>
+      <w:pPr>
+        <w:pStyle w:val="Prrafodelista"/>
+        <w:ind w:left="1440"/>
+        <w:rPr>
+          <w:lang w:val="es-ES"/>
+        </w:rPr>
+      </w:pPr>
+    </w:p>
+    <w:p>
+      <w:pPr>
+        <w:pStyle w:val="Prrafodelista"/>
+        <w:numPr>
+          <w:ilvl w:val="0"/>
+          <w:numId w:val="1"/>
+        </w:numPr>
+        <w:rPr>
+          <w:lang w:val="es-ES"/>
+        </w:rPr>
+      </w:pPr>
+      <w:r>
+        <w:rPr>
+          <w:lang w:val="es-ES"/>
+        </w:rPr>
+        <w:t xml:space="preserve">Implementación de una Segunda </w:t>
+      </w:r>
+      <w:r>
+        <w:rPr>
+          <w:lang w:val="es-ES"/>
+        </w:rPr>
+        <w:t>versión de GAT_v2 para mejorar performance</w:t>
+      </w:r>
+    </w:p>
+    <w:p>
+      <w:pPr>
+        <w:pStyle w:val="Prrafodelista"/>
+        <w:numPr>
+          <w:ilvl w:val="1"/>
+          <w:numId w:val="1"/>
+        </w:numPr>
+        <w:rPr>
+          <w:lang w:val="es-ES"/>
+        </w:rPr>
+      </w:pPr>
+      <w:r>
+        <w:rPr>
+          <w:lang w:val="es-ES"/>
+        </w:rPr>
+        <w:t>Consideraciones:</w:t>
+      </w:r>
+    </w:p>
+    <w:p>
+      <w:pPr>
+        <w:pStyle w:val="Prrafodelista"/>
         <w:numPr>
           <w:ilvl w:val="2"/>
           <w:numId w:val="1"/>
         </w:numPr>
-        <w:rPr>
-          <w:color w:val="ED7D31" w:themeColor="accent2"/>
-        </w:rPr>
-      </w:pPr>
-      <w:proofErr w:type="spellStart"/>
-      <w:r>
-        <w:rPr>
-          <w:color w:val="ED7D31" w:themeColor="accent2"/>
-        </w:rPr>
-        <w:t>cdc</w:t>
-      </w:r>
-      <w:proofErr w:type="spellEnd"/>
-    </w:p>
-    <w:p>
-      <w:pPr>
-        <w:pStyle w:val="Prrafodelista"/>
-        <w:numPr>
-          <w:ilvl w:val="0"/>
-          <w:numId w:val="1"/>
-        </w:numPr>
-      </w:pPr>
-      <w:r>
-        <w:t>No_Seed</w:t>
-      </w:r>
-      <w:r>
-        <w:t>_gat_cheb2_</w:t>
-      </w:r>
-      <w:r>
-        <w:t>cheb1</w:t>
-      </w:r>
-    </w:p>
-    <w:p>
-      <w:pPr>
-        <w:pStyle w:val="Prrafodelista"/>
-        <w:numPr>
-          <w:ilvl w:val="1"/>
-          <w:numId w:val="1"/>
-        </w:numPr>
-        <w:rPr>
-          <w:lang w:val="es-ES"/>
-        </w:rPr>
-      </w:pPr>
-      <w:r>
-        <w:rPr>
-          <w:lang w:val="es-ES"/>
-        </w:rPr>
-        <w:t xml:space="preserve">Probar </w:t>
-      </w:r>
-      <w:proofErr w:type="gramStart"/>
-      <w:r>
-        <w:rPr>
-          <w:lang w:val="es-ES"/>
-        </w:rPr>
-        <w:t>distintos ratios</w:t>
-      </w:r>
-      <w:proofErr w:type="gramEnd"/>
-      <w:r>
-        <w:rPr>
-          <w:lang w:val="es-ES"/>
-        </w:rPr>
-        <w:t xml:space="preserve"> (0.05 0.1 0.2 0.4 0.8) con </w:t>
-      </w:r>
-      <w:proofErr w:type="spellStart"/>
-      <w:r>
-        <w:rPr>
-          <w:lang w:val="es-ES"/>
-        </w:rPr>
-        <w:t>xrandom</w:t>
-      </w:r>
-      <w:proofErr w:type="spellEnd"/>
-      <w:r>
-        <w:rPr>
-          <w:lang w:val="es-ES"/>
-        </w:rPr>
-        <w:t xml:space="preserve"> </w:t>
-      </w:r>
-      <w:r>
-        <w:rPr>
-          <w:lang w:val="es-ES"/>
-        </w:rPr>
-        <w:t xml:space="preserve">y NO </w:t>
-      </w:r>
-      <w:proofErr w:type="spellStart"/>
-      <w:r>
-        <w:rPr>
-          <w:lang w:val="es-ES"/>
-        </w:rPr>
-        <w:t>seed</w:t>
-      </w:r>
-      <w:proofErr w:type="spellEnd"/>
-      <w:r>
-        <w:rPr>
-          <w:lang w:val="es-ES"/>
-        </w:rPr>
-        <w:t xml:space="preserve"> (--</w:t>
-      </w:r>
-      <w:proofErr w:type="spellStart"/>
-      <w:r>
-        <w:rPr>
-          <w:lang w:val="es-ES"/>
-        </w:rPr>
-        <w:t>deterministic</w:t>
-      </w:r>
-      <w:proofErr w:type="spellEnd"/>
-      <w:r>
-        <w:rPr>
-          <w:lang w:val="es-ES"/>
-        </w:rPr>
-        <w:t>) con cheb1</w:t>
-      </w:r>
-      <w:r>
-        <w:rPr>
-          <w:lang w:val="es-ES"/>
-        </w:rPr>
-        <w:t xml:space="preserve">, cheb2 y </w:t>
-      </w:r>
-      <w:proofErr w:type="spellStart"/>
-      <w:r>
-        <w:rPr>
-          <w:lang w:val="es-ES"/>
-        </w:rPr>
-        <w:t>gat</w:t>
-      </w:r>
-      <w:proofErr w:type="spellEnd"/>
-      <w:r>
-        <w:rPr>
-          <w:lang w:val="es-ES"/>
-        </w:rPr>
-        <w:t>.</w:t>
-      </w:r>
-    </w:p>
-    <w:p>
-      <w:pPr>
-        <w:pStyle w:val="Prrafodelista"/>
-        <w:numPr>
-          <w:ilvl w:val="1"/>
-          <w:numId w:val="1"/>
-        </w:numPr>
-      </w:pPr>
-      <w:proofErr w:type="spellStart"/>
-      <w:r>
-        <w:t>Utilizar</w:t>
-      </w:r>
-      <w:proofErr w:type="spellEnd"/>
-      <w:r>
-        <w:t>:</w:t>
-      </w:r>
-    </w:p>
-    <w:p>
-      <w:pPr>
-        <w:pStyle w:val="Prrafodelista"/>
-        <w:numPr>
-          <w:ilvl w:val="2"/>
-          <w:numId w:val="1"/>
-        </w:numPr>
-        <w:rPr>
-          <w:color w:val="EE0000"/>
-        </w:rPr>
-      </w:pPr>
-      <w:r>
-        <w:lastRenderedPageBreak/>
-        <w:t xml:space="preserve">(Run </w:t>
-      </w:r>
-      <w:r>
-        <w:t>experiments): [N]</w:t>
-      </w:r>
-      <w:proofErr w:type="spellStart"/>
-      <w:r>
-        <w:t>batch_train_gat</w:t>
-      </w:r>
-      <w:proofErr w:type="spellEnd"/>
-      <w:r>
-        <w:t xml:space="preserve"> --tag XXX --batch XX --epoch XX --</w:t>
-      </w:r>
-      <w:proofErr w:type="spellStart"/>
-      <w:r>
-        <w:t>gnn</w:t>
-      </w:r>
-      <w:proofErr w:type="spellEnd"/>
-      <w:r>
-        <w:t xml:space="preserve"> XX --runs XX</w:t>
-      </w:r>
-    </w:p>
-    <w:p>
-      <w:pPr>
-        <w:pStyle w:val="Prrafodelista"/>
-        <w:numPr>
-          <w:ilvl w:val="2"/>
-          <w:numId w:val="1"/>
-        </w:numPr>
-      </w:pPr>
-      <w:r>
-        <w:t>[N]test_Taylor_metrics</w:t>
-      </w:r>
-      <w:r>
-        <w:t xml:space="preserve">_gat.py </w:t>
-      </w:r>
-      <w:r>
-        <w:t>--</w:t>
-      </w:r>
-      <w:proofErr w:type="spellStart"/>
-      <w:r>
-        <w:t>obsrat</w:t>
-      </w:r>
-      <w:proofErr w:type="spellEnd"/>
-      <w:r>
-        <w:t xml:space="preserve"> XX --</w:t>
-      </w:r>
-      <w:proofErr w:type="spellStart"/>
-      <w:r>
-        <w:t>gnn</w:t>
-      </w:r>
-      <w:proofErr w:type="spellEnd"/>
-      <w:r>
-        <w:t xml:space="preserve"> XX --tag XX --runs XX</w:t>
-      </w:r>
-      <w:r>
-        <w:t xml:space="preserve"> –adj XXX</w:t>
-      </w:r>
-    </w:p>
-    <w:p>
-      <w:pPr>
-        <w:pStyle w:val="Prrafodelista"/>
-        <w:numPr>
-          <w:ilvl w:val="2"/>
-          <w:numId w:val="1"/>
-        </w:numPr>
-      </w:pPr>
-      <w:r>
-        <w:t>[N]process_Taylor_metrics</w:t>
-      </w:r>
-      <w:r>
-        <w:t>_gat</w:t>
-      </w:r>
-      <w:r>
-        <w:t>.p</w:t>
-      </w:r>
-      <w:r>
-        <w:t>y</w:t>
-      </w:r>
-    </w:p>
-    <w:p>
-      <w:pPr>
-        <w:pStyle w:val="Prrafodelista"/>
-        <w:numPr>
-          <w:ilvl w:val="2"/>
-          <w:numId w:val="1"/>
-        </w:numPr>
-      </w:pPr>
-      <w:r>
-        <w:t>[N]</w:t>
-      </w:r>
-      <w:proofErr w:type="gramStart"/>
-      <w:r>
-        <w:t>plot_Taylor_diag</w:t>
-      </w:r>
-      <w:r>
-        <w:t>_gat</w:t>
-      </w:r>
-      <w:r>
-        <w:t>.py</w:t>
-      </w:r>
-      <w:r>
-        <w:t xml:space="preserve">  </w:t>
-      </w:r>
-      <w:r>
-        <w:t>--</w:t>
-      </w:r>
-      <w:proofErr w:type="gramEnd"/>
-      <w:r>
-        <w:t>legend --individual --model gat cheb1 cheb2</w:t>
-      </w:r>
-    </w:p>
-    <w:p>
-      <w:pPr>
-        <w:pStyle w:val="Prrafodelista"/>
-        <w:numPr>
-          <w:ilvl w:val="1"/>
-          <w:numId w:val="1"/>
-        </w:numPr>
-      </w:pPr>
-      <w:proofErr w:type="spellStart"/>
-      <w:r>
-        <w:t>Conclusiones</w:t>
-      </w:r>
-      <w:proofErr w:type="spellEnd"/>
-      <w:r>
-        <w:t>:</w:t>
-      </w:r>
-    </w:p>
-    <w:p>
-      <w:pPr>
-        <w:pStyle w:val="Prrafodelista"/>
-        <w:numPr>
-          <w:ilvl w:val="2"/>
-          <w:numId w:val="1"/>
-        </w:numPr>
-      </w:pPr>
-      <w:r>
-        <w:t>GAT [</w:t>
+      </w:pPr>
+      <w:r>
+        <w:rPr>
+          <w:lang w:val="es-ES"/>
+        </w:rPr>
+        <w:t>Utilizar v2 de GAT para que en lugar de calcular una “atención estática” cambie a la “dinámica” [</w:t>
       </w:r>
       <w:hyperlink r:id="rId5" w:history="1">
-        <w:r>
-          <w:rPr>
-            <w:rStyle w:val="Hipervnculo"/>
-          </w:rPr>
-          <w:t>[1710.10903] Graph Attention Networks</w:t>
-        </w:r>
-      </w:hyperlink>
-      <w:r>
-        <w:t>]</w:t>
-      </w:r>
-    </w:p>
-    <w:p>
-      <w:pPr>
-        <w:pStyle w:val="Prrafodelista"/>
-        <w:numPr>
-          <w:ilvl w:val="2"/>
-          <w:numId w:val="1"/>
-        </w:numPr>
-        <w:rPr>
-          <w:color w:val="FFC000" w:themeColor="accent4"/>
-        </w:rPr>
-      </w:pPr>
-      <w:proofErr w:type="spellStart"/>
-      <w:r>
-        <w:rPr>
-          <w:color w:val="FFC000" w:themeColor="accent4"/>
-        </w:rPr>
-        <w:t>omparar</w:t>
-      </w:r>
-      <w:proofErr w:type="spellEnd"/>
-      <w:r>
-        <w:rPr>
-          <w:color w:val="FFC000" w:themeColor="accent4"/>
-        </w:rPr>
-        <w:t xml:space="preserve"> con </w:t>
-      </w:r>
-      <w:proofErr w:type="spellStart"/>
-      <w:r>
-        <w:rPr>
-          <w:color w:val="FFC000" w:themeColor="accent4"/>
-        </w:rPr>
-        <w:t>aleatorio</w:t>
-      </w:r>
-      <w:proofErr w:type="spellEnd"/>
-    </w:p>
-    <w:p>
-      <w:pPr>
-        <w:pStyle w:val="Prrafodelista"/>
-        <w:numPr>
-          <w:ilvl w:val="0"/>
-          <w:numId w:val="1"/>
-        </w:numPr>
-        <w:rPr>
-          <w:lang w:val="es-ES"/>
-        </w:rPr>
-      </w:pPr>
-      <w:r>
-        <w:rPr>
-          <w:lang w:val="es-ES"/>
-        </w:rPr>
-        <w:t xml:space="preserve">Implementación de una Segunda </w:t>
-      </w:r>
-      <w:r>
-        <w:rPr>
-          <w:lang w:val="es-ES"/>
-        </w:rPr>
-        <w:t>versión de GAT_v2 para mejorar performance</w:t>
-      </w:r>
-    </w:p>
-    <w:p>
-      <w:pPr>
-        <w:pStyle w:val="Prrafodelista"/>
-        <w:numPr>
-          <w:ilvl w:val="1"/>
-          <w:numId w:val="1"/>
-        </w:numPr>
-        <w:rPr>
-          <w:lang w:val="es-ES"/>
-        </w:rPr>
-      </w:pPr>
-      <w:r>
-        <w:rPr>
-          <w:lang w:val="es-ES"/>
-        </w:rPr>
-        <w:t>Consideraciones:</w:t>
-      </w:r>
-    </w:p>
-    <w:p>
-      <w:pPr>
-        <w:pStyle w:val="Prrafodelista"/>
-        <w:numPr>
-          <w:ilvl w:val="2"/>
-          <w:numId w:val="1"/>
-        </w:numPr>
-      </w:pPr>
-      <w:r>
-        <w:rPr>
-          <w:lang w:val="es-ES"/>
-        </w:rPr>
-        <w:t>Utilizar v2 de GAT para que en lugar de calcular una “atención estática” cambie a la “dinámica” [</w:t>
-      </w:r>
-      <w:hyperlink r:id="rId6" w:history="1">
         <w:r>
           <w:rPr>
             <w:rStyle w:val="Hipervnculo"/>
@@ -1865,6 +2820,7 @@
         <w:rPr>
           <w:lang w:val="es-ES"/>
         </w:rPr>
+        <w:lastRenderedPageBreak/>
         <w:t>GATs</w:t>
       </w:r>
       <w:proofErr w:type="spellEnd"/>
@@ -2201,13 +3157,7 @@
         <w:t>[N]test_Taylor_metrics</w:t>
       </w:r>
       <w:r>
-        <w:t>_</w:t>
-      </w:r>
-      <w:r>
-        <w:t>ctown</w:t>
-      </w:r>
-      <w:r>
-        <w:t xml:space="preserve">.py </w:t>
+        <w:t xml:space="preserve">_ctown.py </w:t>
       </w:r>
       <w:r>
         <w:t>--</w:t>
@@ -2263,10 +3213,7 @@
         <w:t>[N]process_Taylor_metrics</w:t>
       </w:r>
       <w:r>
-        <w:t>_</w:t>
-      </w:r>
-      <w:r>
-        <w:t>ctown</w:t>
+        <w:t>_ctown</w:t>
       </w:r>
       <w:r>
         <w:t>.p</w:t>
@@ -2284,7 +3231,6 @@
         </w:numPr>
       </w:pPr>
       <w:r>
-        <w:lastRenderedPageBreak/>
         <w:t>[N]</w:t>
       </w:r>
       <w:proofErr w:type="gramStart"/>
@@ -2411,13 +3357,13 @@
     <w:p>
       <w:pPr>
         <w:rPr>
-          <w:color w:val="FFC000" w:themeColor="accent4"/>
-          <w:lang w:val="es-ES"/>
-        </w:rPr>
-      </w:pPr>
-      <w:r>
-        <w:rPr>
-          <w:color w:val="FFC000" w:themeColor="accent4"/>
+          <w:color w:val="ED7D31" w:themeColor="accent2"/>
+          <w:lang w:val="es-ES"/>
+        </w:rPr>
+      </w:pPr>
+      <w:r>
+        <w:rPr>
+          <w:color w:val="ED7D31" w:themeColor="accent2"/>
           <w:lang w:val="es-ES"/>
         </w:rPr>
         <w:t>HANOI</w:t>
@@ -2431,17 +3377,33 @@
           <w:numId w:val="3"/>
         </w:numPr>
         <w:rPr>
-          <w:color w:val="FFC000" w:themeColor="accent4"/>
-          <w:lang w:val="es-ES"/>
-        </w:rPr>
-      </w:pPr>
-      <w:r>
-        <w:rPr>
-          <w:color w:val="FFC000" w:themeColor="accent4"/>
+          <w:color w:val="ED7D31" w:themeColor="accent2"/>
+          <w:lang w:val="es-ES"/>
+        </w:rPr>
+      </w:pPr>
+      <w:r>
+        <w:rPr>
+          <w:color w:val="ED7D31" w:themeColor="accent2"/>
           <w:lang w:val="es-ES"/>
         </w:rPr>
         <w:t>Generación de datos:</w:t>
       </w:r>
+      <w:r>
+        <w:rPr>
+          <w:color w:val="ED7D31" w:themeColor="accent2"/>
+          <w:lang w:val="es-ES"/>
+        </w:rPr>
+        <w:t xml:space="preserve"> [N]</w:t>
+      </w:r>
+      <w:proofErr w:type="spellStart"/>
+      <w:r>
+        <w:rPr>
+          <w:color w:val="ED7D31" w:themeColor="accent2"/>
+          <w:lang w:val="es-ES"/>
+        </w:rPr>
+        <w:t>generate_data</w:t>
+      </w:r>
+      <w:proofErr w:type="spellEnd"/>
     </w:p>
     <w:p>
       <w:pPr>
@@ -2451,13 +3413,13 @@
           <w:numId w:val="3"/>
         </w:numPr>
         <w:rPr>
-          <w:color w:val="FFC000" w:themeColor="accent4"/>
-          <w:lang w:val="es-ES"/>
-        </w:rPr>
-      </w:pPr>
-      <w:r>
-        <w:rPr>
-          <w:color w:val="FFC000" w:themeColor="accent4"/>
+          <w:color w:val="ED7D31" w:themeColor="accent2"/>
+          <w:lang w:val="es-ES"/>
+        </w:rPr>
+      </w:pPr>
+      <w:r>
+        <w:rPr>
+          <w:color w:val="ED7D31" w:themeColor="accent2"/>
           <w:lang w:val="es-ES"/>
         </w:rPr>
         <w:t xml:space="preserve">Tuve que crear un nuevo script que ignorara </w:t>
@@ -2465,7 +3427,7 @@
       <w:proofErr w:type="gramStart"/>
       <w:r>
         <w:rPr>
-          <w:color w:val="FFC000" w:themeColor="accent4"/>
+          <w:color w:val="ED7D31" w:themeColor="accent2"/>
           <w:lang w:val="es-ES"/>
         </w:rPr>
         <w:t>el .</w:t>
@@ -2473,7 +3435,7 @@
       <w:proofErr w:type="spellStart"/>
       <w:r>
         <w:rPr>
-          <w:color w:val="FFC000" w:themeColor="accent4"/>
+          <w:color w:val="ED7D31" w:themeColor="accent2"/>
           <w:lang w:val="es-ES"/>
         </w:rPr>
         <w:t>yalm</w:t>
@@ -2482,7 +3444,7 @@
       <w:proofErr w:type="gramEnd"/>
       <w:r>
         <w:rPr>
-          <w:color w:val="FFC000" w:themeColor="accent4"/>
+          <w:color w:val="ED7D31" w:themeColor="accent2"/>
           <w:lang w:val="es-ES"/>
         </w:rPr>
         <w:t xml:space="preserve"> creado </w:t>
@@ -2490,8 +3452,1541 @@
     </w:p>
     <w:p>
       <w:pPr>
-        <w:rPr>
-          <w:color w:val="FFC000" w:themeColor="accent4"/>
+        <w:pStyle w:val="Prrafodelista"/>
+        <w:numPr>
+          <w:ilvl w:val="0"/>
+          <w:numId w:val="3"/>
+        </w:numPr>
+        <w:rPr>
+          <w:color w:val="ED7D31" w:themeColor="accent2"/>
+          <w:lang w:val="es-ES"/>
+        </w:rPr>
+      </w:pPr>
+      <w:r>
+        <w:rPr>
+          <w:color w:val="ED7D31" w:themeColor="accent2"/>
+          <w:lang w:val="es-ES"/>
+        </w:rPr>
+        <w:t>Experimentos</w:t>
+      </w:r>
+    </w:p>
+    <w:p>
+      <w:pPr>
+        <w:pStyle w:val="Prrafodelista"/>
+        <w:numPr>
+          <w:ilvl w:val="1"/>
+          <w:numId w:val="3"/>
+        </w:numPr>
+        <w:rPr>
+          <w:color w:val="ED7D31" w:themeColor="accent2"/>
+          <w:lang w:val="es-ES"/>
+        </w:rPr>
+      </w:pPr>
+      <w:r>
+        <w:rPr>
+          <w:color w:val="ED7D31" w:themeColor="accent2"/>
+          <w:lang w:val="es-ES"/>
+        </w:rPr>
+        <w:t xml:space="preserve">5 pruebas </w:t>
+      </w:r>
+      <w:proofErr w:type="spellStart"/>
+      <w:r>
+        <w:rPr>
+          <w:color w:val="ED7D31" w:themeColor="accent2"/>
+          <w:lang w:val="es-ES"/>
+        </w:rPr>
+        <w:t>xrandom</w:t>
+      </w:r>
+      <w:proofErr w:type="spellEnd"/>
+      <w:r>
+        <w:rPr>
+          <w:color w:val="ED7D31" w:themeColor="accent2"/>
+          <w:lang w:val="es-ES"/>
+        </w:rPr>
+        <w:t xml:space="preserve"> –</w:t>
+      </w:r>
+      <w:proofErr w:type="spellStart"/>
+      <w:r>
+        <w:rPr>
+          <w:color w:val="ED7D31" w:themeColor="accent2"/>
+          <w:lang w:val="es-ES"/>
+        </w:rPr>
+        <w:t>deterministic</w:t>
+      </w:r>
+      <w:proofErr w:type="spellEnd"/>
+      <w:r>
+        <w:rPr>
+          <w:color w:val="ED7D31" w:themeColor="accent2"/>
+          <w:lang w:val="es-ES"/>
+        </w:rPr>
+        <w:t xml:space="preserve"> (comparación con mismos sensores)</w:t>
+      </w:r>
+    </w:p>
+    <w:p>
+      <w:pPr>
+        <w:pStyle w:val="Prrafodelista"/>
+        <w:numPr>
+          <w:ilvl w:val="2"/>
+          <w:numId w:val="3"/>
+        </w:numPr>
+        <w:rPr>
+          <w:color w:val="ED7D31" w:themeColor="accent2"/>
+          <w:lang w:val="es-ES"/>
+        </w:rPr>
+      </w:pPr>
+      <w:r>
+        <w:rPr>
+          <w:color w:val="ED7D31" w:themeColor="accent2"/>
+          <w:lang w:val="es-ES"/>
+        </w:rPr>
+        <w:t>Cheb1</w:t>
+      </w:r>
+    </w:p>
+    <w:p>
+      <w:pPr>
+        <w:pStyle w:val="Prrafodelista"/>
+        <w:numPr>
+          <w:ilvl w:val="2"/>
+          <w:numId w:val="3"/>
+        </w:numPr>
+        <w:rPr>
+          <w:color w:val="ED7D31" w:themeColor="accent2"/>
+          <w:lang w:val="es-ES"/>
+        </w:rPr>
+      </w:pPr>
+      <w:r>
+        <w:rPr>
+          <w:color w:val="ED7D31" w:themeColor="accent2"/>
+          <w:lang w:val="es-ES"/>
+        </w:rPr>
+        <w:t>Cheb2</w:t>
+      </w:r>
+    </w:p>
+    <w:p>
+      <w:pPr>
+        <w:pStyle w:val="Prrafodelista"/>
+        <w:numPr>
+          <w:ilvl w:val="2"/>
+          <w:numId w:val="3"/>
+        </w:numPr>
+        <w:rPr>
+          <w:color w:val="ED7D31" w:themeColor="accent2"/>
+          <w:lang w:val="es-ES"/>
+        </w:rPr>
+      </w:pPr>
+      <w:r>
+        <w:rPr>
+          <w:color w:val="ED7D31" w:themeColor="accent2"/>
+          <w:lang w:val="es-ES"/>
+        </w:rPr>
+        <w:t>Gat</w:t>
+      </w:r>
+    </w:p>
+    <w:p>
+      <w:pPr>
+        <w:pStyle w:val="Prrafodelista"/>
+        <w:numPr>
+          <w:ilvl w:val="2"/>
+          <w:numId w:val="3"/>
+        </w:numPr>
+        <w:rPr>
+          <w:color w:val="ED7D31" w:themeColor="accent2"/>
+          <w:lang w:val="es-ES"/>
+        </w:rPr>
+      </w:pPr>
+      <w:r>
+        <w:rPr>
+          <w:color w:val="ED7D31" w:themeColor="accent2"/>
+          <w:lang w:val="es-ES"/>
+        </w:rPr>
+        <w:t>Gatv2</w:t>
+      </w:r>
+    </w:p>
+    <w:p>
+      <w:pPr>
+        <w:pStyle w:val="Prrafodelista"/>
+        <w:numPr>
+          <w:ilvl w:val="1"/>
+          <w:numId w:val="3"/>
+        </w:numPr>
+        <w:rPr>
+          <w:color w:val="ED7D31" w:themeColor="accent2"/>
+        </w:rPr>
+      </w:pPr>
+      <w:r>
+        <w:rPr>
+          <w:color w:val="ED7D31" w:themeColor="accent2"/>
+        </w:rPr>
+        <w:t xml:space="preserve">20 runs </w:t>
+      </w:r>
+      <w:proofErr w:type="spellStart"/>
+      <w:r>
+        <w:rPr>
+          <w:color w:val="ED7D31" w:themeColor="accent2"/>
+        </w:rPr>
+        <w:t>xrandom</w:t>
+      </w:r>
+      <w:proofErr w:type="spellEnd"/>
+      <w:r>
+        <w:rPr>
+          <w:color w:val="ED7D31" w:themeColor="accent2"/>
+        </w:rPr>
+        <w:t xml:space="preserve"> </w:t>
+      </w:r>
+      <w:r>
+        <w:rPr>
+          <w:color w:val="ED7D31" w:themeColor="accent2"/>
+        </w:rPr>
+        <w:t>con cheb1, cheb2(V1), gat, gat2</w:t>
+      </w:r>
+    </w:p>
+    <w:p>
+      <w:pPr>
+        <w:pStyle w:val="Prrafodelista"/>
+        <w:numPr>
+          <w:ilvl w:val="2"/>
+          <w:numId w:val="3"/>
+        </w:numPr>
+        <w:rPr>
+          <w:color w:val="ED7D31" w:themeColor="accent2"/>
+        </w:rPr>
+      </w:pPr>
+      <w:r>
+        <w:rPr>
+          <w:color w:val="ED7D31" w:themeColor="accent2"/>
+        </w:rPr>
+        <w:t>[hanoi_noseed_cheb2_v</w:t>
+      </w:r>
+      <w:proofErr w:type="gramStart"/>
+      <w:r>
+        <w:rPr>
+          <w:color w:val="ED7D31" w:themeColor="accent2"/>
+        </w:rPr>
+        <w:t>1]</w:t>
+      </w:r>
+      <w:proofErr w:type="spellStart"/>
+      <w:r>
+        <w:rPr>
+          <w:color w:val="ED7D31" w:themeColor="accent2"/>
+        </w:rPr>
+        <w:t>training</w:t>
+      </w:r>
+      <w:proofErr w:type="gramEnd"/>
+      <w:r>
+        <w:rPr>
+          <w:color w:val="ED7D31" w:themeColor="accent2"/>
+        </w:rPr>
+        <w:t>_computation_times</w:t>
+      </w:r>
+      <w:proofErr w:type="spellEnd"/>
+    </w:p>
+    <w:p>
+      <w:pPr>
+        <w:pStyle w:val="Prrafodelista"/>
+        <w:numPr>
+          <w:ilvl w:val="1"/>
+          <w:numId w:val="3"/>
+        </w:numPr>
+        <w:rPr>
+          <w:color w:val="ED7D31" w:themeColor="accent2"/>
+          <w:lang w:val="es-ES"/>
+        </w:rPr>
+      </w:pPr>
+      <w:r>
+        <w:rPr>
+          <w:color w:val="ED7D31" w:themeColor="accent2"/>
+          <w:lang w:val="es-ES"/>
+        </w:rPr>
+        <w:t xml:space="preserve">5 pruebas </w:t>
+      </w:r>
+      <w:proofErr w:type="spellStart"/>
+      <w:proofErr w:type="gramStart"/>
+      <w:r>
+        <w:rPr>
+          <w:color w:val="ED7D31" w:themeColor="accent2"/>
+          <w:lang w:val="es-ES"/>
+        </w:rPr>
+        <w:t>xrandom</w:t>
+      </w:r>
+      <w:proofErr w:type="spellEnd"/>
+      <w:r>
+        <w:rPr>
+          <w:color w:val="ED7D31" w:themeColor="accent2"/>
+          <w:lang w:val="es-ES"/>
+        </w:rPr>
+        <w:t xml:space="preserve">  con</w:t>
+      </w:r>
+      <w:proofErr w:type="gramEnd"/>
+      <w:r>
+        <w:rPr>
+          <w:color w:val="ED7D31" w:themeColor="accent2"/>
+          <w:lang w:val="es-ES"/>
+        </w:rPr>
+        <w:t xml:space="preserve"> cheb2(v2)</w:t>
+      </w:r>
+      <w:r>
+        <w:rPr>
+          <w:color w:val="ED7D31" w:themeColor="accent2"/>
+          <w:lang w:val="es-ES"/>
+        </w:rPr>
+        <w:t xml:space="preserve"> – no </w:t>
+      </w:r>
+      <w:proofErr w:type="spellStart"/>
+      <w:r>
+        <w:rPr>
+          <w:color w:val="ED7D31" w:themeColor="accent2"/>
+          <w:lang w:val="es-ES"/>
+        </w:rPr>
+        <w:t>seed</w:t>
+      </w:r>
+      <w:proofErr w:type="spellEnd"/>
+      <w:r>
+        <w:rPr>
+          <w:color w:val="ED7D31" w:themeColor="accent2"/>
+          <w:lang w:val="es-ES"/>
+        </w:rPr>
+        <w:t xml:space="preserve"> a ver si mejora la robustez</w:t>
+      </w:r>
+    </w:p>
+    <w:p>
+      <w:pPr>
+        <w:pStyle w:val="Prrafodelista"/>
+        <w:numPr>
+          <w:ilvl w:val="2"/>
+          <w:numId w:val="3"/>
+        </w:numPr>
+        <w:rPr>
+          <w:color w:val="ED7D31" w:themeColor="accent2"/>
+          <w:lang w:val="es-ES"/>
+        </w:rPr>
+      </w:pPr>
+      <w:proofErr w:type="gramStart"/>
+      <w:r>
+        <w:rPr>
+          <w:color w:val="ED7D31" w:themeColor="accent2"/>
+          <w:lang w:val="es-ES"/>
+        </w:rPr>
+        <w:t>HAGO LOS 15 RESTANTES???</w:t>
+      </w:r>
+      <w:proofErr w:type="gramEnd"/>
+    </w:p>
+    <w:p>
+      <w:pPr>
+        <w:pStyle w:val="Prrafodelista"/>
+        <w:numPr>
+          <w:ilvl w:val="2"/>
+          <w:numId w:val="3"/>
+        </w:numPr>
+        <w:rPr>
+          <w:color w:val="ED7D31" w:themeColor="accent2"/>
+          <w:lang w:val="es-ES"/>
+        </w:rPr>
+      </w:pPr>
+      <w:r>
+        <w:rPr>
+          <w:color w:val="ED7D31" w:themeColor="accent2"/>
+        </w:rPr>
+        <w:t>[hanoi_noseed_cheb2_v</w:t>
+      </w:r>
+      <w:proofErr w:type="gramStart"/>
+      <w:r>
+        <w:rPr>
+          <w:color w:val="ED7D31" w:themeColor="accent2"/>
+        </w:rPr>
+        <w:t>2]</w:t>
+      </w:r>
+      <w:proofErr w:type="spellStart"/>
+      <w:r>
+        <w:rPr>
+          <w:color w:val="ED7D31" w:themeColor="accent2"/>
+        </w:rPr>
+        <w:t>training</w:t>
+      </w:r>
+      <w:proofErr w:type="gramEnd"/>
+      <w:r>
+        <w:rPr>
+          <w:color w:val="ED7D31" w:themeColor="accent2"/>
+        </w:rPr>
+        <w:t>_computation_times</w:t>
+      </w:r>
+      <w:proofErr w:type="spellEnd"/>
+      <w:r>
+        <w:rPr>
+          <w:color w:val="ED7D31" w:themeColor="accent2"/>
+        </w:rPr>
+        <w:t xml:space="preserve">. </w:t>
+      </w:r>
+      <w:r>
+        <w:rPr>
+          <w:color w:val="ED7D31" w:themeColor="accent2"/>
+          <w:lang w:val="es-ES"/>
+        </w:rPr>
+        <w:t>_Faltaría quitar los antiguos cheb2_</w:t>
+      </w:r>
+    </w:p>
+    <w:p>
+      <w:pPr>
+        <w:pStyle w:val="Prrafodelista"/>
+        <w:numPr>
+          <w:ilvl w:val="2"/>
+          <w:numId w:val="3"/>
+        </w:numPr>
+        <w:rPr>
+          <w:color w:val="ED7D31" w:themeColor="accent2"/>
+          <w:lang w:val="es-ES"/>
+        </w:rPr>
+      </w:pPr>
+      <w:r>
+        <w:rPr>
+          <w:color w:val="ED7D31" w:themeColor="accent2"/>
+          <w:lang w:val="es-ES"/>
+        </w:rPr>
+        <w:t>[FINAAAL]: descarto cheb2_v2</w:t>
+      </w:r>
+    </w:p>
+    <w:p>
+      <w:pPr>
+        <w:pStyle w:val="Prrafodelista"/>
+        <w:numPr>
+          <w:ilvl w:val="1"/>
+          <w:numId w:val="3"/>
+        </w:numPr>
+        <w:rPr>
+          <w:color w:val="ED7D31" w:themeColor="accent2"/>
+          <w:highlight w:val="yellow"/>
+        </w:rPr>
+      </w:pPr>
+      <w:r>
+        <w:rPr>
+          <w:color w:val="ED7D31" w:themeColor="accent2"/>
+          <w:highlight w:val="yellow"/>
+        </w:rPr>
+        <w:t>5 RUNS XRANDOM SEED CHEB3</w:t>
+      </w:r>
+    </w:p>
+    <w:p>
+      <w:pPr>
+        <w:pStyle w:val="Prrafodelista"/>
+        <w:numPr>
+          <w:ilvl w:val="1"/>
+          <w:numId w:val="3"/>
+        </w:numPr>
+        <w:rPr>
+          <w:color w:val="ED7D31" w:themeColor="accent2"/>
+          <w:highlight w:val="yellow"/>
+        </w:rPr>
+      </w:pPr>
+      <w:r>
+        <w:rPr>
+          <w:color w:val="ED7D31" w:themeColor="accent2"/>
+          <w:highlight w:val="yellow"/>
+        </w:rPr>
+        <w:t xml:space="preserve">20 runs </w:t>
+      </w:r>
+      <w:proofErr w:type="spellStart"/>
+      <w:r>
+        <w:rPr>
+          <w:color w:val="ED7D31" w:themeColor="accent2"/>
+          <w:highlight w:val="yellow"/>
+        </w:rPr>
+        <w:t>xrandom</w:t>
+      </w:r>
+      <w:proofErr w:type="spellEnd"/>
+      <w:r>
+        <w:rPr>
+          <w:color w:val="ED7D31" w:themeColor="accent2"/>
+          <w:highlight w:val="yellow"/>
+        </w:rPr>
+        <w:t xml:space="preserve"> </w:t>
+      </w:r>
+      <w:proofErr w:type="spellStart"/>
+      <w:r>
+        <w:rPr>
+          <w:color w:val="ED7D31" w:themeColor="accent2"/>
+          <w:highlight w:val="yellow"/>
+        </w:rPr>
+        <w:t>no_seed</w:t>
+      </w:r>
+      <w:proofErr w:type="spellEnd"/>
+      <w:r>
+        <w:rPr>
+          <w:color w:val="ED7D31" w:themeColor="accent2"/>
+          <w:highlight w:val="yellow"/>
+        </w:rPr>
+        <w:t xml:space="preserve"> cheb3</w:t>
+      </w:r>
+    </w:p>
+    <w:p>
+      <w:pPr>
+        <w:pStyle w:val="Prrafodelista"/>
+        <w:ind w:left="2160"/>
+        <w:rPr>
+          <w:color w:val="ED7D31" w:themeColor="accent2"/>
+        </w:rPr>
+      </w:pPr>
+    </w:p>
+    <w:p>
+      <w:pPr>
+        <w:rPr>
+          <w:color w:val="ED7D31" w:themeColor="accent2"/>
+        </w:rPr>
+      </w:pPr>
+    </w:p>
+    <w:p>
+      <w:pPr>
+        <w:rPr>
+          <w:color w:val="ED7D31" w:themeColor="accent2"/>
+          <w:lang w:val="es-ES"/>
+        </w:rPr>
+      </w:pPr>
+      <w:proofErr w:type="gramStart"/>
+      <w:r>
+        <w:rPr>
+          <w:color w:val="ED7D31" w:themeColor="accent2"/>
+          <w:lang w:val="es-ES"/>
+        </w:rPr>
+        <w:t>ANYTOWN(</w:t>
+      </w:r>
+      <w:proofErr w:type="gramEnd"/>
+      <w:r>
+        <w:rPr>
+          <w:color w:val="ED7D31" w:themeColor="accent2"/>
+          <w:lang w:val="es-ES"/>
+        </w:rPr>
+        <w:t>Segunda vuelta)</w:t>
+      </w:r>
+    </w:p>
+    <w:p>
+      <w:pPr>
+        <w:pStyle w:val="Prrafodelista"/>
+        <w:numPr>
+          <w:ilvl w:val="0"/>
+          <w:numId w:val="6"/>
+        </w:numPr>
+        <w:rPr>
+          <w:color w:val="ED7D31" w:themeColor="accent2"/>
+          <w:lang w:val="es-ES"/>
+        </w:rPr>
+      </w:pPr>
+      <w:r>
+        <w:rPr>
+          <w:color w:val="ED7D31" w:themeColor="accent2"/>
+          <w:lang w:val="es-ES"/>
+        </w:rPr>
+        <w:lastRenderedPageBreak/>
+        <w:t>Experimentos</w:t>
+      </w:r>
+    </w:p>
+    <w:p>
+      <w:pPr>
+        <w:pStyle w:val="Prrafodelista"/>
+        <w:numPr>
+          <w:ilvl w:val="1"/>
+          <w:numId w:val="6"/>
+        </w:numPr>
+        <w:rPr>
+          <w:color w:val="ED7D31" w:themeColor="accent2"/>
+          <w:lang w:val="es-ES"/>
+        </w:rPr>
+      </w:pPr>
+      <w:r>
+        <w:rPr>
+          <w:color w:val="ED7D31" w:themeColor="accent2"/>
+          <w:lang w:val="es-ES"/>
+        </w:rPr>
+        <w:t>5 pruebas ya mencionadas antes</w:t>
+      </w:r>
+    </w:p>
+    <w:p>
+      <w:pPr>
+        <w:pStyle w:val="Prrafodelista"/>
+        <w:numPr>
+          <w:ilvl w:val="1"/>
+          <w:numId w:val="6"/>
+        </w:numPr>
+        <w:rPr>
+          <w:color w:val="ED7D31" w:themeColor="accent2"/>
+          <w:lang w:val="es-ES"/>
+        </w:rPr>
+      </w:pPr>
+      <w:r>
+        <w:rPr>
+          <w:color w:val="ED7D31" w:themeColor="accent2"/>
+          <w:lang w:val="es-ES"/>
+        </w:rPr>
+        <w:t xml:space="preserve">20 </w:t>
+      </w:r>
+      <w:proofErr w:type="spellStart"/>
+      <w:r>
+        <w:rPr>
+          <w:color w:val="ED7D31" w:themeColor="accent2"/>
+          <w:lang w:val="es-ES"/>
+        </w:rPr>
+        <w:t>runs</w:t>
+      </w:r>
+      <w:proofErr w:type="spellEnd"/>
+      <w:r>
+        <w:rPr>
+          <w:color w:val="ED7D31" w:themeColor="accent2"/>
+          <w:lang w:val="es-ES"/>
+        </w:rPr>
+        <w:t xml:space="preserve"> </w:t>
+      </w:r>
+      <w:proofErr w:type="spellStart"/>
+      <w:r>
+        <w:rPr>
+          <w:color w:val="ED7D31" w:themeColor="accent2"/>
+          <w:lang w:val="es-ES"/>
+        </w:rPr>
+        <w:t>xrandom</w:t>
+      </w:r>
+      <w:proofErr w:type="spellEnd"/>
+      <w:r>
+        <w:rPr>
+          <w:color w:val="ED7D31" w:themeColor="accent2"/>
+          <w:lang w:val="es-ES"/>
+        </w:rPr>
+        <w:t xml:space="preserve"> </w:t>
+      </w:r>
+      <w:r>
+        <w:rPr>
+          <w:color w:val="ED7D31" w:themeColor="accent2"/>
+          <w:lang w:val="es-ES"/>
+        </w:rPr>
+        <w:t xml:space="preserve">– no </w:t>
+      </w:r>
+      <w:proofErr w:type="spellStart"/>
+      <w:r>
+        <w:rPr>
+          <w:color w:val="ED7D31" w:themeColor="accent2"/>
+          <w:lang w:val="es-ES"/>
+        </w:rPr>
+        <w:t>seed</w:t>
+      </w:r>
+      <w:proofErr w:type="spellEnd"/>
+    </w:p>
+    <w:p>
+      <w:pPr>
+        <w:pStyle w:val="Prrafodelista"/>
+        <w:numPr>
+          <w:ilvl w:val="2"/>
+          <w:numId w:val="6"/>
+        </w:numPr>
+        <w:rPr>
+          <w:color w:val="ED7D31" w:themeColor="accent2"/>
+          <w:lang w:val="es-ES"/>
+        </w:rPr>
+      </w:pPr>
+      <w:r>
+        <w:rPr>
+          <w:color w:val="ED7D31" w:themeColor="accent2"/>
+          <w:lang w:val="es-ES"/>
+        </w:rPr>
+        <w:t>Gat2 (v1)</w:t>
+      </w:r>
+    </w:p>
+    <w:p>
+      <w:pPr>
+        <w:pStyle w:val="Prrafodelista"/>
+        <w:numPr>
+          <w:ilvl w:val="3"/>
+          <w:numId w:val="6"/>
+        </w:numPr>
+        <w:rPr>
+          <w:color w:val="ED7D31" w:themeColor="accent2"/>
+        </w:rPr>
+      </w:pPr>
+      <w:r>
+        <w:rPr>
+          <w:color w:val="ED7D31" w:themeColor="accent2"/>
+        </w:rPr>
+        <w:t>[ANYTOWN_v</w:t>
+      </w:r>
+      <w:proofErr w:type="gramStart"/>
+      <w:r>
+        <w:rPr>
+          <w:color w:val="ED7D31" w:themeColor="accent2"/>
+        </w:rPr>
+        <w:t>1][</w:t>
+      </w:r>
+      <w:proofErr w:type="gramEnd"/>
+      <w:r>
+        <w:rPr>
+          <w:color w:val="ED7D31" w:themeColor="accent2"/>
+        </w:rPr>
+        <w:t xml:space="preserve">no </w:t>
+      </w:r>
+      <w:proofErr w:type="gramStart"/>
+      <w:r>
+        <w:rPr>
+          <w:color w:val="ED7D31" w:themeColor="accent2"/>
+        </w:rPr>
+        <w:t>seed]</w:t>
+      </w:r>
+      <w:proofErr w:type="spellStart"/>
+      <w:r>
+        <w:rPr>
+          <w:color w:val="ED7D31" w:themeColor="accent2"/>
+        </w:rPr>
+        <w:t>training</w:t>
+      </w:r>
+      <w:proofErr w:type="gramEnd"/>
+      <w:r>
+        <w:rPr>
+          <w:color w:val="ED7D31" w:themeColor="accent2"/>
+        </w:rPr>
+        <w:t>_computation_times</w:t>
+      </w:r>
+      <w:proofErr w:type="spellEnd"/>
+    </w:p>
+    <w:p>
+      <w:pPr>
+        <w:pStyle w:val="Prrafodelista"/>
+        <w:numPr>
+          <w:ilvl w:val="2"/>
+          <w:numId w:val="6"/>
+        </w:numPr>
+        <w:rPr>
+          <w:color w:val="ED7D31" w:themeColor="accent2"/>
+        </w:rPr>
+      </w:pPr>
+      <w:r>
+        <w:rPr>
+          <w:color w:val="ED7D31" w:themeColor="accent2"/>
+        </w:rPr>
+        <w:t xml:space="preserve">GAT2(v2) – </w:t>
+      </w:r>
+      <w:proofErr w:type="spellStart"/>
+      <w:r>
+        <w:rPr>
+          <w:color w:val="ED7D31" w:themeColor="accent2"/>
+        </w:rPr>
+        <w:t>considerando</w:t>
+      </w:r>
+      <w:proofErr w:type="spellEnd"/>
+      <w:r>
+        <w:rPr>
+          <w:color w:val="ED7D31" w:themeColor="accent2"/>
+        </w:rPr>
+        <w:t xml:space="preserve"> Edge attributes</w:t>
+      </w:r>
+    </w:p>
+    <w:p>
+      <w:pPr>
+        <w:pStyle w:val="Prrafodelista"/>
+        <w:numPr>
+          <w:ilvl w:val="3"/>
+          <w:numId w:val="6"/>
+        </w:numPr>
+        <w:rPr>
+          <w:color w:val="ED7D31" w:themeColor="accent2"/>
+        </w:rPr>
+      </w:pPr>
+      <w:r>
+        <w:rPr>
+          <w:color w:val="ED7D31" w:themeColor="accent2"/>
+        </w:rPr>
+        <w:t>[ANYTOWN_v</w:t>
+      </w:r>
+      <w:proofErr w:type="gramStart"/>
+      <w:r>
+        <w:rPr>
+          <w:color w:val="ED7D31" w:themeColor="accent2"/>
+        </w:rPr>
+        <w:t>2][</w:t>
+      </w:r>
+      <w:proofErr w:type="gramEnd"/>
+      <w:r>
+        <w:rPr>
+          <w:color w:val="ED7D31" w:themeColor="accent2"/>
+        </w:rPr>
+        <w:t xml:space="preserve">no </w:t>
+      </w:r>
+      <w:proofErr w:type="gramStart"/>
+      <w:r>
+        <w:rPr>
+          <w:color w:val="ED7D31" w:themeColor="accent2"/>
+        </w:rPr>
+        <w:t>seed]</w:t>
+      </w:r>
+      <w:proofErr w:type="spellStart"/>
+      <w:r>
+        <w:rPr>
+          <w:color w:val="ED7D31" w:themeColor="accent2"/>
+        </w:rPr>
+        <w:t>training</w:t>
+      </w:r>
+      <w:proofErr w:type="gramEnd"/>
+      <w:r>
+        <w:rPr>
+          <w:color w:val="ED7D31" w:themeColor="accent2"/>
+        </w:rPr>
+        <w:t>_computation_times</w:t>
+      </w:r>
+      <w:proofErr w:type="spellEnd"/>
+    </w:p>
+    <w:p>
+      <w:pPr>
+        <w:pStyle w:val="Prrafodelista"/>
+        <w:numPr>
+          <w:ilvl w:val="1"/>
+          <w:numId w:val="6"/>
+        </w:numPr>
+        <w:rPr>
+          <w:color w:val="ED7D31" w:themeColor="accent2"/>
+        </w:rPr>
+      </w:pPr>
+      <w:r>
+        <w:rPr>
+          <w:color w:val="ED7D31" w:themeColor="accent2"/>
+        </w:rPr>
+        <w:t>20 RUNS XRANDOM -</w:t>
+      </w:r>
+      <w:r>
+        <w:rPr>
+          <w:color w:val="ED7D31" w:themeColor="accent2"/>
+        </w:rPr>
+        <w:t xml:space="preserve">NO </w:t>
+      </w:r>
+      <w:r>
+        <w:rPr>
+          <w:color w:val="ED7D31" w:themeColor="accent2"/>
+        </w:rPr>
+        <w:t>SEED (CHEB_V3)</w:t>
+      </w:r>
+    </w:p>
+    <w:p>
+      <w:pPr>
+        <w:pStyle w:val="Prrafodelista"/>
+        <w:numPr>
+          <w:ilvl w:val="2"/>
+          <w:numId w:val="6"/>
+        </w:numPr>
+        <w:rPr>
+          <w:color w:val="ED7D31" w:themeColor="accent2"/>
+          <w:lang w:val="es-ES"/>
+        </w:rPr>
+      </w:pPr>
+      <w:r>
+        <w:rPr>
+          <w:color w:val="ED7D31" w:themeColor="accent2"/>
+          <w:lang w:val="es-ES"/>
+        </w:rPr>
+        <w:t>Logs</w:t>
+      </w:r>
+      <w:r>
+        <w:rPr>
+          <w:color w:val="ED7D31" w:themeColor="accent2"/>
+          <w:lang w:val="es-ES"/>
+        </w:rPr>
+        <w:t>/</w:t>
+      </w:r>
+      <w:proofErr w:type="spellStart"/>
+      <w:r>
+        <w:rPr>
+          <w:color w:val="ED7D31" w:themeColor="accent2"/>
+          <w:lang w:val="es-ES"/>
+        </w:rPr>
+        <w:t>models</w:t>
+      </w:r>
+      <w:proofErr w:type="spellEnd"/>
+      <w:r>
+        <w:rPr>
+          <w:color w:val="ED7D31" w:themeColor="accent2"/>
+          <w:lang w:val="es-ES"/>
+        </w:rPr>
+        <w:t xml:space="preserve"> </w:t>
+      </w:r>
+      <w:r>
+        <w:rPr>
+          <w:color w:val="ED7D31" w:themeColor="accent2"/>
+          <w:lang w:val="es-ES"/>
+        </w:rPr>
+        <w:t>dentro de la c</w:t>
+      </w:r>
+      <w:r>
+        <w:rPr>
+          <w:color w:val="ED7D31" w:themeColor="accent2"/>
+          <w:lang w:val="es-ES"/>
+        </w:rPr>
+        <w:t>arpeta cheb3</w:t>
+      </w:r>
+    </w:p>
+    <w:p>
+      <w:pPr>
+        <w:pStyle w:val="Prrafodelista"/>
+        <w:numPr>
+          <w:ilvl w:val="2"/>
+          <w:numId w:val="6"/>
+        </w:numPr>
+        <w:rPr>
+          <w:color w:val="ED7D31" w:themeColor="accent2"/>
+        </w:rPr>
+      </w:pPr>
+      <w:r>
+        <w:rPr>
+          <w:color w:val="ED7D31" w:themeColor="accent2"/>
+        </w:rPr>
+        <w:t>[ANYTOWN_v</w:t>
+      </w:r>
+      <w:proofErr w:type="gramStart"/>
+      <w:r>
+        <w:rPr>
+          <w:color w:val="ED7D31" w:themeColor="accent2"/>
+        </w:rPr>
+        <w:t>2][</w:t>
+      </w:r>
+      <w:proofErr w:type="spellStart"/>
+      <w:proofErr w:type="gramEnd"/>
+      <w:r>
+        <w:rPr>
+          <w:color w:val="ED7D31" w:themeColor="accent2"/>
+        </w:rPr>
+        <w:t>no_</w:t>
+      </w:r>
+      <w:proofErr w:type="gramStart"/>
+      <w:r>
+        <w:rPr>
+          <w:color w:val="ED7D31" w:themeColor="accent2"/>
+        </w:rPr>
+        <w:t>seed</w:t>
+      </w:r>
+      <w:proofErr w:type="spellEnd"/>
+      <w:r>
+        <w:rPr>
+          <w:color w:val="ED7D31" w:themeColor="accent2"/>
+        </w:rPr>
+        <w:t>]</w:t>
+      </w:r>
+      <w:proofErr w:type="spellStart"/>
+      <w:r>
+        <w:rPr>
+          <w:color w:val="ED7D31" w:themeColor="accent2"/>
+        </w:rPr>
+        <w:t>training</w:t>
+      </w:r>
+      <w:proofErr w:type="gramEnd"/>
+      <w:r>
+        <w:rPr>
+          <w:color w:val="ED7D31" w:themeColor="accent2"/>
+        </w:rPr>
+        <w:t>_computation_times</w:t>
+      </w:r>
+      <w:proofErr w:type="spellEnd"/>
+      <w:r>
+        <w:rPr>
+          <w:color w:val="ED7D31" w:themeColor="accent2"/>
+        </w:rPr>
+        <w:t xml:space="preserve"> ACTUALIZADO</w:t>
+      </w:r>
+    </w:p>
+    <w:p>
+      <w:pPr>
+        <w:pStyle w:val="Prrafodelista"/>
+        <w:numPr>
+          <w:ilvl w:val="1"/>
+          <w:numId w:val="6"/>
+        </w:numPr>
+        <w:rPr>
+          <w:color w:val="ED7D31" w:themeColor="accent2"/>
+        </w:rPr>
+      </w:pPr>
+      <w:r>
+        <w:rPr>
+          <w:color w:val="ED7D31" w:themeColor="accent2"/>
+        </w:rPr>
+        <w:t xml:space="preserve">20 runs </w:t>
+      </w:r>
+      <w:proofErr w:type="spellStart"/>
+      <w:r>
+        <w:rPr>
+          <w:color w:val="ED7D31" w:themeColor="accent2"/>
+        </w:rPr>
+        <w:t>xrandom</w:t>
+      </w:r>
+      <w:proofErr w:type="spellEnd"/>
+      <w:r>
+        <w:rPr>
+          <w:color w:val="ED7D31" w:themeColor="accent2"/>
+        </w:rPr>
+        <w:t xml:space="preserve"> -seed (GATv2)</w:t>
+      </w:r>
+    </w:p>
+    <w:p>
+      <w:pPr>
+        <w:pStyle w:val="Prrafodelista"/>
+        <w:numPr>
+          <w:ilvl w:val="2"/>
+          <w:numId w:val="6"/>
+        </w:numPr>
+        <w:rPr>
+          <w:color w:val="ED7D31" w:themeColor="accent2"/>
+        </w:rPr>
+      </w:pPr>
+      <w:r>
+        <w:rPr>
+          <w:color w:val="ED7D31" w:themeColor="accent2"/>
+        </w:rPr>
+        <w:t>[</w:t>
+      </w:r>
+      <w:proofErr w:type="spellStart"/>
+      <w:r>
+        <w:rPr>
+          <w:color w:val="ED7D31" w:themeColor="accent2"/>
+        </w:rPr>
+        <w:t>Anytown_</w:t>
+      </w:r>
+      <w:proofErr w:type="gramStart"/>
+      <w:r>
+        <w:rPr>
+          <w:color w:val="ED7D31" w:themeColor="accent2"/>
+        </w:rPr>
+        <w:t>SEED</w:t>
+      </w:r>
+      <w:proofErr w:type="spellEnd"/>
+      <w:r>
+        <w:rPr>
+          <w:color w:val="ED7D31" w:themeColor="accent2"/>
+        </w:rPr>
+        <w:t>]</w:t>
+      </w:r>
+      <w:proofErr w:type="spellStart"/>
+      <w:r>
+        <w:rPr>
+          <w:color w:val="ED7D31" w:themeColor="accent2"/>
+        </w:rPr>
+        <w:t>training</w:t>
+      </w:r>
+      <w:proofErr w:type="gramEnd"/>
+      <w:r>
+        <w:rPr>
+          <w:color w:val="ED7D31" w:themeColor="accent2"/>
+        </w:rPr>
+        <w:t>_computation_times</w:t>
+      </w:r>
+      <w:proofErr w:type="spellEnd"/>
+    </w:p>
+    <w:p>
+      <w:pPr>
+        <w:pStyle w:val="Prrafodelista"/>
+        <w:numPr>
+          <w:ilvl w:val="1"/>
+          <w:numId w:val="6"/>
+        </w:numPr>
+        <w:rPr>
+          <w:color w:val="ED7D31" w:themeColor="accent2"/>
+        </w:rPr>
+      </w:pPr>
+      <w:r>
+        <w:rPr>
+          <w:color w:val="ED7D31" w:themeColor="accent2"/>
+        </w:rPr>
+        <w:t>20 RUNS XRANDOM -SEED (CHEB_V3)</w:t>
+      </w:r>
+    </w:p>
+    <w:p>
+      <w:pPr>
+        <w:pStyle w:val="Prrafodelista"/>
+        <w:numPr>
+          <w:ilvl w:val="2"/>
+          <w:numId w:val="6"/>
+        </w:numPr>
+        <w:rPr>
+          <w:color w:val="ED7D31" w:themeColor="accent2"/>
+          <w:lang w:val="es-ES"/>
+        </w:rPr>
+      </w:pPr>
+      <w:r>
+        <w:rPr>
+          <w:color w:val="ED7D31" w:themeColor="accent2"/>
+          <w:lang w:val="es-ES"/>
+        </w:rPr>
+        <w:t>Logs</w:t>
+      </w:r>
+      <w:r>
+        <w:rPr>
+          <w:color w:val="ED7D31" w:themeColor="accent2"/>
+          <w:lang w:val="es-ES"/>
+        </w:rPr>
+        <w:t>/</w:t>
+      </w:r>
+      <w:proofErr w:type="spellStart"/>
+      <w:r>
+        <w:rPr>
+          <w:color w:val="ED7D31" w:themeColor="accent2"/>
+          <w:lang w:val="es-ES"/>
+        </w:rPr>
+        <w:t>models</w:t>
+      </w:r>
+      <w:proofErr w:type="spellEnd"/>
+      <w:r>
+        <w:rPr>
+          <w:color w:val="ED7D31" w:themeColor="accent2"/>
+          <w:lang w:val="es-ES"/>
+        </w:rPr>
+        <w:t xml:space="preserve"> </w:t>
+      </w:r>
+      <w:r>
+        <w:rPr>
+          <w:color w:val="ED7D31" w:themeColor="accent2"/>
+          <w:lang w:val="es-ES"/>
+        </w:rPr>
+        <w:t>dentro de la c</w:t>
+      </w:r>
+      <w:r>
+        <w:rPr>
+          <w:color w:val="ED7D31" w:themeColor="accent2"/>
+          <w:lang w:val="es-ES"/>
+        </w:rPr>
+        <w:t>arpeta cheb2_v3(cheb3)</w:t>
+      </w:r>
+    </w:p>
+    <w:p>
+      <w:pPr>
+        <w:pStyle w:val="Prrafodelista"/>
+        <w:numPr>
+          <w:ilvl w:val="2"/>
+          <w:numId w:val="6"/>
+        </w:numPr>
+        <w:rPr>
+          <w:color w:val="ED7D31" w:themeColor="accent2"/>
+        </w:rPr>
+      </w:pPr>
+      <w:r>
+        <w:rPr>
+          <w:color w:val="ED7D31" w:themeColor="accent2"/>
+        </w:rPr>
+        <w:t>[</w:t>
+      </w:r>
+      <w:proofErr w:type="spellStart"/>
+      <w:r>
+        <w:rPr>
+          <w:color w:val="ED7D31" w:themeColor="accent2"/>
+        </w:rPr>
+        <w:t>Anytown_</w:t>
+      </w:r>
+      <w:proofErr w:type="gramStart"/>
+      <w:r>
+        <w:rPr>
+          <w:color w:val="ED7D31" w:themeColor="accent2"/>
+        </w:rPr>
+        <w:t>SEED</w:t>
+      </w:r>
+      <w:proofErr w:type="spellEnd"/>
+      <w:r>
+        <w:rPr>
+          <w:color w:val="ED7D31" w:themeColor="accent2"/>
+        </w:rPr>
+        <w:t>]</w:t>
+      </w:r>
+      <w:proofErr w:type="spellStart"/>
+      <w:r>
+        <w:rPr>
+          <w:color w:val="ED7D31" w:themeColor="accent2"/>
+        </w:rPr>
+        <w:t>training</w:t>
+      </w:r>
+      <w:proofErr w:type="gramEnd"/>
+      <w:r>
+        <w:rPr>
+          <w:color w:val="ED7D31" w:themeColor="accent2"/>
+        </w:rPr>
+        <w:t>_computation_</w:t>
+      </w:r>
+      <w:proofErr w:type="gramStart"/>
+      <w:r>
+        <w:rPr>
+          <w:color w:val="ED7D31" w:themeColor="accent2"/>
+        </w:rPr>
+        <w:t>times</w:t>
+      </w:r>
+      <w:proofErr w:type="spellEnd"/>
+      <w:r>
+        <w:rPr>
+          <w:color w:val="ED7D31" w:themeColor="accent2"/>
+        </w:rPr>
+        <w:t xml:space="preserve">  </w:t>
+      </w:r>
+      <w:proofErr w:type="spellStart"/>
+      <w:r>
+        <w:rPr>
+          <w:color w:val="ED7D31" w:themeColor="accent2"/>
+        </w:rPr>
+        <w:t>actualizado</w:t>
+      </w:r>
+      <w:proofErr w:type="spellEnd"/>
+      <w:proofErr w:type="gramEnd"/>
+    </w:p>
+    <w:p>
+      <w:pPr>
+        <w:rPr>
+          <w:color w:val="ED7D31" w:themeColor="accent2"/>
+        </w:rPr>
+      </w:pPr>
+    </w:p>
+    <w:p>
+      <w:pPr>
+        <w:rPr>
+          <w:color w:val="ED7D31" w:themeColor="accent2"/>
+        </w:rPr>
+      </w:pPr>
+      <w:r>
+        <w:rPr>
+          <w:color w:val="ED7D31" w:themeColor="accent2"/>
+        </w:rPr>
+        <w:t>BWSN</w:t>
+      </w:r>
+    </w:p>
+    <w:p>
+      <w:pPr>
+        <w:pStyle w:val="Prrafodelista"/>
+        <w:numPr>
+          <w:ilvl w:val="0"/>
+          <w:numId w:val="7"/>
+        </w:numPr>
+        <w:rPr>
+          <w:color w:val="ED7D31" w:themeColor="accent2"/>
+        </w:rPr>
+      </w:pPr>
+      <w:proofErr w:type="spellStart"/>
+      <w:r>
+        <w:rPr>
+          <w:color w:val="ED7D31" w:themeColor="accent2"/>
+        </w:rPr>
+        <w:t>Generate_data</w:t>
+      </w:r>
+      <w:proofErr w:type="spellEnd"/>
+      <w:r>
+        <w:rPr>
+          <w:color w:val="ED7D31" w:themeColor="accent2"/>
+        </w:rPr>
+        <w:t xml:space="preserve"> [N]generate_data_bwsn.py –params XXX</w:t>
+      </w:r>
+    </w:p>
+    <w:p>
+      <w:pPr>
+        <w:pStyle w:val="Prrafodelista"/>
+        <w:numPr>
+          <w:ilvl w:val="1"/>
+          <w:numId w:val="7"/>
+        </w:numPr>
+        <w:rPr>
+          <w:color w:val="ED7D31" w:themeColor="accent2"/>
+          <w:lang w:val="es-ES"/>
+        </w:rPr>
+      </w:pPr>
+      <w:r>
+        <w:rPr>
+          <w:color w:val="ED7D31" w:themeColor="accent2"/>
+          <w:lang w:val="es-ES"/>
+        </w:rPr>
+        <w:t xml:space="preserve">Tuve que crear un nuevo script que utilizara un </w:t>
+      </w:r>
+      <w:proofErr w:type="spellStart"/>
+      <w:r>
+        <w:rPr>
+          <w:color w:val="ED7D31" w:themeColor="accent2"/>
+          <w:lang w:val="es-ES"/>
+        </w:rPr>
+        <w:t>ylm</w:t>
+      </w:r>
+      <w:proofErr w:type="spellEnd"/>
+      <w:r>
+        <w:rPr>
+          <w:color w:val="ED7D31" w:themeColor="accent2"/>
+          <w:lang w:val="es-ES"/>
+        </w:rPr>
+        <w:t xml:space="preserve"> genérico</w:t>
+      </w:r>
+    </w:p>
+    <w:p>
+      <w:pPr>
+        <w:pStyle w:val="Prrafodelista"/>
+        <w:numPr>
+          <w:ilvl w:val="0"/>
+          <w:numId w:val="7"/>
+        </w:numPr>
+        <w:rPr>
+          <w:color w:val="ED7D31" w:themeColor="accent2"/>
+          <w:lang w:val="es-ES"/>
+        </w:rPr>
+      </w:pPr>
+      <w:r>
+        <w:rPr>
+          <w:color w:val="ED7D31" w:themeColor="accent2"/>
+          <w:lang w:val="es-ES"/>
+        </w:rPr>
+        <w:t>Experimentos</w:t>
+      </w:r>
+    </w:p>
+    <w:p>
+      <w:pPr>
+        <w:pStyle w:val="Prrafodelista"/>
+        <w:numPr>
+          <w:ilvl w:val="1"/>
+          <w:numId w:val="7"/>
+        </w:numPr>
+        <w:rPr>
+          <w:color w:val="ED7D31" w:themeColor="accent2"/>
+          <w:lang w:val="es-ES"/>
+        </w:rPr>
+      </w:pPr>
+      <w:r>
+        <w:rPr>
+          <w:color w:val="ED7D31" w:themeColor="accent2"/>
+          <w:lang w:val="es-ES"/>
+        </w:rPr>
+        <w:t xml:space="preserve">5 pruebas </w:t>
+      </w:r>
+      <w:proofErr w:type="spellStart"/>
+      <w:r>
+        <w:rPr>
+          <w:color w:val="ED7D31" w:themeColor="accent2"/>
+          <w:lang w:val="es-ES"/>
+        </w:rPr>
+        <w:t>xrandom</w:t>
+      </w:r>
+      <w:proofErr w:type="spellEnd"/>
+      <w:r>
+        <w:rPr>
+          <w:color w:val="ED7D31" w:themeColor="accent2"/>
+          <w:lang w:val="es-ES"/>
+        </w:rPr>
+        <w:t xml:space="preserve"> –</w:t>
+      </w:r>
+      <w:proofErr w:type="spellStart"/>
+      <w:proofErr w:type="gramStart"/>
+      <w:r>
+        <w:rPr>
+          <w:color w:val="ED7D31" w:themeColor="accent2"/>
+          <w:lang w:val="es-ES"/>
+        </w:rPr>
+        <w:t>deterministic</w:t>
+      </w:r>
+      <w:proofErr w:type="spellEnd"/>
+      <w:r>
+        <w:rPr>
+          <w:color w:val="ED7D31" w:themeColor="accent2"/>
+          <w:lang w:val="es-ES"/>
+        </w:rPr>
+        <w:t xml:space="preserve">  (</w:t>
+      </w:r>
+      <w:proofErr w:type="gramEnd"/>
+      <w:r>
+        <w:rPr>
+          <w:color w:val="ED7D31" w:themeColor="accent2"/>
+          <w:lang w:val="es-ES"/>
+        </w:rPr>
+        <w:t>comparación con mismos sensores)</w:t>
+      </w:r>
+    </w:p>
+    <w:p>
+      <w:pPr>
+        <w:pStyle w:val="Prrafodelista"/>
+        <w:numPr>
+          <w:ilvl w:val="2"/>
+          <w:numId w:val="7"/>
+        </w:numPr>
+        <w:rPr>
+          <w:strike/>
+          <w:color w:val="ED7D31" w:themeColor="accent2"/>
+          <w:lang w:val="es-ES"/>
+        </w:rPr>
+      </w:pPr>
+      <w:r>
+        <w:rPr>
+          <w:strike/>
+          <w:color w:val="ED7D31" w:themeColor="accent2"/>
+          <w:lang w:val="es-ES"/>
+        </w:rPr>
+        <w:t>Cheb1 (</w:t>
+      </w:r>
+      <w:proofErr w:type="spellStart"/>
+      <w:r>
+        <w:rPr>
+          <w:strike/>
+          <w:color w:val="ED7D31" w:themeColor="accent2"/>
+          <w:lang w:val="es-ES"/>
+        </w:rPr>
+        <w:t>hypopt</w:t>
+      </w:r>
+      <w:proofErr w:type="spellEnd"/>
+      <w:r>
+        <w:rPr>
+          <w:strike/>
+          <w:color w:val="ED7D31" w:themeColor="accent2"/>
+          <w:lang w:val="es-ES"/>
+        </w:rPr>
+        <w:t xml:space="preserve"> -&gt; NO)</w:t>
+      </w:r>
+    </w:p>
+    <w:p>
+      <w:pPr>
+        <w:pStyle w:val="Prrafodelista"/>
+        <w:numPr>
+          <w:ilvl w:val="2"/>
+          <w:numId w:val="7"/>
+        </w:numPr>
+        <w:rPr>
+          <w:color w:val="ED7D31" w:themeColor="accent2"/>
+          <w:lang w:val="es-ES"/>
+        </w:rPr>
+      </w:pPr>
+      <w:r>
+        <w:rPr>
+          <w:color w:val="ED7D31" w:themeColor="accent2"/>
+          <w:lang w:val="es-ES"/>
+        </w:rPr>
+        <w:t>Cheb2 (al ojo)</w:t>
+      </w:r>
+    </w:p>
+    <w:p>
+      <w:pPr>
+        <w:pStyle w:val="Prrafodelista"/>
+        <w:numPr>
+          <w:ilvl w:val="2"/>
+          <w:numId w:val="7"/>
+        </w:numPr>
+        <w:rPr>
+          <w:color w:val="ED7D31" w:themeColor="accent2"/>
+          <w:lang w:val="es-ES"/>
+        </w:rPr>
+      </w:pPr>
+      <w:r>
+        <w:rPr>
+          <w:color w:val="ED7D31" w:themeColor="accent2"/>
+          <w:lang w:val="es-ES"/>
+        </w:rPr>
+        <w:t>Gat</w:t>
+      </w:r>
+    </w:p>
+    <w:p>
+      <w:pPr>
+        <w:pStyle w:val="Prrafodelista"/>
+        <w:numPr>
+          <w:ilvl w:val="2"/>
+          <w:numId w:val="7"/>
+        </w:numPr>
+        <w:rPr>
+          <w:color w:val="ED7D31" w:themeColor="accent2"/>
+          <w:lang w:val="es-ES"/>
+        </w:rPr>
+      </w:pPr>
+      <w:r>
+        <w:rPr>
+          <w:color w:val="ED7D31" w:themeColor="accent2"/>
+          <w:lang w:val="es-ES"/>
+        </w:rPr>
+        <w:t>Gatv2</w:t>
+      </w:r>
+    </w:p>
+    <w:p>
+      <w:pPr>
+        <w:pStyle w:val="Prrafodelista"/>
+        <w:numPr>
+          <w:ilvl w:val="1"/>
+          <w:numId w:val="7"/>
+        </w:numPr>
+        <w:rPr>
+          <w:color w:val="ED7D31" w:themeColor="accent2"/>
+          <w:lang w:val="es-ES"/>
+        </w:rPr>
+      </w:pPr>
+      <w:r>
+        <w:rPr>
+          <w:color w:val="ED7D31" w:themeColor="accent2"/>
+          <w:lang w:val="es-ES"/>
+        </w:rPr>
+        <w:t>2</w:t>
+      </w:r>
+      <w:r>
+        <w:rPr>
+          <w:color w:val="ED7D31" w:themeColor="accent2"/>
+          <w:lang w:val="es-ES"/>
+        </w:rPr>
+        <w:t xml:space="preserve">0 pruebas </w:t>
+      </w:r>
+      <w:proofErr w:type="spellStart"/>
+      <w:r>
+        <w:rPr>
+          <w:color w:val="ED7D31" w:themeColor="accent2"/>
+          <w:lang w:val="es-ES"/>
+        </w:rPr>
+        <w:t>xrandon</w:t>
+      </w:r>
+      <w:proofErr w:type="spellEnd"/>
+      <w:r>
+        <w:rPr>
+          <w:color w:val="ED7D31" w:themeColor="accent2"/>
+          <w:lang w:val="es-ES"/>
+        </w:rPr>
+        <w:t xml:space="preserve"> (no </w:t>
+      </w:r>
+      <w:proofErr w:type="spellStart"/>
+      <w:r>
+        <w:rPr>
+          <w:color w:val="ED7D31" w:themeColor="accent2"/>
+          <w:lang w:val="es-ES"/>
+        </w:rPr>
+        <w:t>seed</w:t>
+      </w:r>
+      <w:proofErr w:type="spellEnd"/>
+      <w:r>
+        <w:rPr>
+          <w:color w:val="ED7D31" w:themeColor="accent2"/>
+          <w:lang w:val="es-ES"/>
+        </w:rPr>
+        <w:t>)</w:t>
+      </w:r>
+      <w:r>
+        <w:rPr>
+          <w:color w:val="ED7D31" w:themeColor="accent2"/>
+          <w:lang w:val="es-ES"/>
+        </w:rPr>
+        <w:t xml:space="preserve"> </w:t>
+      </w:r>
+      <w:r>
+        <w:rPr>
+          <w:color w:val="ED7D31" w:themeColor="accent2"/>
+          <w:lang w:val="es-ES"/>
+        </w:rPr>
+        <w:sym w:font="Wingdings" w:char="F0E0"/>
+      </w:r>
+    </w:p>
+    <w:p>
+      <w:pPr>
+        <w:pStyle w:val="Prrafodelista"/>
+        <w:numPr>
+          <w:ilvl w:val="2"/>
+          <w:numId w:val="7"/>
+        </w:numPr>
+        <w:rPr>
+          <w:color w:val="ED7D31" w:themeColor="accent2"/>
+          <w:lang w:val="es-ES"/>
+        </w:rPr>
+      </w:pPr>
+      <w:r>
+        <w:rPr>
+          <w:color w:val="ED7D31" w:themeColor="accent2"/>
+          <w:lang w:val="es-ES"/>
+        </w:rPr>
+        <w:t>Training time fue experimentado separadamente cada uno.</w:t>
+      </w:r>
+    </w:p>
+    <w:p>
+      <w:pPr>
+        <w:pStyle w:val="Prrafodelista"/>
+        <w:ind w:left="2160"/>
+        <w:rPr>
+          <w:color w:val="ED7D31" w:themeColor="accent2"/>
+          <w:lang w:val="es-ES"/>
+        </w:rPr>
+      </w:pPr>
+    </w:p>
+    <w:p>
+      <w:pPr>
+        <w:rPr>
+          <w:color w:val="ED7D31" w:themeColor="accent2"/>
           <w:lang w:val="es-ES"/>
         </w:rPr>
       </w:pPr>
@@ -2527,102 +5022,128 @@
 <file path=word/numbering.xml><?xml version="1.0" encoding="utf-8"?>
 <w:numbering xmlns:wpc="http://schemas.microsoft.com/office/word/2010/wordprocessingCanvas" xmlns:cx="http://schemas.microsoft.com/office/drawing/2014/chartex" xmlns:cx1="http://schemas.microsoft.com/office/drawing/2015/9/8/chartex" xmlns:cx2="http://schemas.microsoft.com/office/drawing/2015/10/21/chartex" xmlns:cx3="http://schemas.microsoft.com/office/drawing/2016/5/9/chartex" xmlns:cx4="http://schemas.microsoft.com/office/drawing/2016/5/10/chartex" xmlns:cx5="http://schemas.microsoft.com/office/drawing/2016/5/11/chartex" xmlns:cx6="http://schemas.microsoft.com/office/drawing/2016/5/12/chartex" xmlns:cx7="http://schemas.microsoft.com/office/drawing/2016/5/13/chartex" xmlns:cx8="http://schemas.microsoft.com/office/drawing/2016/5/14/chartex" xmlns:mc="http://schemas.openxmlformats.org/markup-compatibility/2006" xmlns:aink="http://schemas.microsoft.com/office/drawing/2016/ink" xmlns:am3d="http://schemas.microsoft.com/office/drawing/2017/model3d" xmlns:o="urn:schemas-microsoft-com:office:office" xmlns:oel="http://schemas.microsoft.com/office/2019/extlst" xmlns:r="http://schemas.openxmlformats.org/officeDocument/2006/relationships" xmlns:m="http://schemas.openxmlformats.org/officeDocument/2006/math" xmlns:v="urn:schemas-microsoft-com:vml" xmlns:wp14="http://schemas.microsoft.com/office/word/2010/wordprocessingDrawing" xmlns:wp="http://schemas.openxmlformats.org/drawingml/2006/wordprocessingDrawing" xmlns:w10="urn:schemas-microsoft-com:office:word" xmlns:w="http://schemas.openxmlformats.org/wordprocessingml/2006/main" xmlns:w14="http://schemas.microsoft.com/office/word/2010/wordml" xmlns:w15="http://schemas.microsoft.com/office/word/2012/wordml" xmlns:w16cex="http://schemas.microsoft.com/office/word/2018/wordml/cex" xmlns:w16cid="http://schemas.microsoft.com/office/word/2016/wordml/cid" xmlns:w16="http://schemas.microsoft.com/office/word/2018/wordml" xmlns:w16du="http://schemas.microsoft.com/office/word/2023/wordml/word16du" xmlns:w16sdtdh="http://schemas.microsoft.com/office/word/2020/wordml/sdtdatahash" xmlns:w16sdtfl="http://schemas.microsoft.com/office/word/2024/wordml/sdtformatlock" xmlns:w16se="http://schemas.microsoft.com/office/word/2015/wordml/symex" xmlns:wpg="http://schemas.microsoft.com/office/word/2010/wordprocessingGroup" xmlns:wpi="http://schemas.microsoft.com/office/word/2010/wordprocessingInk" xmlns:wne="http://schemas.microsoft.com/office/word/2006/wordml" xmlns:wps="http://schemas.microsoft.com/office/word/2010/wordprocessingShape" mc:Ignorable="w14 w15 w16se w16cid w16 w16cex w16sdtdh w16sdtfl w16du wp14">
   <w:abstractNum w:abstractNumId="0" w15:restartNumberingAfterBreak="0">
-    <w:nsid w:val="35A77A7E"/>
-    <w:multiLevelType w:val="hybridMultilevel"/>
-    <w:tmpl w:val="315E2CFE"/>
-    <w:lvl w:ilvl="0" w:tplc="0C0A0019">
+    <w:nsid w:val="31067F01"/>
+    <w:multiLevelType w:val="multilevel"/>
+    <w:tmpl w:val="50FEAE62"/>
+    <w:lvl w:ilvl="0">
+      <w:numFmt w:val="decimal"/>
+      <w:lvlText w:val="%1"/>
+      <w:lvlJc w:val="left"/>
+      <w:pPr>
+        <w:ind w:left="510" w:hanging="510"/>
+      </w:pPr>
+      <w:rPr>
+        <w:rFonts w:hint="default"/>
+      </w:rPr>
+    </w:lvl>
+    <w:lvl w:ilvl="1">
       <w:start w:val="1"/>
-      <w:numFmt w:val="lowerLetter"/>
-      <w:lvlText w:val="%1."/>
+      <w:numFmt w:val="decimalZero"/>
+      <w:lvlText w:val="%1.%2"/>
       <w:lvlJc w:val="left"/>
       <w:pPr>
-        <w:ind w:left="1440" w:hanging="360"/>
-      </w:pPr>
+        <w:ind w:left="510" w:hanging="510"/>
+      </w:pPr>
+      <w:rPr>
+        <w:rFonts w:hint="default"/>
+      </w:rPr>
     </w:lvl>
-    <w:lvl w:ilvl="1" w:tplc="0C0A0019" w:tentative="1">
-      <w:start w:val="1"/>
-      <w:numFmt w:val="lowerLetter"/>
-      <w:lvlText w:val="%2."/>
-      <w:lvlJc w:val="left"/>
-      <w:pPr>
-        <w:ind w:left="2160" w:hanging="360"/>
-      </w:pPr>
-    </w:lvl>
-    <w:lvl w:ilvl="2" w:tplc="0C0A001B" w:tentative="1">
-      <w:start w:val="1"/>
-      <w:numFmt w:val="lowerRoman"/>
-      <w:lvlText w:val="%3."/>
-      <w:lvlJc w:val="right"/>
-      <w:pPr>
-        <w:ind w:left="2880" w:hanging="180"/>
-      </w:pPr>
-    </w:lvl>
-    <w:lvl w:ilvl="3" w:tplc="0C0A000F" w:tentative="1">
+    <w:lvl w:ilvl="2">
       <w:start w:val="1"/>
       <w:numFmt w:val="decimal"/>
-      <w:lvlText w:val="%4."/>
+      <w:lvlText w:val="%1.%2.%3"/>
       <w:lvlJc w:val="left"/>
       <w:pPr>
-        <w:ind w:left="3600" w:hanging="360"/>
-      </w:pPr>
+        <w:ind w:left="720" w:hanging="720"/>
+      </w:pPr>
+      <w:rPr>
+        <w:rFonts w:hint="default"/>
+      </w:rPr>
     </w:lvl>
-    <w:lvl w:ilvl="4" w:tplc="0C0A0019" w:tentative="1">
-      <w:start w:val="1"/>
-      <w:numFmt w:val="lowerLetter"/>
-      <w:lvlText w:val="%5."/>
-      <w:lvlJc w:val="left"/>
-      <w:pPr>
-        <w:ind w:left="4320" w:hanging="360"/>
-      </w:pPr>
-    </w:lvl>
-    <w:lvl w:ilvl="5" w:tplc="0C0A001B" w:tentative="1">
-      <w:start w:val="1"/>
-      <w:numFmt w:val="lowerRoman"/>
-      <w:lvlText w:val="%6."/>
-      <w:lvlJc w:val="right"/>
-      <w:pPr>
-        <w:ind w:left="5040" w:hanging="180"/>
-      </w:pPr>
-    </w:lvl>
-    <w:lvl w:ilvl="6" w:tplc="0C0A000F" w:tentative="1">
+    <w:lvl w:ilvl="3">
       <w:start w:val="1"/>
       <w:numFmt w:val="decimal"/>
-      <w:lvlText w:val="%7."/>
+      <w:lvlText w:val="%1.%2.%3.%4"/>
       <w:lvlJc w:val="left"/>
       <w:pPr>
-        <w:ind w:left="5760" w:hanging="360"/>
-      </w:pPr>
+        <w:ind w:left="720" w:hanging="720"/>
+      </w:pPr>
+      <w:rPr>
+        <w:rFonts w:hint="default"/>
+      </w:rPr>
     </w:lvl>
-    <w:lvl w:ilvl="7" w:tplc="0C0A0019" w:tentative="1">
+    <w:lvl w:ilvl="4">
       <w:start w:val="1"/>
-      <w:numFmt w:val="lowerLetter"/>
-      <w:lvlText w:val="%8."/>
+      <w:numFmt w:val="decimal"/>
+      <w:lvlText w:val="%1.%2.%3.%4.%5"/>
       <w:lvlJc w:val="left"/>
       <w:pPr>
-        <w:ind w:left="6480" w:hanging="360"/>
-      </w:pPr>
+        <w:ind w:left="1080" w:hanging="1080"/>
+      </w:pPr>
+      <w:rPr>
+        <w:rFonts w:hint="default"/>
+      </w:rPr>
     </w:lvl>
-    <w:lvl w:ilvl="8" w:tplc="0C0A001B" w:tentative="1">
+    <w:lvl w:ilvl="5">
       <w:start w:val="1"/>
-      <w:numFmt w:val="lowerRoman"/>
-      <w:lvlText w:val="%9."/>
-      <w:lvlJc w:val="right"/>
-      <w:pPr>
-        <w:ind w:left="7200" w:hanging="180"/>
-      </w:pPr>
+      <w:numFmt w:val="decimal"/>
+      <w:lvlText w:val="%1.%2.%3.%4.%5.%6"/>
+      <w:lvlJc w:val="left"/>
+      <w:pPr>
+        <w:ind w:left="1080" w:hanging="1080"/>
+      </w:pPr>
+      <w:rPr>
+        <w:rFonts w:hint="default"/>
+      </w:rPr>
+    </w:lvl>
+    <w:lvl w:ilvl="6">
+      <w:start w:val="1"/>
+      <w:numFmt w:val="decimal"/>
+      <w:lvlText w:val="%1.%2.%3.%4.%5.%6.%7"/>
+      <w:lvlJc w:val="left"/>
+      <w:pPr>
+        <w:ind w:left="1440" w:hanging="1440"/>
+      </w:pPr>
+      <w:rPr>
+        <w:rFonts w:hint="default"/>
+      </w:rPr>
+    </w:lvl>
+    <w:lvl w:ilvl="7">
+      <w:start w:val="1"/>
+      <w:numFmt w:val="decimal"/>
+      <w:lvlText w:val="%1.%2.%3.%4.%5.%6.%7.%8"/>
+      <w:lvlJc w:val="left"/>
+      <w:pPr>
+        <w:ind w:left="1440" w:hanging="1440"/>
+      </w:pPr>
+      <w:rPr>
+        <w:rFonts w:hint="default"/>
+      </w:rPr>
+    </w:lvl>
+    <w:lvl w:ilvl="8">
+      <w:start w:val="1"/>
+      <w:numFmt w:val="decimal"/>
+      <w:lvlText w:val="%1.%2.%3.%4.%5.%6.%7.%8.%9"/>
+      <w:lvlJc w:val="left"/>
+      <w:pPr>
+        <w:ind w:left="1440" w:hanging="1440"/>
+      </w:pPr>
+      <w:rPr>
+        <w:rFonts w:hint="default"/>
+      </w:rPr>
     </w:lvl>
   </w:abstractNum>
   <w:abstractNum w:abstractNumId="1" w15:restartNumberingAfterBreak="0">
-    <w:nsid w:val="40F24264"/>
+    <w:nsid w:val="32FA5F15"/>
     <w:multiLevelType w:val="hybridMultilevel"/>
-    <w:tmpl w:val="08C25038"/>
-    <w:lvl w:ilvl="0" w:tplc="0C0A000F">
+    <w:tmpl w:val="D09A2782"/>
+    <w:lvl w:ilvl="0" w:tplc="7892F176">
       <w:start w:val="1"/>
       <w:numFmt w:val="decimal"/>
       <w:lvlText w:val="%1."/>
       <w:lvlJc w:val="left"/>
       <w:pPr>
-        <w:ind w:left="720" w:hanging="360"/>
+        <w:ind w:left="1065" w:hanging="360"/>
       </w:pPr>
       <w:rPr>
         <w:rFonts w:hint="default"/>
@@ -2634,7 +5155,93 @@
       <w:lvlText w:val="%2."/>
       <w:lvlJc w:val="left"/>
       <w:pPr>
+        <w:ind w:left="1785" w:hanging="360"/>
+      </w:pPr>
+    </w:lvl>
+    <w:lvl w:ilvl="2" w:tplc="0C0A001B">
+      <w:start w:val="1"/>
+      <w:numFmt w:val="lowerRoman"/>
+      <w:lvlText w:val="%3."/>
+      <w:lvlJc w:val="right"/>
+      <w:pPr>
+        <w:ind w:left="2505" w:hanging="180"/>
+      </w:pPr>
+    </w:lvl>
+    <w:lvl w:ilvl="3" w:tplc="0C0A000F">
+      <w:start w:val="1"/>
+      <w:numFmt w:val="decimal"/>
+      <w:lvlText w:val="%4."/>
+      <w:lvlJc w:val="left"/>
+      <w:pPr>
+        <w:ind w:left="3225" w:hanging="360"/>
+      </w:pPr>
+    </w:lvl>
+    <w:lvl w:ilvl="4" w:tplc="0C0A0019" w:tentative="1">
+      <w:start w:val="1"/>
+      <w:numFmt w:val="lowerLetter"/>
+      <w:lvlText w:val="%5."/>
+      <w:lvlJc w:val="left"/>
+      <w:pPr>
+        <w:ind w:left="3945" w:hanging="360"/>
+      </w:pPr>
+    </w:lvl>
+    <w:lvl w:ilvl="5" w:tplc="0C0A001B" w:tentative="1">
+      <w:start w:val="1"/>
+      <w:numFmt w:val="lowerRoman"/>
+      <w:lvlText w:val="%6."/>
+      <w:lvlJc w:val="right"/>
+      <w:pPr>
+        <w:ind w:left="4665" w:hanging="180"/>
+      </w:pPr>
+    </w:lvl>
+    <w:lvl w:ilvl="6" w:tplc="0C0A000F" w:tentative="1">
+      <w:start w:val="1"/>
+      <w:numFmt w:val="decimal"/>
+      <w:lvlText w:val="%7."/>
+      <w:lvlJc w:val="left"/>
+      <w:pPr>
+        <w:ind w:left="5385" w:hanging="360"/>
+      </w:pPr>
+    </w:lvl>
+    <w:lvl w:ilvl="7" w:tplc="0C0A0019" w:tentative="1">
+      <w:start w:val="1"/>
+      <w:numFmt w:val="lowerLetter"/>
+      <w:lvlText w:val="%8."/>
+      <w:lvlJc w:val="left"/>
+      <w:pPr>
+        <w:ind w:left="6105" w:hanging="360"/>
+      </w:pPr>
+    </w:lvl>
+    <w:lvl w:ilvl="8" w:tplc="0C0A001B" w:tentative="1">
+      <w:start w:val="1"/>
+      <w:numFmt w:val="lowerRoman"/>
+      <w:lvlText w:val="%9."/>
+      <w:lvlJc w:val="right"/>
+      <w:pPr>
+        <w:ind w:left="6825" w:hanging="180"/>
+      </w:pPr>
+    </w:lvl>
+  </w:abstractNum>
+  <w:abstractNum w:abstractNumId="2" w15:restartNumberingAfterBreak="0">
+    <w:nsid w:val="35A77A7E"/>
+    <w:multiLevelType w:val="hybridMultilevel"/>
+    <w:tmpl w:val="315E2CFE"/>
+    <w:lvl w:ilvl="0" w:tplc="0C0A0019">
+      <w:start w:val="1"/>
+      <w:numFmt w:val="lowerLetter"/>
+      <w:lvlText w:val="%1."/>
+      <w:lvlJc w:val="left"/>
+      <w:pPr>
         <w:ind w:left="1440" w:hanging="360"/>
+      </w:pPr>
+    </w:lvl>
+    <w:lvl w:ilvl="1" w:tplc="0C0A0019" w:tentative="1">
+      <w:start w:val="1"/>
+      <w:numFmt w:val="lowerLetter"/>
+      <w:lvlText w:val="%2."/>
+      <w:lvlJc w:val="left"/>
+      <w:pPr>
+        <w:ind w:left="2160" w:hanging="360"/>
       </w:pPr>
     </w:lvl>
     <w:lvl w:ilvl="2" w:tplc="0C0A001B" w:tentative="1">
@@ -2643,7 +5250,7 @@
       <w:lvlText w:val="%3."/>
       <w:lvlJc w:val="right"/>
       <w:pPr>
-        <w:ind w:left="2160" w:hanging="180"/>
+        <w:ind w:left="2880" w:hanging="180"/>
       </w:pPr>
     </w:lvl>
     <w:lvl w:ilvl="3" w:tplc="0C0A000F" w:tentative="1">
@@ -2652,7 +5259,7 @@
       <w:lvlText w:val="%4."/>
       <w:lvlJc w:val="left"/>
       <w:pPr>
-        <w:ind w:left="2880" w:hanging="360"/>
+        <w:ind w:left="3600" w:hanging="360"/>
       </w:pPr>
     </w:lvl>
     <w:lvl w:ilvl="4" w:tplc="0C0A0019" w:tentative="1">
@@ -2661,7 +5268,7 @@
       <w:lvlText w:val="%5."/>
       <w:lvlJc w:val="left"/>
       <w:pPr>
-        <w:ind w:left="3600" w:hanging="360"/>
+        <w:ind w:left="4320" w:hanging="360"/>
       </w:pPr>
     </w:lvl>
     <w:lvl w:ilvl="5" w:tplc="0C0A001B" w:tentative="1">
@@ -2670,7 +5277,7 @@
       <w:lvlText w:val="%6."/>
       <w:lvlJc w:val="right"/>
       <w:pPr>
-        <w:ind w:left="4320" w:hanging="180"/>
+        <w:ind w:left="5040" w:hanging="180"/>
       </w:pPr>
     </w:lvl>
     <w:lvl w:ilvl="6" w:tplc="0C0A000F" w:tentative="1">
@@ -2679,7 +5286,7 @@
       <w:lvlText w:val="%7."/>
       <w:lvlJc w:val="left"/>
       <w:pPr>
-        <w:ind w:left="5040" w:hanging="360"/>
+        <w:ind w:left="5760" w:hanging="360"/>
       </w:pPr>
     </w:lvl>
     <w:lvl w:ilvl="7" w:tplc="0C0A0019" w:tentative="1">
@@ -2688,7 +5295,7 @@
       <w:lvlText w:val="%8."/>
       <w:lvlJc w:val="left"/>
       <w:pPr>
-        <w:ind w:left="5760" w:hanging="360"/>
+        <w:ind w:left="6480" w:hanging="360"/>
       </w:pPr>
     </w:lvl>
     <w:lvl w:ilvl="8" w:tplc="0C0A001B" w:tentative="1">
@@ -2697,14 +5304,14 @@
       <w:lvlText w:val="%9."/>
       <w:lvlJc w:val="right"/>
       <w:pPr>
-        <w:ind w:left="6480" w:hanging="180"/>
+        <w:ind w:left="7200" w:hanging="180"/>
       </w:pPr>
     </w:lvl>
   </w:abstractNum>
-  <w:abstractNum w:abstractNumId="2" w15:restartNumberingAfterBreak="0">
-    <w:nsid w:val="60086744"/>
+  <w:abstractNum w:abstractNumId="3" w15:restartNumberingAfterBreak="0">
+    <w:nsid w:val="40F24264"/>
     <w:multiLevelType w:val="hybridMultilevel"/>
-    <w:tmpl w:val="AA62053E"/>
+    <w:tmpl w:val="08C25038"/>
     <w:lvl w:ilvl="0" w:tplc="0C0A000F">
       <w:start w:val="1"/>
       <w:numFmt w:val="decimal"/>
@@ -2735,6 +5342,235 @@
         <w:ind w:left="2160" w:hanging="180"/>
       </w:pPr>
     </w:lvl>
+    <w:lvl w:ilvl="3" w:tplc="0C0A000F" w:tentative="1">
+      <w:start w:val="1"/>
+      <w:numFmt w:val="decimal"/>
+      <w:lvlText w:val="%4."/>
+      <w:lvlJc w:val="left"/>
+      <w:pPr>
+        <w:ind w:left="2880" w:hanging="360"/>
+      </w:pPr>
+    </w:lvl>
+    <w:lvl w:ilvl="4" w:tplc="0C0A0019" w:tentative="1">
+      <w:start w:val="1"/>
+      <w:numFmt w:val="lowerLetter"/>
+      <w:lvlText w:val="%5."/>
+      <w:lvlJc w:val="left"/>
+      <w:pPr>
+        <w:ind w:left="3600" w:hanging="360"/>
+      </w:pPr>
+    </w:lvl>
+    <w:lvl w:ilvl="5" w:tplc="0C0A001B" w:tentative="1">
+      <w:start w:val="1"/>
+      <w:numFmt w:val="lowerRoman"/>
+      <w:lvlText w:val="%6."/>
+      <w:lvlJc w:val="right"/>
+      <w:pPr>
+        <w:ind w:left="4320" w:hanging="180"/>
+      </w:pPr>
+    </w:lvl>
+    <w:lvl w:ilvl="6" w:tplc="0C0A000F" w:tentative="1">
+      <w:start w:val="1"/>
+      <w:numFmt w:val="decimal"/>
+      <w:lvlText w:val="%7."/>
+      <w:lvlJc w:val="left"/>
+      <w:pPr>
+        <w:ind w:left="5040" w:hanging="360"/>
+      </w:pPr>
+    </w:lvl>
+    <w:lvl w:ilvl="7" w:tplc="0C0A0019" w:tentative="1">
+      <w:start w:val="1"/>
+      <w:numFmt w:val="lowerLetter"/>
+      <w:lvlText w:val="%8."/>
+      <w:lvlJc w:val="left"/>
+      <w:pPr>
+        <w:ind w:left="5760" w:hanging="360"/>
+      </w:pPr>
+    </w:lvl>
+    <w:lvl w:ilvl="8" w:tplc="0C0A001B" w:tentative="1">
+      <w:start w:val="1"/>
+      <w:numFmt w:val="lowerRoman"/>
+      <w:lvlText w:val="%9."/>
+      <w:lvlJc w:val="right"/>
+      <w:pPr>
+        <w:ind w:left="6480" w:hanging="180"/>
+      </w:pPr>
+    </w:lvl>
+  </w:abstractNum>
+  <w:abstractNum w:abstractNumId="4" w15:restartNumberingAfterBreak="0">
+    <w:nsid w:val="412A1E13"/>
+    <w:multiLevelType w:val="hybridMultilevel"/>
+    <w:tmpl w:val="D6E2532A"/>
+    <w:lvl w:ilvl="0" w:tplc="EFC27214">
+      <w:start w:val="1"/>
+      <w:numFmt w:val="bullet"/>
+      <w:lvlText w:val="-"/>
+      <w:lvlJc w:val="left"/>
+      <w:pPr>
+        <w:tabs>
+          <w:tab w:val="num" w:pos="720"/>
+        </w:tabs>
+        <w:ind w:left="720" w:hanging="360"/>
+      </w:pPr>
+      <w:rPr>
+        <w:rFonts w:ascii="Times New Roman" w:hAnsi="Times New Roman" w:hint="default"/>
+      </w:rPr>
+    </w:lvl>
+    <w:lvl w:ilvl="1" w:tplc="DC683616" w:tentative="1">
+      <w:start w:val="1"/>
+      <w:numFmt w:val="bullet"/>
+      <w:lvlText w:val="-"/>
+      <w:lvlJc w:val="left"/>
+      <w:pPr>
+        <w:tabs>
+          <w:tab w:val="num" w:pos="1440"/>
+        </w:tabs>
+        <w:ind w:left="1440" w:hanging="360"/>
+      </w:pPr>
+      <w:rPr>
+        <w:rFonts w:ascii="Times New Roman" w:hAnsi="Times New Roman" w:hint="default"/>
+      </w:rPr>
+    </w:lvl>
+    <w:lvl w:ilvl="2" w:tplc="725CC278">
+      <w:start w:val="1"/>
+      <w:numFmt w:val="bullet"/>
+      <w:lvlText w:val="-"/>
+      <w:lvlJc w:val="left"/>
+      <w:pPr>
+        <w:tabs>
+          <w:tab w:val="num" w:pos="2160"/>
+        </w:tabs>
+        <w:ind w:left="2160" w:hanging="360"/>
+      </w:pPr>
+      <w:rPr>
+        <w:rFonts w:ascii="Times New Roman" w:hAnsi="Times New Roman" w:hint="default"/>
+      </w:rPr>
+    </w:lvl>
+    <w:lvl w:ilvl="3" w:tplc="EF4CCD66" w:tentative="1">
+      <w:start w:val="1"/>
+      <w:numFmt w:val="bullet"/>
+      <w:lvlText w:val="-"/>
+      <w:lvlJc w:val="left"/>
+      <w:pPr>
+        <w:tabs>
+          <w:tab w:val="num" w:pos="2880"/>
+        </w:tabs>
+        <w:ind w:left="2880" w:hanging="360"/>
+      </w:pPr>
+      <w:rPr>
+        <w:rFonts w:ascii="Times New Roman" w:hAnsi="Times New Roman" w:hint="default"/>
+      </w:rPr>
+    </w:lvl>
+    <w:lvl w:ilvl="4" w:tplc="5066E25E" w:tentative="1">
+      <w:start w:val="1"/>
+      <w:numFmt w:val="bullet"/>
+      <w:lvlText w:val="-"/>
+      <w:lvlJc w:val="left"/>
+      <w:pPr>
+        <w:tabs>
+          <w:tab w:val="num" w:pos="3600"/>
+        </w:tabs>
+        <w:ind w:left="3600" w:hanging="360"/>
+      </w:pPr>
+      <w:rPr>
+        <w:rFonts w:ascii="Times New Roman" w:hAnsi="Times New Roman" w:hint="default"/>
+      </w:rPr>
+    </w:lvl>
+    <w:lvl w:ilvl="5" w:tplc="BC768EBC" w:tentative="1">
+      <w:start w:val="1"/>
+      <w:numFmt w:val="bullet"/>
+      <w:lvlText w:val="-"/>
+      <w:lvlJc w:val="left"/>
+      <w:pPr>
+        <w:tabs>
+          <w:tab w:val="num" w:pos="4320"/>
+        </w:tabs>
+        <w:ind w:left="4320" w:hanging="360"/>
+      </w:pPr>
+      <w:rPr>
+        <w:rFonts w:ascii="Times New Roman" w:hAnsi="Times New Roman" w:hint="default"/>
+      </w:rPr>
+    </w:lvl>
+    <w:lvl w:ilvl="6" w:tplc="6374BA1A" w:tentative="1">
+      <w:start w:val="1"/>
+      <w:numFmt w:val="bullet"/>
+      <w:lvlText w:val="-"/>
+      <w:lvlJc w:val="left"/>
+      <w:pPr>
+        <w:tabs>
+          <w:tab w:val="num" w:pos="5040"/>
+        </w:tabs>
+        <w:ind w:left="5040" w:hanging="360"/>
+      </w:pPr>
+      <w:rPr>
+        <w:rFonts w:ascii="Times New Roman" w:hAnsi="Times New Roman" w:hint="default"/>
+      </w:rPr>
+    </w:lvl>
+    <w:lvl w:ilvl="7" w:tplc="30B853EE" w:tentative="1">
+      <w:start w:val="1"/>
+      <w:numFmt w:val="bullet"/>
+      <w:lvlText w:val="-"/>
+      <w:lvlJc w:val="left"/>
+      <w:pPr>
+        <w:tabs>
+          <w:tab w:val="num" w:pos="5760"/>
+        </w:tabs>
+        <w:ind w:left="5760" w:hanging="360"/>
+      </w:pPr>
+      <w:rPr>
+        <w:rFonts w:ascii="Times New Roman" w:hAnsi="Times New Roman" w:hint="default"/>
+      </w:rPr>
+    </w:lvl>
+    <w:lvl w:ilvl="8" w:tplc="3AEAAF02" w:tentative="1">
+      <w:start w:val="1"/>
+      <w:numFmt w:val="bullet"/>
+      <w:lvlText w:val="-"/>
+      <w:lvlJc w:val="left"/>
+      <w:pPr>
+        <w:tabs>
+          <w:tab w:val="num" w:pos="6480"/>
+        </w:tabs>
+        <w:ind w:left="6480" w:hanging="360"/>
+      </w:pPr>
+      <w:rPr>
+        <w:rFonts w:ascii="Times New Roman" w:hAnsi="Times New Roman" w:hint="default"/>
+      </w:rPr>
+    </w:lvl>
+  </w:abstractNum>
+  <w:abstractNum w:abstractNumId="5" w15:restartNumberingAfterBreak="0">
+    <w:nsid w:val="60086744"/>
+    <w:multiLevelType w:val="hybridMultilevel"/>
+    <w:tmpl w:val="AA62053E"/>
+    <w:lvl w:ilvl="0" w:tplc="0C0A000F">
+      <w:start w:val="1"/>
+      <w:numFmt w:val="decimal"/>
+      <w:lvlText w:val="%1."/>
+      <w:lvlJc w:val="left"/>
+      <w:pPr>
+        <w:ind w:left="720" w:hanging="360"/>
+      </w:pPr>
+      <w:rPr>
+        <w:rFonts w:hint="default"/>
+      </w:rPr>
+    </w:lvl>
+    <w:lvl w:ilvl="1" w:tplc="0C0A0019">
+      <w:start w:val="1"/>
+      <w:numFmt w:val="lowerLetter"/>
+      <w:lvlText w:val="%2."/>
+      <w:lvlJc w:val="left"/>
+      <w:pPr>
+        <w:ind w:left="1440" w:hanging="360"/>
+      </w:pPr>
+    </w:lvl>
+    <w:lvl w:ilvl="2" w:tplc="0C0A001B">
+      <w:start w:val="1"/>
+      <w:numFmt w:val="lowerRoman"/>
+      <w:lvlText w:val="%3."/>
+      <w:lvlJc w:val="right"/>
+      <w:pPr>
+        <w:ind w:left="2160" w:hanging="180"/>
+      </w:pPr>
+    </w:lvl>
     <w:lvl w:ilvl="3" w:tplc="5CBAD002">
       <w:start w:val="1"/>
       <w:numFmt w:val="upperRoman"/>
@@ -2793,14 +5629,115 @@
       </w:pPr>
     </w:lvl>
   </w:abstractNum>
+  <w:abstractNum w:abstractNumId="6" w15:restartNumberingAfterBreak="0">
+    <w:nsid w:val="6A3302CB"/>
+    <w:multiLevelType w:val="hybridMultilevel"/>
+    <w:tmpl w:val="E342E12E"/>
+    <w:lvl w:ilvl="0" w:tplc="0C0A000F">
+      <w:start w:val="1"/>
+      <w:numFmt w:val="decimal"/>
+      <w:lvlText w:val="%1."/>
+      <w:lvlJc w:val="left"/>
+      <w:pPr>
+        <w:ind w:left="720" w:hanging="360"/>
+      </w:pPr>
+      <w:rPr>
+        <w:rFonts w:hint="default"/>
+      </w:rPr>
+    </w:lvl>
+    <w:lvl w:ilvl="1" w:tplc="0C0A0019">
+      <w:start w:val="1"/>
+      <w:numFmt w:val="lowerLetter"/>
+      <w:lvlText w:val="%2."/>
+      <w:lvlJc w:val="left"/>
+      <w:pPr>
+        <w:ind w:left="1440" w:hanging="360"/>
+      </w:pPr>
+    </w:lvl>
+    <w:lvl w:ilvl="2" w:tplc="0C0A001B">
+      <w:start w:val="1"/>
+      <w:numFmt w:val="lowerRoman"/>
+      <w:lvlText w:val="%3."/>
+      <w:lvlJc w:val="right"/>
+      <w:pPr>
+        <w:ind w:left="2160" w:hanging="180"/>
+      </w:pPr>
+    </w:lvl>
+    <w:lvl w:ilvl="3" w:tplc="0C0A000F" w:tentative="1">
+      <w:start w:val="1"/>
+      <w:numFmt w:val="decimal"/>
+      <w:lvlText w:val="%4."/>
+      <w:lvlJc w:val="left"/>
+      <w:pPr>
+        <w:ind w:left="2880" w:hanging="360"/>
+      </w:pPr>
+    </w:lvl>
+    <w:lvl w:ilvl="4" w:tplc="0C0A0019" w:tentative="1">
+      <w:start w:val="1"/>
+      <w:numFmt w:val="lowerLetter"/>
+      <w:lvlText w:val="%5."/>
+      <w:lvlJc w:val="left"/>
+      <w:pPr>
+        <w:ind w:left="3600" w:hanging="360"/>
+      </w:pPr>
+    </w:lvl>
+    <w:lvl w:ilvl="5" w:tplc="0C0A001B" w:tentative="1">
+      <w:start w:val="1"/>
+      <w:numFmt w:val="lowerRoman"/>
+      <w:lvlText w:val="%6."/>
+      <w:lvlJc w:val="right"/>
+      <w:pPr>
+        <w:ind w:left="4320" w:hanging="180"/>
+      </w:pPr>
+    </w:lvl>
+    <w:lvl w:ilvl="6" w:tplc="0C0A000F" w:tentative="1">
+      <w:start w:val="1"/>
+      <w:numFmt w:val="decimal"/>
+      <w:lvlText w:val="%7."/>
+      <w:lvlJc w:val="left"/>
+      <w:pPr>
+        <w:ind w:left="5040" w:hanging="360"/>
+      </w:pPr>
+    </w:lvl>
+    <w:lvl w:ilvl="7" w:tplc="0C0A0019" w:tentative="1">
+      <w:start w:val="1"/>
+      <w:numFmt w:val="lowerLetter"/>
+      <w:lvlText w:val="%8."/>
+      <w:lvlJc w:val="left"/>
+      <w:pPr>
+        <w:ind w:left="5760" w:hanging="360"/>
+      </w:pPr>
+    </w:lvl>
+    <w:lvl w:ilvl="8" w:tplc="0C0A001B" w:tentative="1">
+      <w:start w:val="1"/>
+      <w:numFmt w:val="lowerRoman"/>
+      <w:lvlText w:val="%9."/>
+      <w:lvlJc w:val="right"/>
+      <w:pPr>
+        <w:ind w:left="6480" w:hanging="180"/>
+      </w:pPr>
+    </w:lvl>
+  </w:abstractNum>
   <w:num w:numId="1" w16cid:durableId="2000228328">
+    <w:abstractNumId w:val="5"/>
+  </w:num>
+  <w:num w:numId="2" w16cid:durableId="717045815">
     <w:abstractNumId w:val="2"/>
   </w:num>
-  <w:num w:numId="2" w16cid:durableId="717045815">
+  <w:num w:numId="3" w16cid:durableId="1279726926">
+    <w:abstractNumId w:val="3"/>
+  </w:num>
+  <w:num w:numId="4" w16cid:durableId="1205144837">
+    <w:abstractNumId w:val="4"/>
+  </w:num>
+  <w:num w:numId="5" w16cid:durableId="722099865">
     <w:abstractNumId w:val="0"/>
   </w:num>
-  <w:num w:numId="3" w16cid:durableId="1279726926">
+  <w:num w:numId="6" w16cid:durableId="65688969">
     <w:abstractNumId w:val="1"/>
+  </w:num>
+  <w:num w:numId="7" w16cid:durableId="779565629">
+    <w:abstractNumId w:val="6"/>
   </w:num>
 </w:numbering>
 </file>
@@ -3205,6 +6142,7 @@
   <w:style w:type="paragraph" w:default="1" w:styleId="Normal">
     <w:name w:val="Normal"/>
     <w:qFormat/>
+    <w:rsid w:val="0074542C"/>
     <w:rPr>
       <w:lang w:val="en-US"/>
     </w:rPr>
@@ -3761,6 +6699,25 @@
       <w:shd w:val="clear" w:color="auto" w:fill="E1DFDD"/>
     </w:rPr>
   </w:style>
+  <w:style w:type="table" w:styleId="Tablaconcuadrcula">
+    <w:name w:val="Table Grid"/>
+    <w:basedOn w:val="Tablanormal"/>
+    <w:uiPriority w:val="39"/>
+    <w:rsid w:val="00F92E8F"/>
+    <w:pPr>
+      <w:spacing w:after="0" w:line="240" w:lineRule="auto"/>
+    </w:pPr>
+    <w:tblPr>
+      <w:tblBorders>
+        <w:top w:val="single" w:sz="4" w:space="0" w:color="auto"/>
+        <w:left w:val="single" w:sz="4" w:space="0" w:color="auto"/>
+        <w:bottom w:val="single" w:sz="4" w:space="0" w:color="auto"/>
+        <w:right w:val="single" w:sz="4" w:space="0" w:color="auto"/>
+        <w:insideH w:val="single" w:sz="4" w:space="0" w:color="auto"/>
+        <w:insideV w:val="single" w:sz="4" w:space="0" w:color="auto"/>
+      </w:tblBorders>
+    </w:tblPr>
+  </w:style>
 </w:styles>
 </file>
 

--- a/MANUSCRITO.docx
+++ b/MANUSCRITO.docx
@@ -3853,15 +3853,37 @@
         </w:numPr>
         <w:rPr>
           <w:color w:val="ED7D31" w:themeColor="accent2"/>
-          <w:highlight w:val="yellow"/>
-        </w:rPr>
-      </w:pPr>
-      <w:r>
-        <w:rPr>
-          <w:color w:val="ED7D31" w:themeColor="accent2"/>
-          <w:highlight w:val="yellow"/>
+        </w:rPr>
+      </w:pPr>
+      <w:r>
+        <w:rPr>
+          <w:color w:val="ED7D31" w:themeColor="accent2"/>
         </w:rPr>
         <w:t>5 RUNS XRANDOM SEED CHEB3</w:t>
+      </w:r>
+      <w:r>
+        <w:rPr>
+          <w:color w:val="ED7D31" w:themeColor="accent2"/>
+        </w:rPr>
+        <w:t xml:space="preserve"> (</w:t>
+      </w:r>
+      <w:r>
+        <w:rPr>
+          <w:color w:val="ED7D31" w:themeColor="accent2"/>
+        </w:rPr>
+        <w:t>v1-v4, v6</w:t>
+      </w:r>
+      <w:r>
+        <w:rPr>
+          <w:color w:val="ED7D31" w:themeColor="accent2"/>
+        </w:rPr>
+        <w:t>)</w:t>
+      </w:r>
+      <w:r>
+        <w:rPr>
+          <w:color w:val="ED7D31" w:themeColor="accent2"/>
+        </w:rPr>
+        <w:t xml:space="preserve"> </w:t>
       </w:r>
     </w:p>
     <w:p>
@@ -3873,13 +3895,11 @@
         </w:numPr>
         <w:rPr>
           <w:color w:val="ED7D31" w:themeColor="accent2"/>
-          <w:highlight w:val="yellow"/>
-        </w:rPr>
-      </w:pPr>
-      <w:r>
-        <w:rPr>
-          <w:color w:val="ED7D31" w:themeColor="accent2"/>
-          <w:highlight w:val="yellow"/>
+        </w:rPr>
+      </w:pPr>
+      <w:r>
+        <w:rPr>
+          <w:color w:val="ED7D31" w:themeColor="accent2"/>
         </w:rPr>
         <w:t xml:space="preserve">20 runs </w:t>
       </w:r>
@@ -3887,7 +3907,6 @@
       <w:r>
         <w:rPr>
           <w:color w:val="ED7D31" w:themeColor="accent2"/>
-          <w:highlight w:val="yellow"/>
         </w:rPr>
         <w:t>xrandom</w:t>
       </w:r>
@@ -3895,7 +3914,6 @@
       <w:r>
         <w:rPr>
           <w:color w:val="ED7D31" w:themeColor="accent2"/>
-          <w:highlight w:val="yellow"/>
         </w:rPr>
         <w:t xml:space="preserve"> </w:t>
       </w:r>
@@ -3903,7 +3921,6 @@
       <w:r>
         <w:rPr>
           <w:color w:val="ED7D31" w:themeColor="accent2"/>
-          <w:highlight w:val="yellow"/>
         </w:rPr>
         <w:t>no_seed</w:t>
       </w:r>
@@ -3911,10 +3928,143 @@
       <w:r>
         <w:rPr>
           <w:color w:val="ED7D31" w:themeColor="accent2"/>
-          <w:highlight w:val="yellow"/>
         </w:rPr>
         <w:t xml:space="preserve"> cheb3</w:t>
       </w:r>
+      <w:r>
+        <w:rPr>
+          <w:color w:val="ED7D31" w:themeColor="accent2"/>
+        </w:rPr>
+        <w:t xml:space="preserve"> (v5</w:t>
+      </w:r>
+      <w:r>
+        <w:rPr>
+          <w:color w:val="ED7D31" w:themeColor="accent2"/>
+        </w:rPr>
+        <w:t xml:space="preserve"> – </w:t>
+      </w:r>
+      <w:proofErr w:type="spellStart"/>
+      <w:r>
+        <w:rPr>
+          <w:color w:val="ED7D31" w:themeColor="accent2"/>
+        </w:rPr>
+        <w:t>igual</w:t>
+      </w:r>
+      <w:proofErr w:type="spellEnd"/>
+      <w:r>
+        <w:rPr>
+          <w:color w:val="ED7D31" w:themeColor="accent2"/>
+        </w:rPr>
+        <w:t xml:space="preserve"> </w:t>
+      </w:r>
+      <w:proofErr w:type="spellStart"/>
+      <w:r>
+        <w:rPr>
+          <w:color w:val="ED7D31" w:themeColor="accent2"/>
+        </w:rPr>
+        <w:t>que</w:t>
+      </w:r>
+      <w:proofErr w:type="spellEnd"/>
+      <w:r>
+        <w:rPr>
+          <w:color w:val="ED7D31" w:themeColor="accent2"/>
+        </w:rPr>
+        <w:t xml:space="preserve"> </w:t>
+      </w:r>
+      <w:proofErr w:type="spellStart"/>
+      <w:r>
+        <w:rPr>
+          <w:color w:val="ED7D31" w:themeColor="accent2"/>
+        </w:rPr>
+        <w:t>anytown</w:t>
+      </w:r>
+      <w:proofErr w:type="spellEnd"/>
+      <w:r>
+        <w:rPr>
+          <w:color w:val="ED7D31" w:themeColor="accent2"/>
+        </w:rPr>
+        <w:t>)</w:t>
+      </w:r>
+    </w:p>
+    <w:p>
+      <w:pPr>
+        <w:pStyle w:val="Prrafodelista"/>
+        <w:numPr>
+          <w:ilvl w:val="2"/>
+          <w:numId w:val="3"/>
+        </w:numPr>
+        <w:rPr>
+          <w:color w:val="ED7D31" w:themeColor="accent2"/>
+        </w:rPr>
+      </w:pPr>
+      <w:r>
+        <w:rPr>
+          <w:color w:val="ED7D31" w:themeColor="accent2"/>
+        </w:rPr>
+        <w:t>[hanoi_noseed_cheb2_v</w:t>
+      </w:r>
+      <w:proofErr w:type="gramStart"/>
+      <w:r>
+        <w:rPr>
+          <w:color w:val="ED7D31" w:themeColor="accent2"/>
+        </w:rPr>
+        <w:t>1]</w:t>
+      </w:r>
+      <w:proofErr w:type="spellStart"/>
+      <w:r>
+        <w:rPr>
+          <w:color w:val="ED7D31" w:themeColor="accent2"/>
+        </w:rPr>
+        <w:t>training</w:t>
+      </w:r>
+      <w:proofErr w:type="gramEnd"/>
+      <w:r>
+        <w:rPr>
+          <w:color w:val="ED7D31" w:themeColor="accent2"/>
+        </w:rPr>
+        <w:t>_computation_times</w:t>
+      </w:r>
+      <w:proofErr w:type="spellEnd"/>
+      <w:r>
+        <w:rPr>
+          <w:color w:val="ED7D31" w:themeColor="accent2"/>
+        </w:rPr>
+        <w:t xml:space="preserve"> ACTUALIZADO</w:t>
+      </w:r>
+    </w:p>
+    <w:p>
+      <w:pPr>
+        <w:pStyle w:val="Prrafodelista"/>
+        <w:numPr>
+          <w:ilvl w:val="1"/>
+          <w:numId w:val="3"/>
+        </w:numPr>
+        <w:rPr>
+          <w:color w:val="ED7D31" w:themeColor="accent2"/>
+        </w:rPr>
+      </w:pPr>
+      <w:r>
+        <w:rPr>
+          <w:color w:val="ED7D31" w:themeColor="accent2"/>
+        </w:rPr>
+        <w:t>5 RUNS CON GENA (CHEB2, CHEB3, GAT, GAT2)</w:t>
+      </w:r>
+    </w:p>
+    <w:p>
+      <w:pPr>
+        <w:pStyle w:val="Prrafodelista"/>
+        <w:ind w:left="1440"/>
+        <w:rPr>
+          <w:color w:val="ED7D31" w:themeColor="accent2"/>
+        </w:rPr>
+      </w:pPr>
+    </w:p>
+    <w:p>
+      <w:pPr>
+        <w:rPr>
+          <w:color w:val="ED7D31" w:themeColor="accent2"/>
+        </w:rPr>
+      </w:pPr>
     </w:p>
     <w:p>
       <w:pPr>
@@ -3973,7 +4123,6 @@
           <w:color w:val="ED7D31" w:themeColor="accent2"/>
           <w:lang w:val="es-ES"/>
         </w:rPr>
-        <w:lastRenderedPageBreak/>
         <w:t>Experimentos</w:t>
       </w:r>
     </w:p>
@@ -4240,19 +4389,7 @@
         <w:rPr>
           <w:color w:val="ED7D31" w:themeColor="accent2"/>
         </w:rPr>
-        <w:t>20 RUNS XRANDOM -</w:t>
-      </w:r>
-      <w:r>
-        <w:rPr>
-          <w:color w:val="ED7D31" w:themeColor="accent2"/>
-        </w:rPr>
-        <w:t xml:space="preserve">NO </w:t>
-      </w:r>
-      <w:r>
-        <w:rPr>
-          <w:color w:val="ED7D31" w:themeColor="accent2"/>
-        </w:rPr>
-        <w:t>SEED (CHEB_V3)</w:t>
+        <w:t>20 RUNS XRANDOM -NO SEED (CHEB_V3)</w:t>
       </w:r>
     </w:p>
     <w:p>
@@ -4619,6 +4756,24 @@
     </w:p>
     <w:p>
       <w:pPr>
+        <w:pStyle w:val="Prrafodelista"/>
+        <w:numPr>
+          <w:ilvl w:val="1"/>
+          <w:numId w:val="6"/>
+        </w:numPr>
+        <w:rPr>
+          <w:color w:val="ED7D31" w:themeColor="accent2"/>
+        </w:rPr>
+      </w:pPr>
+      <w:r>
+        <w:rPr>
+          <w:color w:val="ED7D31" w:themeColor="accent2"/>
+        </w:rPr>
+        <w:t>5 RUNS CON GENA (CHEB2, CHEB3, GAT, GAT_HYP, GAT2)</w:t>
+      </w:r>
+    </w:p>
+    <w:p>
+      <w:pPr>
         <w:rPr>
           <w:color w:val="ED7D31" w:themeColor="accent2"/>
         </w:rPr>
@@ -4976,18 +5131,147 @@
     <w:p>
       <w:pPr>
         <w:pStyle w:val="Prrafodelista"/>
+        <w:numPr>
+          <w:ilvl w:val="1"/>
+          <w:numId w:val="7"/>
+        </w:numPr>
+        <w:rPr>
+          <w:color w:val="ED7D31" w:themeColor="accent2"/>
+          <w:lang w:val="es-ES"/>
+        </w:rPr>
+      </w:pPr>
+      <w:r>
+        <w:rPr>
+          <w:color w:val="ED7D31" w:themeColor="accent2"/>
+          <w:lang w:val="es-ES"/>
+        </w:rPr>
+        <w:t xml:space="preserve">5 pruebas cheb3 </w:t>
+      </w:r>
+    </w:p>
+    <w:p>
+      <w:pPr>
+        <w:pStyle w:val="Prrafodelista"/>
+        <w:numPr>
+          <w:ilvl w:val="2"/>
+          <w:numId w:val="7"/>
+        </w:numPr>
+        <w:rPr>
+          <w:color w:val="ED7D31" w:themeColor="accent2"/>
+          <w:lang w:val="es-ES"/>
+        </w:rPr>
+      </w:pPr>
+      <w:r>
+        <w:rPr>
+          <w:color w:val="ED7D31" w:themeColor="accent2"/>
+          <w:lang w:val="es-ES"/>
+        </w:rPr>
+        <w:t xml:space="preserve">V1 -&gt; </w:t>
+      </w:r>
+      <w:proofErr w:type="spellStart"/>
+      <w:r>
+        <w:rPr>
+          <w:color w:val="ED7D31" w:themeColor="accent2"/>
+          <w:lang w:val="es-ES"/>
+        </w:rPr>
+        <w:t>seed</w:t>
+      </w:r>
+      <w:proofErr w:type="spellEnd"/>
+    </w:p>
+    <w:p>
+      <w:pPr>
+        <w:pStyle w:val="Prrafodelista"/>
+        <w:numPr>
+          <w:ilvl w:val="2"/>
+          <w:numId w:val="7"/>
+        </w:numPr>
+        <w:rPr>
+          <w:color w:val="ED7D31" w:themeColor="accent2"/>
+          <w:lang w:val="es-ES"/>
+        </w:rPr>
+      </w:pPr>
+      <w:r>
+        <w:rPr>
+          <w:color w:val="ED7D31" w:themeColor="accent2"/>
+          <w:lang w:val="es-ES"/>
+        </w:rPr>
+        <w:t xml:space="preserve">V2 -&gt; no </w:t>
+      </w:r>
+      <w:proofErr w:type="spellStart"/>
+      <w:r>
+        <w:rPr>
+          <w:color w:val="ED7D31" w:themeColor="accent2"/>
+          <w:lang w:val="es-ES"/>
+        </w:rPr>
+        <w:t>seed</w:t>
+      </w:r>
+      <w:proofErr w:type="spellEnd"/>
+      <w:r>
+        <w:rPr>
+          <w:color w:val="ED7D31" w:themeColor="accent2"/>
+          <w:lang w:val="es-ES"/>
+        </w:rPr>
+        <w:t xml:space="preserve"> </w:t>
+      </w:r>
+      <w:r>
+        <w:rPr>
+          <w:color w:val="ED7D31" w:themeColor="accent2"/>
+          <w:lang w:val="es-ES"/>
+        </w:rPr>
+        <w:t>-</w:t>
+      </w:r>
+      <w:r>
+        <w:rPr>
+          <w:color w:val="ED7D31" w:themeColor="accent2"/>
+          <w:lang w:val="es-ES"/>
+        </w:rPr>
+        <w:sym w:font="Wingdings" w:char="F0E0"/>
+      </w:r>
+      <w:r>
+        <w:rPr>
+          <w:color w:val="ED7D31" w:themeColor="accent2"/>
+          <w:lang w:val="es-ES"/>
+        </w:rPr>
+        <w:t xml:space="preserve"> me quedo con este +15 pruebas más</w:t>
+      </w:r>
+      <w:r>
+        <w:rPr>
+          <w:color w:val="ED7D31" w:themeColor="accent2"/>
+          <w:lang w:val="es-ES"/>
+        </w:rPr>
+        <w:t xml:space="preserve"> []&lt;ACTUALIZADO EN TAYLOR_METRICS_PROCESSED</w:t>
+      </w:r>
+    </w:p>
+    <w:p>
+      <w:pPr>
+        <w:pStyle w:val="Prrafodelista"/>
+        <w:numPr>
+          <w:ilvl w:val="1"/>
+          <w:numId w:val="7"/>
+        </w:numPr>
+        <w:rPr>
+          <w:color w:val="ED7D31" w:themeColor="accent2"/>
+        </w:rPr>
+      </w:pPr>
+      <w:r>
+        <w:rPr>
+          <w:color w:val="ED7D31" w:themeColor="accent2"/>
+        </w:rPr>
+        <w:t>5 RUNS CON GENA (CHEB2, CHEB3, GAT, GAT2)</w:t>
+      </w:r>
+    </w:p>
+    <w:p>
+      <w:pPr>
+        <w:pStyle w:val="Prrafodelista"/>
         <w:ind w:left="2160"/>
         <w:rPr>
           <w:color w:val="ED7D31" w:themeColor="accent2"/>
-          <w:lang w:val="es-ES"/>
-        </w:rPr>
-      </w:pPr>
-    </w:p>
-    <w:p>
-      <w:pPr>
-        <w:rPr>
-          <w:color w:val="ED7D31" w:themeColor="accent2"/>
-          <w:lang w:val="es-ES"/>
+        </w:rPr>
+      </w:pPr>
+    </w:p>
+    <w:p>
+      <w:pPr>
+        <w:rPr>
+          <w:color w:val="ED7D31" w:themeColor="accent2"/>
         </w:rPr>
       </w:pPr>
     </w:p>
@@ -4995,18 +5279,12 @@
       <w:pPr>
         <w:pStyle w:val="Prrafodelista"/>
         <w:ind w:left="1440"/>
-        <w:rPr>
-          <w:lang w:val="es-ES"/>
-        </w:rPr>
       </w:pPr>
     </w:p>
     <w:p>
       <w:pPr>
         <w:pStyle w:val="Prrafodelista"/>
         <w:ind w:left="2160"/>
-        <w:rPr>
-          <w:lang w:val="es-ES"/>
-        </w:rPr>
       </w:pPr>
     </w:p>
     <w:sectPr>

--- a/MANUSCRITO.docx
+++ b/MANUSCRITO.docx
@@ -22,49 +22,13 @@
         <w:rPr>
           <w:lang w:val="es-ES"/>
         </w:rPr>
-        <w:t xml:space="preserve">Primera prueba: 3 </w:t>
-      </w:r>
-      <w:proofErr w:type="gramStart"/>
-      <w:r>
-        <w:rPr>
-          <w:lang w:val="es-ES"/>
-        </w:rPr>
-        <w:t>distintos sensor</w:t>
-      </w:r>
-      <w:proofErr w:type="gramEnd"/>
-      <w:r>
-        <w:rPr>
-          <w:lang w:val="es-ES"/>
-        </w:rPr>
-        <w:t xml:space="preserve"> </w:t>
-      </w:r>
-      <w:proofErr w:type="spellStart"/>
-      <w:r>
-        <w:rPr>
-          <w:lang w:val="es-ES"/>
-        </w:rPr>
-        <w:t>placement</w:t>
-      </w:r>
-      <w:proofErr w:type="spellEnd"/>
-      <w:r>
-        <w:rPr>
-          <w:lang w:val="es-ES"/>
-        </w:rPr>
-        <w:t xml:space="preserve"> (</w:t>
-      </w:r>
-      <w:proofErr w:type="spellStart"/>
-      <w:r>
-        <w:rPr>
-          <w:lang w:val="es-ES"/>
-        </w:rPr>
-        <w:t>random</w:t>
-      </w:r>
-      <w:proofErr w:type="spellEnd"/>
-      <w:r>
-        <w:rPr>
-          <w:lang w:val="es-ES"/>
-        </w:rPr>
-        <w:t>- 2 nodos)</w:t>
+        <w:t>Primera prueba: 3 distintos sensor placement (</w:t>
+      </w:r>
+      <w:r>
+        <w:rPr>
+          <w:lang w:val="es-ES"/>
+        </w:rPr>
+        <w:t>random- 2 nodos)</w:t>
       </w:r>
     </w:p>
     <w:p>
@@ -82,21 +46,7 @@
         <w:rPr>
           <w:lang w:val="es-ES"/>
         </w:rPr>
-        <w:t xml:space="preserve">2_sensor: 20 ejecuciones, </w:t>
-      </w:r>
-      <w:proofErr w:type="spellStart"/>
-      <w:r>
-        <w:rPr>
-          <w:lang w:val="es-ES"/>
-        </w:rPr>
-        <w:t>random</w:t>
-      </w:r>
-      <w:proofErr w:type="spellEnd"/>
-      <w:r>
-        <w:rPr>
-          <w:lang w:val="es-ES"/>
-        </w:rPr>
-        <w:t xml:space="preserve"> (-2 nodos)</w:t>
+        <w:t>2_sensor: 20 ejecuciones, random (-2 nodos)</w:t>
       </w:r>
     </w:p>
     <w:p>
@@ -116,23 +66,7 @@
           <w:color w:val="ED7D31" w:themeColor="accent2"/>
           <w:lang w:val="es-ES"/>
         </w:rPr>
-        <w:t xml:space="preserve">Resultados buenos conociendo 5 valores (2 nodos + 3 </w:t>
-      </w:r>
-      <w:proofErr w:type="gramStart"/>
-      <w:r>
-        <w:rPr>
-          <w:color w:val="ED7D31" w:themeColor="accent2"/>
-          <w:lang w:val="es-ES"/>
-        </w:rPr>
-        <w:t>master</w:t>
-      </w:r>
-      <w:proofErr w:type="gramEnd"/>
-      <w:r>
-        <w:rPr>
-          <w:color w:val="ED7D31" w:themeColor="accent2"/>
-          <w:lang w:val="es-ES"/>
-        </w:rPr>
-        <w:t xml:space="preserve"> ~ 25%) a excepción de run-id 9 </w:t>
+        <w:t xml:space="preserve">Resultados buenos conociendo 5 valores (2 nodos + 3 master ~ 25%) a excepción de run-id 9 </w:t>
       </w:r>
       <w:r>
         <w:rPr>
@@ -146,32 +80,7 @@
           <w:color w:val="ED7D31" w:themeColor="accent2"/>
           <w:lang w:val="es-ES"/>
         </w:rPr>
-        <w:t xml:space="preserve">-&gt; </w:t>
-      </w:r>
-      <w:proofErr w:type="spellStart"/>
-      <w:proofErr w:type="gramStart"/>
-      <w:r>
-        <w:rPr>
-          <w:color w:val="ED7D31" w:themeColor="accent2"/>
-          <w:lang w:val="es-ES"/>
-        </w:rPr>
-        <w:t>epoch</w:t>
-      </w:r>
-      <w:proofErr w:type="spellEnd"/>
-      <w:r>
-        <w:rPr>
-          <w:color w:val="ED7D31" w:themeColor="accent2"/>
-          <w:lang w:val="es-ES"/>
-        </w:rPr>
-        <w:t xml:space="preserve"> ,</w:t>
-      </w:r>
-      <w:proofErr w:type="gramEnd"/>
-      <w:r>
-        <w:rPr>
-          <w:color w:val="ED7D31" w:themeColor="accent2"/>
-          <w:lang w:val="es-ES"/>
-        </w:rPr>
-        <w:t xml:space="preserve"> run-id 8 | 5</w:t>
+        <w:t>-&gt; epoch , run-id 8 | 5</w:t>
       </w:r>
     </w:p>
     <w:p>
@@ -189,49 +98,13 @@
         <w:rPr>
           <w:lang w:val="es-ES"/>
         </w:rPr>
-        <w:t xml:space="preserve">3_pruebas_diff_ratio_random: 20 </w:t>
-      </w:r>
-      <w:proofErr w:type="spellStart"/>
-      <w:r>
-        <w:rPr>
-          <w:lang w:val="es-ES"/>
-        </w:rPr>
-        <w:t>runs</w:t>
-      </w:r>
-      <w:proofErr w:type="spellEnd"/>
-      <w:r>
-        <w:rPr>
-          <w:lang w:val="es-ES"/>
-        </w:rPr>
-        <w:t xml:space="preserve"> par</w:t>
-      </w:r>
-      <w:r>
-        <w:rPr>
-          <w:lang w:val="es-ES"/>
-        </w:rPr>
-        <w:t xml:space="preserve">a 0.05, 0.2, 0.4 con </w:t>
-      </w:r>
-      <w:proofErr w:type="spellStart"/>
-      <w:proofErr w:type="gramStart"/>
-      <w:r>
-        <w:rPr>
-          <w:lang w:val="es-ES"/>
-        </w:rPr>
-        <w:t>random</w:t>
-      </w:r>
-      <w:proofErr w:type="spellEnd"/>
-      <w:r>
-        <w:rPr>
-          <w:lang w:val="es-ES"/>
-        </w:rPr>
-        <w:t xml:space="preserve">  y</w:t>
-      </w:r>
-      <w:proofErr w:type="gramEnd"/>
-      <w:r>
-        <w:rPr>
-          <w:lang w:val="es-ES"/>
-        </w:rPr>
-        <w:t xml:space="preserve"> cheb1:</w:t>
+        <w:t>3_pruebas_diff_ratio_random: 20 runs par</w:t>
+      </w:r>
+      <w:r>
+        <w:rPr>
+          <w:lang w:val="es-ES"/>
+        </w:rPr>
+        <w:t>a 0.05, 0.2, 0.4 con random  y cheb1:</w:t>
       </w:r>
     </w:p>
     <w:p>
@@ -251,17 +124,8 @@
           <w:color w:val="ED7D31" w:themeColor="accent2"/>
           <w:lang w:val="es-ES"/>
         </w:rPr>
-        <w:t xml:space="preserve">De aquí saqué que no mejoraba la performance al aumentar </w:t>
-      </w:r>
-      <w:proofErr w:type="gramStart"/>
-      <w:r>
-        <w:rPr>
-          <w:color w:val="ED7D31" w:themeColor="accent2"/>
-          <w:lang w:val="es-ES"/>
-        </w:rPr>
-        <w:t>el ratio</w:t>
-      </w:r>
-      <w:proofErr w:type="gramEnd"/>
+        <w:t>De aquí saqué que no mejoraba la performance al aumentar el ratio</w:t>
+      </w:r>
       <w:r>
         <w:rPr>
           <w:color w:val="ED7D31" w:themeColor="accent2"/>
@@ -294,216 +158,47 @@
           <w:color w:val="ED7D31" w:themeColor="accent2"/>
           <w:lang w:val="es-ES"/>
         </w:rPr>
-        <w:t xml:space="preserve">0.1: runid-11 (32 </w:t>
-      </w:r>
-      <w:proofErr w:type="spellStart"/>
-      <w:r>
-        <w:rPr>
-          <w:color w:val="ED7D31" w:themeColor="accent2"/>
-          <w:lang w:val="es-ES"/>
-        </w:rPr>
-        <w:t>epochs</w:t>
-      </w:r>
-      <w:proofErr w:type="spellEnd"/>
-      <w:r>
-        <w:rPr>
-          <w:color w:val="ED7D31" w:themeColor="accent2"/>
-          <w:lang w:val="es-ES"/>
-        </w:rPr>
-        <w:t xml:space="preserve">) </w:t>
-      </w:r>
-    </w:p>
-    <w:p>
-      <w:pPr>
-        <w:pStyle w:val="Prrafodelista"/>
-        <w:numPr>
-          <w:ilvl w:val="2"/>
-          <w:numId w:val="1"/>
-        </w:numPr>
-        <w:rPr>
-          <w:color w:val="ED7D31" w:themeColor="accent2"/>
-          <w:lang w:val="es-ES"/>
-        </w:rPr>
-      </w:pPr>
-      <w:r>
-        <w:rPr>
-          <w:color w:val="ED7D31" w:themeColor="accent2"/>
-          <w:lang w:val="es-ES"/>
-        </w:rPr>
-        <w:t xml:space="preserve">0.2: runid-17 (43 </w:t>
-      </w:r>
-      <w:proofErr w:type="spellStart"/>
-      <w:r>
-        <w:rPr>
-          <w:color w:val="ED7D31" w:themeColor="accent2"/>
-          <w:lang w:val="es-ES"/>
-        </w:rPr>
-        <w:t>epochs</w:t>
-      </w:r>
-      <w:proofErr w:type="spellEnd"/>
-      <w:r>
-        <w:rPr>
-          <w:color w:val="ED7D31" w:themeColor="accent2"/>
-          <w:lang w:val="es-ES"/>
-        </w:rPr>
-        <w:t>), …………</w:t>
-      </w:r>
-      <w:proofErr w:type="gramStart"/>
-      <w:r>
-        <w:rPr>
-          <w:color w:val="ED7D31" w:themeColor="accent2"/>
-          <w:lang w:val="es-ES"/>
-        </w:rPr>
-        <w:t>…….</w:t>
-      </w:r>
-      <w:proofErr w:type="gramEnd"/>
-      <w:r>
-        <w:rPr>
-          <w:color w:val="ED7D31" w:themeColor="accent2"/>
-          <w:lang w:val="es-ES"/>
-        </w:rPr>
-        <w:t xml:space="preserve">.runid-6 (153 </w:t>
-      </w:r>
-      <w:proofErr w:type="spellStart"/>
-      <w:r>
-        <w:rPr>
-          <w:color w:val="ED7D31" w:themeColor="accent2"/>
-          <w:lang w:val="es-ES"/>
-        </w:rPr>
-        <w:t>epochs</w:t>
-      </w:r>
-      <w:proofErr w:type="spellEnd"/>
-      <w:r>
-        <w:rPr>
-          <w:color w:val="ED7D31" w:themeColor="accent2"/>
-          <w:lang w:val="es-ES"/>
-        </w:rPr>
-        <w:t xml:space="preserve">), runid-12 (230 </w:t>
-      </w:r>
-      <w:proofErr w:type="spellStart"/>
-      <w:r>
-        <w:rPr>
-          <w:color w:val="ED7D31" w:themeColor="accent2"/>
-          <w:lang w:val="es-ES"/>
-        </w:rPr>
-        <w:t>epochs</w:t>
-      </w:r>
-      <w:proofErr w:type="spellEnd"/>
-      <w:r>
-        <w:rPr>
-          <w:color w:val="ED7D31" w:themeColor="accent2"/>
-          <w:lang w:val="es-ES"/>
-        </w:rPr>
-        <w:t xml:space="preserve">), AVG normal ~650 </w:t>
-      </w:r>
-      <w:proofErr w:type="spellStart"/>
-      <w:r>
-        <w:rPr>
-          <w:color w:val="ED7D31" w:themeColor="accent2"/>
-          <w:lang w:val="es-ES"/>
-        </w:rPr>
-        <w:t>epochs</w:t>
-      </w:r>
-      <w:proofErr w:type="spellEnd"/>
-    </w:p>
-    <w:p>
-      <w:pPr>
-        <w:pStyle w:val="Prrafodelista"/>
-        <w:numPr>
-          <w:ilvl w:val="2"/>
-          <w:numId w:val="1"/>
-        </w:numPr>
-        <w:rPr>
-          <w:color w:val="ED7D31" w:themeColor="accent2"/>
-          <w:lang w:val="es-ES"/>
-        </w:rPr>
-      </w:pPr>
-      <w:r>
-        <w:rPr>
-          <w:color w:val="ED7D31" w:themeColor="accent2"/>
-          <w:lang w:val="es-ES"/>
-        </w:rPr>
-        <w:t xml:space="preserve">0.4: runid-8 (31 </w:t>
-      </w:r>
-      <w:proofErr w:type="spellStart"/>
-      <w:r>
-        <w:rPr>
-          <w:color w:val="ED7D31" w:themeColor="accent2"/>
-          <w:lang w:val="es-ES"/>
-        </w:rPr>
-        <w:t>epochs</w:t>
-      </w:r>
-      <w:proofErr w:type="spellEnd"/>
-      <w:r>
-        <w:rPr>
-          <w:color w:val="ED7D31" w:themeColor="accent2"/>
-          <w:lang w:val="es-ES"/>
-        </w:rPr>
-        <w:t xml:space="preserve">), runid-9 (33 </w:t>
-      </w:r>
-      <w:proofErr w:type="spellStart"/>
-      <w:r>
-        <w:rPr>
-          <w:color w:val="ED7D31" w:themeColor="accent2"/>
-          <w:lang w:val="es-ES"/>
-        </w:rPr>
-        <w:t>epochs</w:t>
-      </w:r>
-      <w:proofErr w:type="spellEnd"/>
-      <w:r>
-        <w:rPr>
-          <w:color w:val="ED7D31" w:themeColor="accent2"/>
-          <w:lang w:val="es-ES"/>
-        </w:rPr>
-        <w:t xml:space="preserve">), runid-11 (34 </w:t>
-      </w:r>
-      <w:proofErr w:type="spellStart"/>
-      <w:r>
-        <w:rPr>
-          <w:color w:val="ED7D31" w:themeColor="accent2"/>
-          <w:lang w:val="es-ES"/>
-        </w:rPr>
-        <w:t>epochs</w:t>
-      </w:r>
-      <w:proofErr w:type="spellEnd"/>
-      <w:r>
-        <w:rPr>
-          <w:color w:val="ED7D31" w:themeColor="accent2"/>
-          <w:lang w:val="es-ES"/>
-        </w:rPr>
-        <w:t xml:space="preserve">), runid-16 (31 </w:t>
-      </w:r>
-      <w:proofErr w:type="spellStart"/>
-      <w:r>
-        <w:rPr>
-          <w:color w:val="ED7D31" w:themeColor="accent2"/>
-          <w:lang w:val="es-ES"/>
-        </w:rPr>
-        <w:t>epochs</w:t>
-      </w:r>
-      <w:proofErr w:type="spellEnd"/>
-      <w:r>
-        <w:rPr>
-          <w:color w:val="ED7D31" w:themeColor="accent2"/>
-          <w:lang w:val="es-ES"/>
-        </w:rPr>
-        <w:t xml:space="preserve">), </w:t>
-      </w:r>
-      <w:proofErr w:type="spellStart"/>
-      <w:r>
-        <w:rPr>
-          <w:color w:val="ED7D31" w:themeColor="accent2"/>
-          <w:lang w:val="es-ES"/>
-        </w:rPr>
-        <w:t>runid</w:t>
-      </w:r>
-      <w:proofErr w:type="spellEnd"/>
-      <w:r>
-        <w:rPr>
-          <w:color w:val="ED7D31" w:themeColor="accent2"/>
-          <w:lang w:val="es-ES"/>
-        </w:rPr>
-        <w:t xml:space="preserve"> …………… runid-19 (212), 12(226), 6(170)</w:t>
+        <w:t xml:space="preserve">0.1: runid-11 (32 epochs) </w:t>
+      </w:r>
+    </w:p>
+    <w:p>
+      <w:pPr>
+        <w:pStyle w:val="Prrafodelista"/>
+        <w:numPr>
+          <w:ilvl w:val="2"/>
+          <w:numId w:val="1"/>
+        </w:numPr>
+        <w:rPr>
+          <w:color w:val="ED7D31" w:themeColor="accent2"/>
+          <w:lang w:val="es-ES"/>
+        </w:rPr>
+      </w:pPr>
+      <w:r>
+        <w:rPr>
+          <w:color w:val="ED7D31" w:themeColor="accent2"/>
+          <w:lang w:val="es-ES"/>
+        </w:rPr>
+        <w:t>0.2: runid-17 (43 epochs), ………………..runid-6 (153 epochs), runid-12 (230 epochs), AVG normal ~650 epochs</w:t>
+      </w:r>
+    </w:p>
+    <w:p>
+      <w:pPr>
+        <w:pStyle w:val="Prrafodelista"/>
+        <w:numPr>
+          <w:ilvl w:val="2"/>
+          <w:numId w:val="1"/>
+        </w:numPr>
+        <w:rPr>
+          <w:color w:val="ED7D31" w:themeColor="accent2"/>
+          <w:lang w:val="es-ES"/>
+        </w:rPr>
+      </w:pPr>
+      <w:r>
+        <w:rPr>
+          <w:color w:val="ED7D31" w:themeColor="accent2"/>
+          <w:lang w:val="es-ES"/>
+        </w:rPr>
+        <w:t>0.4: runid-8 (31 epochs), runid-9 (33 epochs), runid-11 (34 epochs), runid-16 (31 epochs), runid …………… runid-19 (212), 12(226), 6(170)</w:t>
       </w:r>
     </w:p>
     <w:p>
@@ -521,35 +216,7 @@
         <w:rPr>
           <w:lang w:val="es-ES"/>
         </w:rPr>
-        <w:t xml:space="preserve">En </w:t>
-      </w:r>
-      <w:proofErr w:type="spellStart"/>
-      <w:r>
-        <w:rPr>
-          <w:lang w:val="es-ES"/>
-        </w:rPr>
-        <w:t>Taylor_metrics_processed</w:t>
-      </w:r>
-      <w:proofErr w:type="spellEnd"/>
-      <w:r>
-        <w:rPr>
-          <w:lang w:val="es-ES"/>
-        </w:rPr>
-        <w:t xml:space="preserve"> eliminé los </w:t>
-      </w:r>
-      <w:proofErr w:type="gramStart"/>
-      <w:r>
-        <w:rPr>
-          <w:lang w:val="es-ES"/>
-        </w:rPr>
-        <w:t>training malos</w:t>
-      </w:r>
-      <w:proofErr w:type="gramEnd"/>
-      <w:r>
-        <w:rPr>
-          <w:lang w:val="es-ES"/>
-        </w:rPr>
-        <w:t xml:space="preserve"> y medio mejoró</w:t>
+        <w:t>En Taylor_metrics_processed eliminé los training malos y medio mejoró</w:t>
       </w:r>
     </w:p>
     <w:p>
@@ -620,256 +287,55 @@
           <w:numId w:val="1"/>
         </w:numPr>
       </w:pPr>
-      <w:proofErr w:type="spellStart"/>
-      <w:r>
-        <w:t>Conclusiones</w:t>
-      </w:r>
-      <w:proofErr w:type="spellEnd"/>
-      <w:r>
-        <w:t>:</w:t>
-      </w:r>
-    </w:p>
-    <w:p>
-      <w:pPr>
-        <w:pStyle w:val="Prrafodelista"/>
-        <w:numPr>
-          <w:ilvl w:val="2"/>
-          <w:numId w:val="1"/>
-        </w:numPr>
-        <w:rPr>
-          <w:color w:val="ED7D31" w:themeColor="accent2"/>
-          <w:lang w:val="es-ES"/>
-        </w:rPr>
-      </w:pPr>
-      <w:proofErr w:type="spellStart"/>
-      <w:r>
-        <w:rPr>
-          <w:color w:val="ED7D31" w:themeColor="accent2"/>
-          <w:lang w:val="es-ES"/>
-        </w:rPr>
-        <w:t>Quizas</w:t>
-      </w:r>
-      <w:proofErr w:type="spellEnd"/>
-      <w:r>
-        <w:rPr>
-          <w:color w:val="ED7D31" w:themeColor="accent2"/>
-          <w:lang w:val="es-ES"/>
-        </w:rPr>
-        <w:t xml:space="preserve"> </w:t>
-      </w:r>
-      <w:proofErr w:type="spellStart"/>
-      <w:r>
-        <w:rPr>
-          <w:color w:val="ED7D31" w:themeColor="accent2"/>
-          <w:lang w:val="es-ES"/>
-        </w:rPr>
-        <w:t>overfitting</w:t>
-      </w:r>
-      <w:proofErr w:type="spellEnd"/>
-      <w:r>
-        <w:rPr>
-          <w:color w:val="ED7D31" w:themeColor="accent2"/>
-          <w:lang w:val="es-ES"/>
-        </w:rPr>
-        <w:t xml:space="preserve"> al tener mucho tamaño del filtro en el modelo </w:t>
-      </w:r>
-      <w:proofErr w:type="spellStart"/>
-      <w:r>
-        <w:rPr>
-          <w:color w:val="ED7D31" w:themeColor="accent2"/>
-          <w:lang w:val="es-ES"/>
-        </w:rPr>
-        <w:t>ChebNet</w:t>
-      </w:r>
-      <w:proofErr w:type="spellEnd"/>
-      <w:r>
-        <w:rPr>
-          <w:color w:val="ED7D31" w:themeColor="accent2"/>
-          <w:lang w:val="es-ES"/>
-        </w:rPr>
-        <w:t xml:space="preserve"> </w:t>
-      </w:r>
-      <w:r>
-        <w:rPr>
-          <w:color w:val="ED7D31" w:themeColor="accent2"/>
-          <w:lang w:val="es-ES"/>
-        </w:rPr>
-        <w:t>(</w:t>
-      </w:r>
-      <w:proofErr w:type="spellStart"/>
-      <w:proofErr w:type="gramStart"/>
-      <w:r>
-        <w:rPr>
-          <w:color w:val="ED7D31" w:themeColor="accent2"/>
-          <w:lang w:val="es-ES"/>
-        </w:rPr>
-        <w:t>descendent</w:t>
-      </w:r>
-      <w:proofErr w:type="spellEnd"/>
-      <w:r>
-        <w:rPr>
-          <w:color w:val="ED7D31" w:themeColor="accent2"/>
-          <w:lang w:val="es-ES"/>
-        </w:rPr>
-        <w:t xml:space="preserve"> </w:t>
-      </w:r>
-      <w:proofErr w:type="spellStart"/>
-      <w:r>
-        <w:rPr>
-          <w:color w:val="ED7D31" w:themeColor="accent2"/>
-          <w:lang w:val="es-ES"/>
-        </w:rPr>
-        <w:t>gradient</w:t>
-      </w:r>
-      <w:proofErr w:type="spellEnd"/>
-      <w:r>
-        <w:rPr>
-          <w:color w:val="ED7D31" w:themeColor="accent2"/>
-          <w:lang w:val="es-ES"/>
-        </w:rPr>
-        <w:t xml:space="preserve"> problema??</w:t>
-      </w:r>
-      <w:proofErr w:type="gramEnd"/>
-      <w:r>
-        <w:rPr>
-          <w:color w:val="ED7D31" w:themeColor="accent2"/>
-          <w:lang w:val="es-ES"/>
-        </w:rPr>
-        <w:t>)</w:t>
-      </w:r>
-    </w:p>
-    <w:p>
-      <w:pPr>
-        <w:pStyle w:val="Prrafodelista"/>
-        <w:numPr>
-          <w:ilvl w:val="2"/>
-          <w:numId w:val="1"/>
-        </w:numPr>
-        <w:rPr>
-          <w:color w:val="ED7D31" w:themeColor="accent2"/>
-          <w:lang w:val="es-ES"/>
-        </w:rPr>
-      </w:pPr>
-      <w:proofErr w:type="gramStart"/>
-      <w:r>
-        <w:rPr>
-          <w:color w:val="ED7D31" w:themeColor="accent2"/>
-          <w:lang w:val="es-ES"/>
-        </w:rPr>
-        <w:t>Los master</w:t>
-      </w:r>
-      <w:proofErr w:type="gramEnd"/>
-      <w:r>
-        <w:rPr>
-          <w:color w:val="ED7D31" w:themeColor="accent2"/>
-          <w:lang w:val="es-ES"/>
-        </w:rPr>
-        <w:t xml:space="preserve"> </w:t>
-      </w:r>
-      <w:proofErr w:type="spellStart"/>
-      <w:r>
-        <w:rPr>
-          <w:color w:val="ED7D31" w:themeColor="accent2"/>
-          <w:lang w:val="es-ES"/>
-        </w:rPr>
-        <w:t>nodes</w:t>
-      </w:r>
-      <w:proofErr w:type="spellEnd"/>
-      <w:r>
-        <w:rPr>
-          <w:color w:val="ED7D31" w:themeColor="accent2"/>
-          <w:lang w:val="es-ES"/>
-        </w:rPr>
-        <w:t xml:space="preserve"> no eran fijos -&gt; Probar </w:t>
-      </w:r>
-      <w:proofErr w:type="gramStart"/>
-      <w:r>
-        <w:rPr>
-          <w:color w:val="ED7D31" w:themeColor="accent2"/>
-          <w:lang w:val="es-ES"/>
-        </w:rPr>
-        <w:t>distintos método</w:t>
-      </w:r>
-      <w:proofErr w:type="gramEnd"/>
-      <w:r>
-        <w:rPr>
-          <w:color w:val="ED7D31" w:themeColor="accent2"/>
-          <w:lang w:val="es-ES"/>
-        </w:rPr>
-        <w:t xml:space="preserve"> de sensor </w:t>
-      </w:r>
-      <w:proofErr w:type="spellStart"/>
-      <w:r>
-        <w:rPr>
-          <w:color w:val="ED7D31" w:themeColor="accent2"/>
-          <w:lang w:val="es-ES"/>
-        </w:rPr>
-        <w:t>placement</w:t>
-      </w:r>
-      <w:proofErr w:type="spellEnd"/>
-      <w:r>
-        <w:rPr>
-          <w:color w:val="ED7D31" w:themeColor="accent2"/>
-          <w:lang w:val="es-ES"/>
-        </w:rPr>
-        <w:t xml:space="preserve"> (con </w:t>
-      </w:r>
-      <w:proofErr w:type="spellStart"/>
-      <w:r>
-        <w:rPr>
-          <w:color w:val="ED7D31" w:themeColor="accent2"/>
-          <w:lang w:val="es-ES"/>
-        </w:rPr>
-        <w:t>seed</w:t>
-      </w:r>
-      <w:proofErr w:type="spellEnd"/>
-      <w:r>
-        <w:rPr>
-          <w:color w:val="ED7D31" w:themeColor="accent2"/>
-          <w:lang w:val="es-ES"/>
-        </w:rPr>
-        <w:t xml:space="preserve"> o sin </w:t>
-      </w:r>
-      <w:proofErr w:type="spellStart"/>
-      <w:r>
-        <w:rPr>
-          <w:color w:val="ED7D31" w:themeColor="accent2"/>
-          <w:lang w:val="es-ES"/>
-        </w:rPr>
-        <w:t>seed</w:t>
-      </w:r>
-      <w:proofErr w:type="spellEnd"/>
-      <w:r>
-        <w:rPr>
-          <w:color w:val="ED7D31" w:themeColor="accent2"/>
-          <w:lang w:val="es-ES"/>
-        </w:rPr>
-        <w:t xml:space="preserve">) + </w:t>
-      </w:r>
-      <w:proofErr w:type="spellStart"/>
-      <w:proofErr w:type="gramStart"/>
-      <w:r>
-        <w:rPr>
-          <w:color w:val="ED7D31" w:themeColor="accent2"/>
-          <w:lang w:val="es-ES"/>
-        </w:rPr>
-        <w:t>master</w:t>
-      </w:r>
-      <w:proofErr w:type="gramEnd"/>
-      <w:r>
-        <w:rPr>
-          <w:color w:val="ED7D31" w:themeColor="accent2"/>
-          <w:lang w:val="es-ES"/>
-        </w:rPr>
-        <w:t>_nodos</w:t>
-      </w:r>
-      <w:proofErr w:type="spellEnd"/>
-      <w:r>
-        <w:rPr>
-          <w:color w:val="ED7D31" w:themeColor="accent2"/>
-          <w:lang w:val="es-ES"/>
-        </w:rPr>
-        <w:t xml:space="preserve"> fijos.</w:t>
+      <w:r>
+        <w:t>Conclusiones:</w:t>
+      </w:r>
+    </w:p>
+    <w:p>
+      <w:pPr>
+        <w:pStyle w:val="Prrafodelista"/>
+        <w:numPr>
+          <w:ilvl w:val="2"/>
+          <w:numId w:val="1"/>
+        </w:numPr>
+        <w:rPr>
+          <w:color w:val="ED7D31" w:themeColor="accent2"/>
+          <w:lang w:val="es-ES"/>
+        </w:rPr>
+      </w:pPr>
+      <w:r>
+        <w:rPr>
+          <w:color w:val="ED7D31" w:themeColor="accent2"/>
+          <w:lang w:val="es-ES"/>
+        </w:rPr>
+        <w:t xml:space="preserve">Quizas overfitting al tener mucho tamaño del filtro en el modelo ChebNet </w:t>
+      </w:r>
+      <w:r>
+        <w:rPr>
+          <w:color w:val="ED7D31" w:themeColor="accent2"/>
+          <w:lang w:val="es-ES"/>
+        </w:rPr>
+        <w:t>(descendent gradient problema??)</w:t>
+      </w:r>
+    </w:p>
+    <w:p>
+      <w:pPr>
+        <w:pStyle w:val="Prrafodelista"/>
+        <w:numPr>
+          <w:ilvl w:val="2"/>
+          <w:numId w:val="1"/>
+        </w:numPr>
+        <w:rPr>
+          <w:color w:val="ED7D31" w:themeColor="accent2"/>
+          <w:lang w:val="es-ES"/>
+        </w:rPr>
+      </w:pPr>
+      <w:r>
+        <w:rPr>
+          <w:color w:val="ED7D31" w:themeColor="accent2"/>
+          <w:lang w:val="es-ES"/>
+        </w:rPr>
+        <w:t>Los master nodes no eran fijos -&gt; Probar distintos método de sensor placement (con seed o sin seed) + master_nodos fijos.</w:t>
       </w:r>
     </w:p>
     <w:p>
@@ -929,14 +395,7 @@
         <w:rPr>
           <w:lang w:val="es-ES"/>
         </w:rPr>
-        <w:t xml:space="preserve">En </w:t>
-      </w:r>
-      <w:proofErr w:type="spellStart"/>
-      <w:r>
-        <w:rPr>
-          <w:lang w:val="es-ES"/>
-        </w:rPr>
-        <w:t>Taylor_metrics_</w:t>
+        <w:t>En Taylor_metrics_</w:t>
       </w:r>
       <w:r>
         <w:rPr>
@@ -948,23 +407,8 @@
         <w:rPr>
           <w:lang w:val="es-ES"/>
         </w:rPr>
-        <w:t>processed</w:t>
-      </w:r>
-      <w:proofErr w:type="spellEnd"/>
-      <w:r>
-        <w:rPr>
-          <w:lang w:val="es-ES"/>
-        </w:rPr>
-        <w:t xml:space="preserve"> eliminé los </w:t>
-      </w:r>
-      <w:proofErr w:type="gramStart"/>
-      <w:r>
-        <w:rPr>
-          <w:lang w:val="es-ES"/>
-        </w:rPr>
-        <w:t>training malos</w:t>
-      </w:r>
-      <w:proofErr w:type="gramEnd"/>
+        <w:t>processed eliminé los training malos</w:t>
+      </w:r>
     </w:p>
     <w:p>
       <w:pPr>
@@ -993,23 +437,7 @@
         </w:numPr>
       </w:pPr>
       <w:r>
-        <w:t>(</w:t>
-      </w:r>
-      <w:proofErr w:type="spellStart"/>
-      <w:r>
-        <w:t>si</w:t>
-      </w:r>
-      <w:proofErr w:type="spellEnd"/>
-      <w:r>
-        <w:t xml:space="preserve"> Quisiera </w:t>
-      </w:r>
-      <w:proofErr w:type="spellStart"/>
-      <w:r>
-        <w:t>evaluar</w:t>
-      </w:r>
-      <w:proofErr w:type="spellEnd"/>
-      <w:r>
-        <w:t xml:space="preserve"> </w:t>
+        <w:t xml:space="preserve">(si Quisiera evaluar </w:t>
       </w:r>
       <w:r>
         <w:t>Gat o cheb2</w:t>
@@ -1024,15 +452,7 @@
         <w:t>N]</w:t>
       </w:r>
       <w:r>
-        <w:t>batch_run_all_nodes.py –</w:t>
-      </w:r>
-      <w:proofErr w:type="spellStart"/>
-      <w:r>
-        <w:t>gnn</w:t>
-      </w:r>
-      <w:proofErr w:type="spellEnd"/>
-      <w:r>
-        <w:t xml:space="preserve"> XXX</w:t>
+        <w:t>batch_run_all_nodes.py –gnn XXX</w:t>
       </w:r>
     </w:p>
     <w:p>
@@ -1190,17 +610,8 @@
                 <w:color w:val="ED7D31" w:themeColor="accent2"/>
                 <w:lang w:val="es-ES"/>
               </w:rPr>
-              <w:t xml:space="preserve">Rango </w:t>
+              <w:t>Rango tst_loss</w:t>
             </w:r>
-            <w:proofErr w:type="spellStart"/>
-            <w:r>
-              <w:rPr>
-                <w:color w:val="ED7D31" w:themeColor="accent2"/>
-                <w:lang w:val="es-ES"/>
-              </w:rPr>
-              <w:t>tst_loss</w:t>
-            </w:r>
-            <w:proofErr w:type="spellEnd"/>
           </w:p>
         </w:tc>
         <w:tc>
@@ -1475,7 +886,6 @@
                 <w:lang w:val="es-ES"/>
               </w:rPr>
             </w:pPr>
-            <w:proofErr w:type="spellStart"/>
             <w:r>
               <w:rPr>
                 <w:color w:val="ED7D31" w:themeColor="accent2"/>
@@ -1483,7 +893,6 @@
               </w:rPr>
               <w:t>gat</w:t>
             </w:r>
-            <w:proofErr w:type="spellEnd"/>
           </w:p>
         </w:tc>
         <w:tc>
@@ -1653,23 +1062,7 @@
           <w:color w:val="ED7D31" w:themeColor="accent2"/>
           <w:lang w:val="es-ES"/>
         </w:rPr>
-        <w:t xml:space="preserve">La posición de </w:t>
-      </w:r>
-      <w:proofErr w:type="spellStart"/>
-      <w:r>
-        <w:rPr>
-          <w:color w:val="ED7D31" w:themeColor="accent2"/>
-          <w:lang w:val="es-ES"/>
-        </w:rPr>
-        <w:t>sensore</w:t>
-      </w:r>
-      <w:proofErr w:type="spellEnd"/>
-      <w:r>
-        <w:rPr>
-          <w:color w:val="ED7D31" w:themeColor="accent2"/>
-          <w:lang w:val="es-ES"/>
-        </w:rPr>
-        <w:t xml:space="preserve"> cerca a los nodos ya observados </w:t>
+        <w:t xml:space="preserve">La posición de sensore cerca a los nodos ya observados </w:t>
       </w:r>
       <w:r>
         <w:rPr>
@@ -1705,29 +1098,8 @@
           <w:numId w:val="1"/>
         </w:numPr>
       </w:pPr>
-      <w:proofErr w:type="spellStart"/>
-      <w:r>
-        <w:t>Probar</w:t>
-      </w:r>
-      <w:proofErr w:type="spellEnd"/>
-      <w:r>
-        <w:t xml:space="preserve"> </w:t>
-      </w:r>
-      <w:proofErr w:type="spellStart"/>
-      <w:r>
-        <w:t>distintos</w:t>
-      </w:r>
-      <w:proofErr w:type="spellEnd"/>
-      <w:r>
-        <w:t xml:space="preserve"> ratios (0.05 0.1 0.2 0.4 0.8) con </w:t>
-      </w:r>
-      <w:proofErr w:type="spellStart"/>
-      <w:r>
-        <w:t>xrandom</w:t>
-      </w:r>
-      <w:proofErr w:type="spellEnd"/>
-      <w:r>
-        <w:t xml:space="preserve"> and seed (--deterministic) co</w:t>
+      <w:r>
+        <w:t>Probar distintos ratios (0.05 0.1 0.2 0.4 0.8) con xrandom and seed (--deterministic) co</w:t>
       </w:r>
       <w:r>
         <w:t xml:space="preserve">n </w:t>
@@ -1750,13 +1122,8 @@
           <w:numId w:val="1"/>
         </w:numPr>
       </w:pPr>
-      <w:proofErr w:type="spellStart"/>
-      <w:r>
-        <w:t>Utilizar</w:t>
-      </w:r>
-      <w:proofErr w:type="spellEnd"/>
-      <w:r>
-        <w:t>:</w:t>
+      <w:r>
+        <w:t>Utilizar:</w:t>
       </w:r>
     </w:p>
     <w:p>
@@ -1793,49 +1160,7 @@
         <w:rPr>
           <w:color w:val="ED7D31" w:themeColor="accent2"/>
         </w:rPr>
-        <w:t>[N]</w:t>
-      </w:r>
-      <w:proofErr w:type="spellStart"/>
-      <w:r>
-        <w:rPr>
-          <w:color w:val="ED7D31" w:themeColor="accent2"/>
-        </w:rPr>
-        <w:t>batch_train_gat</w:t>
-      </w:r>
-      <w:proofErr w:type="spellEnd"/>
-      <w:r>
-        <w:rPr>
-          <w:color w:val="ED7D31" w:themeColor="accent2"/>
-        </w:rPr>
-        <w:t xml:space="preserve"> --tag XXX --batch XX --epoch XX --</w:t>
-      </w:r>
-      <w:proofErr w:type="spellStart"/>
-      <w:r>
-        <w:rPr>
-          <w:color w:val="ED7D31" w:themeColor="accent2"/>
-        </w:rPr>
-        <w:t>gnn</w:t>
-      </w:r>
-      <w:proofErr w:type="spellEnd"/>
-      <w:r>
-        <w:rPr>
-          <w:color w:val="ED7D31" w:themeColor="accent2"/>
-        </w:rPr>
-        <w:t xml:space="preserve"> XX --runs </w:t>
-      </w:r>
-      <w:proofErr w:type="gramStart"/>
-      <w:r>
-        <w:rPr>
-          <w:color w:val="ED7D31" w:themeColor="accent2"/>
-        </w:rPr>
-        <w:t>XX  --</w:t>
-      </w:r>
-      <w:proofErr w:type="gramEnd"/>
-      <w:r>
-        <w:rPr>
-          <w:color w:val="ED7D31" w:themeColor="accent2"/>
-        </w:rPr>
-        <w:t>deterministic</w:t>
+        <w:t>[N]batch_train_gat --tag XXX --batch XX --epoch XX --gnn XX --runs XX  --deterministic</w:t>
       </w:r>
     </w:p>
     <w:p>
@@ -1853,23 +1178,7 @@
         <w:t xml:space="preserve">_gat.py </w:t>
       </w:r>
       <w:r>
-        <w:t>--</w:t>
-      </w:r>
-      <w:proofErr w:type="spellStart"/>
-      <w:r>
-        <w:t>obsrat</w:t>
-      </w:r>
-      <w:proofErr w:type="spellEnd"/>
-      <w:r>
-        <w:t xml:space="preserve"> XX --</w:t>
-      </w:r>
-      <w:proofErr w:type="spellStart"/>
-      <w:r>
-        <w:t>gnn</w:t>
-      </w:r>
-      <w:proofErr w:type="spellEnd"/>
-      <w:r>
-        <w:t xml:space="preserve"> XX --tag XX --runs XX</w:t>
+        <w:t>--obsrat XX --gnn XX --tag XX --runs XX</w:t>
       </w:r>
     </w:p>
     <w:p>
@@ -1902,11 +1211,7 @@
         </w:numPr>
       </w:pPr>
       <w:r>
-        <w:t>[N]</w:t>
-      </w:r>
-      <w:proofErr w:type="gramStart"/>
-      <w:r>
-        <w:t>plot_Taylor_diag</w:t>
+        <w:t>[N]plot_Taylor_diag</w:t>
       </w:r>
       <w:r>
         <w:t>_gat</w:t>
@@ -1918,11 +1223,7 @@
         <w:t xml:space="preserve">  </w:t>
       </w:r>
       <w:r>
-        <w:t>--</w:t>
-      </w:r>
-      <w:proofErr w:type="gramEnd"/>
-      <w:r>
-        <w:t>legend --individual --model gat cheb1 cheb2</w:t>
+        <w:t>--legend --individual --model gat cheb1 cheb2</w:t>
       </w:r>
     </w:p>
     <w:p>
@@ -1933,34 +1234,27 @@
           <w:numId w:val="1"/>
         </w:numPr>
       </w:pPr>
-      <w:proofErr w:type="spellStart"/>
-      <w:r>
-        <w:t>Conclusiones</w:t>
-      </w:r>
-      <w:proofErr w:type="spellEnd"/>
-      <w:r>
-        <w:t>:</w:t>
-      </w:r>
-    </w:p>
-    <w:p>
-      <w:pPr>
-        <w:pStyle w:val="Prrafodelista"/>
-        <w:numPr>
-          <w:ilvl w:val="2"/>
-          <w:numId w:val="1"/>
-        </w:numPr>
-        <w:rPr>
-          <w:color w:val="ED7D31" w:themeColor="accent2"/>
-        </w:rPr>
-      </w:pPr>
-      <w:proofErr w:type="spellStart"/>
+      <w:r>
+        <w:t>Conclusiones:</w:t>
+      </w:r>
+    </w:p>
+    <w:p>
+      <w:pPr>
+        <w:pStyle w:val="Prrafodelista"/>
+        <w:numPr>
+          <w:ilvl w:val="2"/>
+          <w:numId w:val="1"/>
+        </w:numPr>
+        <w:rPr>
+          <w:color w:val="ED7D31" w:themeColor="accent2"/>
+        </w:rPr>
+      </w:pPr>
       <w:r>
         <w:rPr>
           <w:color w:val="ED7D31" w:themeColor="accent2"/>
         </w:rPr>
         <w:t>cdc</w:t>
       </w:r>
-      <w:proofErr w:type="spellEnd"/>
     </w:p>
     <w:p>
       <w:pPr>
@@ -1995,35 +1289,7 @@
         <w:rPr>
           <w:lang w:val="es-ES"/>
         </w:rPr>
-        <w:t xml:space="preserve">Probar </w:t>
-      </w:r>
-      <w:proofErr w:type="gramStart"/>
-      <w:r>
-        <w:rPr>
-          <w:lang w:val="es-ES"/>
-        </w:rPr>
-        <w:t>distintos ratios</w:t>
-      </w:r>
-      <w:proofErr w:type="gramEnd"/>
-      <w:r>
-        <w:rPr>
-          <w:lang w:val="es-ES"/>
-        </w:rPr>
-        <w:t xml:space="preserve"> (0.05 0.1 0.2 0.4 0.8) con </w:t>
-      </w:r>
-      <w:proofErr w:type="spellStart"/>
-      <w:r>
-        <w:rPr>
-          <w:lang w:val="es-ES"/>
-        </w:rPr>
-        <w:t>xrandom</w:t>
-      </w:r>
-      <w:proofErr w:type="spellEnd"/>
-      <w:r>
-        <w:rPr>
-          <w:lang w:val="es-ES"/>
-        </w:rPr>
-        <w:t xml:space="preserve"> </w:t>
+        <w:t xml:space="preserve">Probar distintos ratios (0.05 0.1 0.2 0.4 0.8) con xrandom </w:t>
       </w:r>
       <w:r>
         <w:rPr>
@@ -2031,53 +1297,17 @@
         </w:rPr>
         <w:t xml:space="preserve">y NO </w:t>
       </w:r>
-      <w:proofErr w:type="spellStart"/>
-      <w:r>
-        <w:rPr>
-          <w:lang w:val="es-ES"/>
-        </w:rPr>
-        <w:t>seed</w:t>
-      </w:r>
-      <w:proofErr w:type="spellEnd"/>
-      <w:r>
-        <w:rPr>
-          <w:lang w:val="es-ES"/>
-        </w:rPr>
-        <w:t xml:space="preserve"> (--</w:t>
-      </w:r>
-      <w:proofErr w:type="spellStart"/>
-      <w:r>
-        <w:rPr>
-          <w:lang w:val="es-ES"/>
-        </w:rPr>
-        <w:t>deterministic</w:t>
-      </w:r>
-      <w:proofErr w:type="spellEnd"/>
-      <w:r>
-        <w:rPr>
-          <w:lang w:val="es-ES"/>
-        </w:rPr>
-        <w:t>) con cheb1</w:t>
-      </w:r>
-      <w:r>
-        <w:rPr>
-          <w:lang w:val="es-ES"/>
-        </w:rPr>
-        <w:t xml:space="preserve">, cheb2 y </w:t>
-      </w:r>
-      <w:proofErr w:type="spellStart"/>
-      <w:r>
-        <w:rPr>
-          <w:lang w:val="es-ES"/>
-        </w:rPr>
-        <w:t>gat</w:t>
-      </w:r>
-      <w:proofErr w:type="spellEnd"/>
-      <w:r>
-        <w:rPr>
-          <w:lang w:val="es-ES"/>
-        </w:rPr>
-        <w:t>.</w:t>
+      <w:r>
+        <w:rPr>
+          <w:lang w:val="es-ES"/>
+        </w:rPr>
+        <w:t>seed (--deterministic) con cheb1</w:t>
+      </w:r>
+      <w:r>
+        <w:rPr>
+          <w:lang w:val="es-ES"/>
+        </w:rPr>
+        <w:t>, cheb2 y gat.</w:t>
       </w:r>
     </w:p>
     <w:p>
@@ -2088,13 +1318,8 @@
           <w:numId w:val="1"/>
         </w:numPr>
       </w:pPr>
-      <w:proofErr w:type="spellStart"/>
-      <w:r>
-        <w:t>Utilizar</w:t>
-      </w:r>
-      <w:proofErr w:type="spellEnd"/>
-      <w:r>
-        <w:t>:</w:t>
+      <w:r>
+        <w:t>Utilizar:</w:t>
       </w:r>
     </w:p>
     <w:p>
@@ -2112,23 +1337,7 @@
         <w:t xml:space="preserve">(Run </w:t>
       </w:r>
       <w:r>
-        <w:t>experiments): [N]</w:t>
-      </w:r>
-      <w:proofErr w:type="spellStart"/>
-      <w:r>
-        <w:t>batch_train_gat</w:t>
-      </w:r>
-      <w:proofErr w:type="spellEnd"/>
-      <w:r>
-        <w:t xml:space="preserve"> --tag XXX --batch XX --epoch XX --</w:t>
-      </w:r>
-      <w:proofErr w:type="spellStart"/>
-      <w:r>
-        <w:t>gnn</w:t>
-      </w:r>
-      <w:proofErr w:type="spellEnd"/>
-      <w:r>
-        <w:t xml:space="preserve"> XX --runs XX</w:t>
+        <w:t>experiments): [N]batch_train_gat --tag XXX --batch XX --epoch XX --gnn XX --runs XX</w:t>
       </w:r>
     </w:p>
     <w:p>
@@ -2146,23 +1355,7 @@
         <w:t xml:space="preserve">_gat.py </w:t>
       </w:r>
       <w:r>
-        <w:t>--</w:t>
-      </w:r>
-      <w:proofErr w:type="spellStart"/>
-      <w:r>
-        <w:t>obsrat</w:t>
-      </w:r>
-      <w:proofErr w:type="spellEnd"/>
-      <w:r>
-        <w:t xml:space="preserve"> XX --</w:t>
-      </w:r>
-      <w:proofErr w:type="spellStart"/>
-      <w:r>
-        <w:t>gnn</w:t>
-      </w:r>
-      <w:proofErr w:type="spellEnd"/>
-      <w:r>
-        <w:t xml:space="preserve"> XX --tag XX --runs XX</w:t>
+        <w:t>--obsrat XX --gnn XX --tag XX --runs XX</w:t>
       </w:r>
       <w:r>
         <w:t xml:space="preserve"> –adj XXX</w:t>
@@ -2198,11 +1391,7 @@
         </w:numPr>
       </w:pPr>
       <w:r>
-        <w:t>[N]</w:t>
-      </w:r>
-      <w:proofErr w:type="gramStart"/>
-      <w:r>
-        <w:t>plot_Taylor_diag</w:t>
+        <w:t>[N]plot_Taylor_diag</w:t>
       </w:r>
       <w:r>
         <w:t>_gat</w:t>
@@ -2214,11 +1403,7 @@
         <w:t xml:space="preserve">  </w:t>
       </w:r>
       <w:r>
-        <w:t>--</w:t>
-      </w:r>
-      <w:proofErr w:type="gramEnd"/>
-      <w:r>
-        <w:t>legend --individual --model gat cheb1 cheb2</w:t>
+        <w:t>--legend --individual --model gat cheb1 cheb2</w:t>
       </w:r>
     </w:p>
     <w:p>
@@ -2229,13 +1414,8 @@
           <w:numId w:val="1"/>
         </w:numPr>
       </w:pPr>
-      <w:proofErr w:type="spellStart"/>
-      <w:r>
-        <w:t>Conclusiones</w:t>
-      </w:r>
-      <w:proofErr w:type="spellEnd"/>
-      <w:r>
-        <w:t>:</w:t>
+      <w:r>
+        <w:t>Conclusiones:</w:t>
       </w:r>
     </w:p>
     <w:p>
@@ -2252,105 +1432,41 @@
           <w:color w:val="C45911" w:themeColor="accent2" w:themeShade="BF"/>
           <w:lang w:val="es-ES"/>
         </w:rPr>
-        <w:t xml:space="preserve">0.05 no lo </w:t>
-      </w:r>
-      <w:proofErr w:type="spellStart"/>
+        <w:t>0.05 no lo volvi a mirar mucho por lo anterior (se mantienen los resultados anteriores)</w:t>
+      </w:r>
       <w:r>
         <w:rPr>
           <w:color w:val="C45911" w:themeColor="accent2" w:themeShade="BF"/>
           <w:lang w:val="es-ES"/>
         </w:rPr>
-        <w:t>volvi</w:t>
-      </w:r>
-      <w:proofErr w:type="spellEnd"/>
-      <w:r>
+        <w:t xml:space="preserve">, parece influir cuan o meno cercano están los nodos observados. </w:t>
+      </w:r>
+    </w:p>
+    <w:p>
+      <w:pPr>
+        <w:pStyle w:val="Prrafodelista"/>
+        <w:ind w:left="1440"/>
         <w:rPr>
           <w:color w:val="C45911" w:themeColor="accent2" w:themeShade="BF"/>
           <w:lang w:val="es-ES"/>
         </w:rPr>
-        <w:t xml:space="preserve"> a mirar mucho por lo anterior (se mantienen los resultados anteriores)</w:t>
-      </w:r>
-      <w:r>
+      </w:pPr>
+    </w:p>
+    <w:p>
+      <w:pPr>
+        <w:pStyle w:val="Prrafodelista"/>
+        <w:ind w:left="1440"/>
         <w:rPr>
           <w:color w:val="C45911" w:themeColor="accent2" w:themeShade="BF"/>
           <w:lang w:val="es-ES"/>
         </w:rPr>
-        <w:t xml:space="preserve">, parece influir cuan o meno cercano están los nodos observados. </w:t>
-      </w:r>
-    </w:p>
-    <w:p>
-      <w:pPr>
-        <w:pStyle w:val="Prrafodelista"/>
-        <w:ind w:left="1440"/>
+      </w:pPr>
+      <w:r>
         <w:rPr>
           <w:color w:val="C45911" w:themeColor="accent2" w:themeShade="BF"/>
           <w:lang w:val="es-ES"/>
         </w:rPr>
-      </w:pPr>
-    </w:p>
-    <w:p>
-      <w:pPr>
-        <w:pStyle w:val="Prrafodelista"/>
-        <w:ind w:left="1440"/>
-        <w:rPr>
-          <w:color w:val="C45911" w:themeColor="accent2" w:themeShade="BF"/>
-          <w:lang w:val="es-ES"/>
-        </w:rPr>
-      </w:pPr>
-      <w:r>
-        <w:rPr>
-          <w:color w:val="C45911" w:themeColor="accent2" w:themeShade="BF"/>
-          <w:lang w:val="es-ES"/>
-        </w:rPr>
-        <w:t xml:space="preserve">Con respecto a </w:t>
-      </w:r>
-      <w:proofErr w:type="gramStart"/>
-      <w:r>
-        <w:rPr>
-          <w:color w:val="C45911" w:themeColor="accent2" w:themeShade="BF"/>
-          <w:lang w:val="es-ES"/>
-        </w:rPr>
-        <w:t>los otros ratios</w:t>
-      </w:r>
-      <w:proofErr w:type="gramEnd"/>
-      <w:r>
-        <w:rPr>
-          <w:color w:val="C45911" w:themeColor="accent2" w:themeShade="BF"/>
-          <w:lang w:val="es-ES"/>
-        </w:rPr>
-        <w:t xml:space="preserve"> se puede ver que GAT tiene un rango más grande de error en ratios menores. En ratios mayores se estabiliza más los rangos, especialmente en GAT v2 (tenemos conexión residual y </w:t>
-      </w:r>
-      <w:proofErr w:type="spellStart"/>
-      <w:r>
-        <w:rPr>
-          <w:color w:val="C45911" w:themeColor="accent2" w:themeShade="BF"/>
-          <w:lang w:val="es-ES"/>
-        </w:rPr>
-        <w:t>dropout</w:t>
-      </w:r>
-      <w:proofErr w:type="spellEnd"/>
-      <w:r>
-        <w:rPr>
-          <w:color w:val="C45911" w:themeColor="accent2" w:themeShade="BF"/>
-          <w:lang w:val="es-ES"/>
-        </w:rPr>
-        <w:t xml:space="preserve"> (evita </w:t>
-      </w:r>
-      <w:proofErr w:type="spellStart"/>
-      <w:r>
-        <w:rPr>
-          <w:color w:val="C45911" w:themeColor="accent2" w:themeShade="BF"/>
-          <w:lang w:val="es-ES"/>
-        </w:rPr>
-        <w:t>overfitting</w:t>
-      </w:r>
-      <w:proofErr w:type="spellEnd"/>
-      <w:r>
-        <w:rPr>
-          <w:color w:val="C45911" w:themeColor="accent2" w:themeShade="BF"/>
-          <w:lang w:val="es-ES"/>
-        </w:rPr>
-        <w:t xml:space="preserve"> y distribuye los pesos)</w:t>
+        <w:t>Con respecto a los otros ratios se puede ver que GAT tiene un rango más grande de error en ratios menores. En ratios mayores se estabiliza más los rangos, especialmente en GAT v2 (tenemos conexión residual y dropout (evita overfitting y distribuye los pesos)</w:t>
       </w:r>
     </w:p>
     <w:p>
@@ -2434,39 +1550,7 @@
             <w:rStyle w:val="Hipervnculo"/>
             <w:lang w:val="es-ES"/>
           </w:rPr>
-          <w:t xml:space="preserve">[2105.14491] How </w:t>
-        </w:r>
-        <w:proofErr w:type="spellStart"/>
-        <w:r>
-          <w:rPr>
-            <w:rStyle w:val="Hipervnculo"/>
-            <w:lang w:val="es-ES"/>
-          </w:rPr>
-          <w:t>Attentive</w:t>
-        </w:r>
-        <w:proofErr w:type="spellEnd"/>
-        <w:r>
-          <w:rPr>
-            <w:rStyle w:val="Hipervnculo"/>
-            <w:lang w:val="es-ES"/>
-          </w:rPr>
-          <w:t xml:space="preserve"> are Graph </w:t>
-        </w:r>
-        <w:proofErr w:type="spellStart"/>
-        <w:r>
-          <w:rPr>
-            <w:rStyle w:val="Hipervnculo"/>
-            <w:lang w:val="es-ES"/>
-          </w:rPr>
-          <w:t>Attention</w:t>
-        </w:r>
-        <w:proofErr w:type="spellEnd"/>
-        <w:r>
-          <w:rPr>
-            <w:rStyle w:val="Hipervnculo"/>
-            <w:lang w:val="es-ES"/>
-          </w:rPr>
-          <w:t xml:space="preserve"> Networks?</w:t>
+          <w:t>[2105.14491] How Attentive are Graph Attention Networks?</w:t>
         </w:r>
       </w:hyperlink>
       <w:r>
@@ -2482,15 +1566,7 @@
         <w:t xml:space="preserve">. </w:t>
       </w:r>
       <w:r>
-        <w:t xml:space="preserve">[+] Add residual connections. [+] Dropout property to distribute the attentions. [+] Injects physics (Edge </w:t>
-      </w:r>
-      <w:proofErr w:type="spellStart"/>
-      <w:r>
-        <w:t>weightd</w:t>
-      </w:r>
-      <w:proofErr w:type="spellEnd"/>
-      <w:r>
-        <w:t>)</w:t>
+        <w:t>[+] Add residual connections. [+] Dropout property to distribute the attentions. [+] Injects physics (Edge weightd)</w:t>
       </w:r>
       <w:r>
         <w:t>.</w:t>
@@ -2511,35 +1587,7 @@
         <w:rPr>
           <w:lang w:val="es-ES"/>
         </w:rPr>
-        <w:t xml:space="preserve">Probar </w:t>
-      </w:r>
-      <w:proofErr w:type="gramStart"/>
-      <w:r>
-        <w:rPr>
-          <w:lang w:val="es-ES"/>
-        </w:rPr>
-        <w:t>distintos ratios</w:t>
-      </w:r>
-      <w:proofErr w:type="gramEnd"/>
-      <w:r>
-        <w:rPr>
-          <w:lang w:val="es-ES"/>
-        </w:rPr>
-        <w:t xml:space="preserve"> (0.05 0.1 0.2 0.4 0.8) con </w:t>
-      </w:r>
-      <w:proofErr w:type="spellStart"/>
-      <w:r>
-        <w:rPr>
-          <w:lang w:val="es-ES"/>
-        </w:rPr>
-        <w:t>xrandom</w:t>
-      </w:r>
-      <w:proofErr w:type="spellEnd"/>
-      <w:r>
-        <w:rPr>
-          <w:lang w:val="es-ES"/>
-        </w:rPr>
-        <w:t xml:space="preserve"> </w:t>
+        <w:t xml:space="preserve">Probar distintos ratios (0.05 0.1 0.2 0.4 0.8) con xrandom </w:t>
       </w:r>
       <w:r>
         <w:rPr>
@@ -2547,33 +1595,11 @@
         </w:rPr>
         <w:t xml:space="preserve">y NO </w:t>
       </w:r>
-      <w:proofErr w:type="spellStart"/>
-      <w:r>
-        <w:rPr>
-          <w:lang w:val="es-ES"/>
-        </w:rPr>
-        <w:t>seed</w:t>
-      </w:r>
-      <w:proofErr w:type="spellEnd"/>
-      <w:r>
-        <w:rPr>
-          <w:lang w:val="es-ES"/>
-        </w:rPr>
-        <w:t xml:space="preserve"> (--</w:t>
-      </w:r>
-      <w:proofErr w:type="spellStart"/>
-      <w:r>
-        <w:rPr>
-          <w:lang w:val="es-ES"/>
-        </w:rPr>
-        <w:t>deterministic</w:t>
-      </w:r>
-      <w:proofErr w:type="spellEnd"/>
-      <w:r>
-        <w:rPr>
-          <w:lang w:val="es-ES"/>
-        </w:rPr>
-        <w:t>) con cheb1</w:t>
+      <w:r>
+        <w:rPr>
+          <w:lang w:val="es-ES"/>
+        </w:rPr>
+        <w:t>seed (--deterministic) con cheb1</w:t>
       </w:r>
       <w:r>
         <w:rPr>
@@ -2585,21 +1611,7 @@
         <w:rPr>
           <w:lang w:val="es-ES"/>
         </w:rPr>
-        <w:t xml:space="preserve">, </w:t>
-      </w:r>
-      <w:proofErr w:type="spellStart"/>
-      <w:r>
-        <w:rPr>
-          <w:lang w:val="es-ES"/>
-        </w:rPr>
-        <w:t>gat</w:t>
-      </w:r>
-      <w:proofErr w:type="spellEnd"/>
-      <w:r>
-        <w:rPr>
-          <w:lang w:val="es-ES"/>
-        </w:rPr>
-        <w:t xml:space="preserve"> y gat2.</w:t>
+        <w:t>, gat y gat2.</w:t>
       </w:r>
     </w:p>
     <w:p>
@@ -2610,13 +1622,8 @@
           <w:numId w:val="1"/>
         </w:numPr>
       </w:pPr>
-      <w:proofErr w:type="spellStart"/>
-      <w:r>
-        <w:t>Utilizar</w:t>
-      </w:r>
-      <w:proofErr w:type="spellEnd"/>
-      <w:r>
-        <w:t>:</w:t>
+      <w:r>
+        <w:t>Utilizar:</w:t>
       </w:r>
     </w:p>
     <w:p>
@@ -2640,15 +1647,7 @@
         <w:t>2</w:t>
       </w:r>
       <w:r>
-        <w:t xml:space="preserve"> --tag XXX --batch XX --epoch XX --</w:t>
-      </w:r>
-      <w:proofErr w:type="spellStart"/>
-      <w:r>
-        <w:t>gnn</w:t>
-      </w:r>
-      <w:proofErr w:type="spellEnd"/>
-      <w:r>
-        <w:t xml:space="preserve"> XX --runs XX</w:t>
+        <w:t xml:space="preserve"> --tag XXX --batch XX --epoch XX --gnn XX --runs XX</w:t>
       </w:r>
       <w:r>
         <w:t xml:space="preserve"> –adj XX</w:t>
@@ -2669,23 +1668,7 @@
         <w:t xml:space="preserve">_gat2.py </w:t>
       </w:r>
       <w:r>
-        <w:t>--</w:t>
-      </w:r>
-      <w:proofErr w:type="spellStart"/>
-      <w:r>
-        <w:t>obsrat</w:t>
-      </w:r>
-      <w:proofErr w:type="spellEnd"/>
-      <w:r>
-        <w:t xml:space="preserve"> XX --</w:t>
-      </w:r>
-      <w:proofErr w:type="spellStart"/>
-      <w:r>
-        <w:t>gnn</w:t>
-      </w:r>
-      <w:proofErr w:type="spellEnd"/>
-      <w:r>
-        <w:t xml:space="preserve"> XX --tag XX --runs XX</w:t>
+        <w:t>--obsrat XX --gnn XX --tag XX --runs XX</w:t>
       </w:r>
       <w:r>
         <w:t xml:space="preserve"> –adj XXX </w:t>
@@ -2721,11 +1704,7 @@
         </w:numPr>
       </w:pPr>
       <w:r>
-        <w:t>[N]</w:t>
-      </w:r>
-      <w:proofErr w:type="gramStart"/>
-      <w:r>
-        <w:t>plot_Taylor_diag</w:t>
+        <w:t>[N]plot_Taylor_diag</w:t>
       </w:r>
       <w:r>
         <w:t>_gat2</w:t>
@@ -2737,11 +1716,7 @@
         <w:t xml:space="preserve">  </w:t>
       </w:r>
       <w:r>
-        <w:t>--</w:t>
-      </w:r>
-      <w:proofErr w:type="gramEnd"/>
-      <w:r>
-        <w:t>legend --individual --model gat cheb1 cheb2</w:t>
+        <w:t>--legend --individual --model gat cheb1 cheb2</w:t>
       </w:r>
       <w:r>
         <w:t xml:space="preserve"> gat2 gat2_weig gat2_log</w:t>
@@ -2755,13 +1730,8 @@
           <w:numId w:val="1"/>
         </w:numPr>
       </w:pPr>
-      <w:proofErr w:type="spellStart"/>
-      <w:r>
-        <w:t>Conclusiones</w:t>
-      </w:r>
-      <w:proofErr w:type="spellEnd"/>
-      <w:r>
-        <w:t>:</w:t>
+      <w:r>
+        <w:t>Conclusiones:</w:t>
       </w:r>
     </w:p>
     <w:p>
@@ -2786,21 +1756,7 @@
         <w:rPr>
           <w:lang w:val="es-ES"/>
         </w:rPr>
-        <w:t xml:space="preserve">T no llegan a superar los valores de las </w:t>
-      </w:r>
-      <w:proofErr w:type="spellStart"/>
-      <w:r>
-        <w:rPr>
-          <w:lang w:val="es-ES"/>
-        </w:rPr>
-        <w:t>chebNets</w:t>
-      </w:r>
-      <w:proofErr w:type="spellEnd"/>
-      <w:r>
-        <w:rPr>
-          <w:lang w:val="es-ES"/>
-        </w:rPr>
-        <w:t>.</w:t>
+        <w:t>T no llegan a superar los valores de las chebNets.</w:t>
       </w:r>
     </w:p>
     <w:p>
@@ -2815,20 +1771,12 @@
           <w:lang w:val="es-ES"/>
         </w:rPr>
       </w:pPr>
-      <w:proofErr w:type="spellStart"/>
       <w:r>
         <w:rPr>
           <w:lang w:val="es-ES"/>
         </w:rPr>
         <w:lastRenderedPageBreak/>
-        <w:t>GATs</w:t>
-      </w:r>
-      <w:proofErr w:type="spellEnd"/>
-      <w:r>
-        <w:rPr>
-          <w:lang w:val="es-ES"/>
-        </w:rPr>
-        <w:t xml:space="preserve"> si que parecen ser consistentes. La performance mejora al aumentar el Ratio.</w:t>
+        <w:t>GATs si que parecen ser consistentes. La performance mejora al aumentar el Ratio.</w:t>
       </w:r>
     </w:p>
     <w:p>
@@ -2847,21 +1795,7 @@
         <w:rPr>
           <w:lang w:val="es-ES"/>
         </w:rPr>
-        <w:t>GATv2 (</w:t>
-      </w:r>
-      <w:proofErr w:type="spellStart"/>
-      <w:r>
-        <w:rPr>
-          <w:lang w:val="es-ES"/>
-        </w:rPr>
-        <w:t>dinamica</w:t>
-      </w:r>
-      <w:proofErr w:type="spellEnd"/>
-      <w:r>
-        <w:rPr>
-          <w:lang w:val="es-ES"/>
-        </w:rPr>
-        <w:t xml:space="preserve">) parece enriquecerse muchísimo más al tener más conocimiento de mayores nodos. </w:t>
+        <w:t xml:space="preserve">GATv2 (dinamica) parece enriquecerse muchísimo más al tener más conocimiento de mayores nodos. </w:t>
       </w:r>
     </w:p>
     <w:p>
@@ -2918,35 +1852,7 @@
         <w:rPr>
           <w:lang w:val="es-ES"/>
         </w:rPr>
-        <w:t xml:space="preserve">Número de escenas total 1000 (600 training, 200 </w:t>
-      </w:r>
-      <w:proofErr w:type="spellStart"/>
-      <w:r>
-        <w:rPr>
-          <w:lang w:val="es-ES"/>
-        </w:rPr>
-        <w:t>validation</w:t>
-      </w:r>
-      <w:proofErr w:type="spellEnd"/>
-      <w:r>
-        <w:rPr>
-          <w:lang w:val="es-ES"/>
-        </w:rPr>
-        <w:t xml:space="preserve"> y 200 </w:t>
-      </w:r>
-      <w:proofErr w:type="spellStart"/>
-      <w:r>
-        <w:rPr>
-          <w:lang w:val="es-ES"/>
-        </w:rPr>
-        <w:t>testing</w:t>
-      </w:r>
-      <w:proofErr w:type="spellEnd"/>
-      <w:r>
-        <w:rPr>
-          <w:lang w:val="es-ES"/>
-        </w:rPr>
-        <w:t>) debido a coste computacional muy alto</w:t>
+        <w:t>Número de escenas total 1000 (600 training, 200 validation y 200 testing) debido a coste computacional muy alto</w:t>
       </w:r>
     </w:p>
     <w:p>
@@ -2964,35 +1870,7 @@
         <w:rPr>
           <w:lang w:val="es-ES"/>
         </w:rPr>
-        <w:t xml:space="preserve">Probar </w:t>
-      </w:r>
-      <w:proofErr w:type="gramStart"/>
-      <w:r>
-        <w:rPr>
-          <w:lang w:val="es-ES"/>
-        </w:rPr>
-        <w:t>distintos ratios</w:t>
-      </w:r>
-      <w:proofErr w:type="gramEnd"/>
-      <w:r>
-        <w:rPr>
-          <w:lang w:val="es-ES"/>
-        </w:rPr>
-        <w:t xml:space="preserve"> (0.05 0.1 0.2 0.4 0.8) con </w:t>
-      </w:r>
-      <w:proofErr w:type="spellStart"/>
-      <w:r>
-        <w:rPr>
-          <w:lang w:val="es-ES"/>
-        </w:rPr>
-        <w:t>xrandom</w:t>
-      </w:r>
-      <w:proofErr w:type="spellEnd"/>
-      <w:r>
-        <w:rPr>
-          <w:lang w:val="es-ES"/>
-        </w:rPr>
-        <w:t xml:space="preserve"> </w:t>
+        <w:t xml:space="preserve">Probar distintos ratios (0.05 0.1 0.2 0.4 0.8) con xrandom </w:t>
       </w:r>
       <w:r>
         <w:rPr>
@@ -3000,33 +1878,11 @@
         </w:rPr>
         <w:t xml:space="preserve">y NO </w:t>
       </w:r>
-      <w:proofErr w:type="spellStart"/>
-      <w:r>
-        <w:rPr>
-          <w:lang w:val="es-ES"/>
-        </w:rPr>
-        <w:t>seed</w:t>
-      </w:r>
-      <w:proofErr w:type="spellEnd"/>
-      <w:r>
-        <w:rPr>
-          <w:lang w:val="es-ES"/>
-        </w:rPr>
-        <w:t xml:space="preserve"> (--</w:t>
-      </w:r>
-      <w:proofErr w:type="spellStart"/>
-      <w:r>
-        <w:rPr>
-          <w:lang w:val="es-ES"/>
-        </w:rPr>
-        <w:t>deterministic</w:t>
-      </w:r>
-      <w:proofErr w:type="spellEnd"/>
-      <w:r>
-        <w:rPr>
-          <w:lang w:val="es-ES"/>
-        </w:rPr>
-        <w:t>) con cheb1</w:t>
+      <w:r>
+        <w:rPr>
+          <w:lang w:val="es-ES"/>
+        </w:rPr>
+        <w:t>seed (--deterministic) con cheb1</w:t>
       </w:r>
       <w:r>
         <w:rPr>
@@ -3045,21 +1901,7 @@
         <w:rPr>
           <w:lang w:val="es-ES"/>
         </w:rPr>
-        <w:t xml:space="preserve">, </w:t>
-      </w:r>
-      <w:proofErr w:type="spellStart"/>
-      <w:r>
-        <w:rPr>
-          <w:lang w:val="es-ES"/>
-        </w:rPr>
-        <w:t>gat</w:t>
-      </w:r>
-      <w:proofErr w:type="spellEnd"/>
-      <w:r>
-        <w:rPr>
-          <w:lang w:val="es-ES"/>
-        </w:rPr>
-        <w:t xml:space="preserve"> y gat2.</w:t>
+        <w:t>, gat y gat2.</w:t>
       </w:r>
     </w:p>
     <w:p>
@@ -3070,13 +1912,8 @@
           <w:numId w:val="2"/>
         </w:numPr>
       </w:pPr>
-      <w:proofErr w:type="spellStart"/>
-      <w:r>
-        <w:t>Utilizar</w:t>
-      </w:r>
-      <w:proofErr w:type="spellEnd"/>
-      <w:r>
-        <w:t>:</w:t>
+      <w:r>
+        <w:t>Utilizar:</w:t>
       </w:r>
     </w:p>
     <w:p>
@@ -3111,138 +1948,87 @@
       <w:r>
         <w:t>--</w:t>
       </w:r>
-      <w:proofErr w:type="spellStart"/>
-      <w:r>
-        <w:t>wds</w:t>
-      </w:r>
-      <w:proofErr w:type="spellEnd"/>
-      <w:r>
-        <w:t xml:space="preserve"> </w:t>
-      </w:r>
-      <w:proofErr w:type="spellStart"/>
+      <w:r>
+        <w:t>wds ctown</w:t>
+      </w:r>
+      <w:r>
+        <w:t xml:space="preserve"> --tag XXX --batch XX --epoch XX --gnn XX --runs XX</w:t>
+      </w:r>
+      <w:r>
+        <w:t xml:space="preserve"> –adj XX</w:t>
+      </w:r>
+      <w:r>
+        <w:t xml:space="preserve"> --deterministic</w:t>
+      </w:r>
+    </w:p>
+    <w:p>
+      <w:pPr>
+        <w:pStyle w:val="Prrafodelista"/>
+        <w:numPr>
+          <w:ilvl w:val="2"/>
+          <w:numId w:val="1"/>
+        </w:numPr>
+      </w:pPr>
+      <w:r>
+        <w:t xml:space="preserve">Python </w:t>
+      </w:r>
+      <w:r>
+        <w:t>[N]test_Taylor_metrics</w:t>
+      </w:r>
+      <w:r>
+        <w:t xml:space="preserve">_ctown.py </w:t>
+      </w:r>
+      <w:r>
+        <w:t>--obsrat XX --gnn XX --tag XX --runs XX</w:t>
+      </w:r>
+      <w:r>
+        <w:t xml:space="preserve"> –adj XXX </w:t>
+      </w:r>
+      <w:r>
+        <w:t xml:space="preserve"> --wds XXX</w:t>
+      </w:r>
+    </w:p>
+    <w:p>
+      <w:pPr>
+        <w:pStyle w:val="Prrafodelista"/>
+        <w:numPr>
+          <w:ilvl w:val="2"/>
+          <w:numId w:val="1"/>
+        </w:numPr>
+      </w:pPr>
+      <w:r>
+        <w:t>Python evaluation/</w:t>
+      </w:r>
+      <w:r>
+        <w:t>[N]process_Taylor_metrics</w:t>
+      </w:r>
+      <w:r>
+        <w:t>_ctown</w:t>
+      </w:r>
+      <w:r>
+        <w:t>.p</w:t>
+      </w:r>
+      <w:r>
+        <w:t>y</w:t>
+      </w:r>
+    </w:p>
+    <w:p>
+      <w:pPr>
+        <w:pStyle w:val="Prrafodelista"/>
+        <w:numPr>
+          <w:ilvl w:val="2"/>
+          <w:numId w:val="1"/>
+        </w:numPr>
+      </w:pPr>
+      <w:r>
+        <w:t>[N]plot_Taylor_</w:t>
+      </w:r>
+      <w:r>
+        <w:t>diag_</w:t>
+      </w:r>
       <w:r>
         <w:t>ctown</w:t>
       </w:r>
-      <w:proofErr w:type="spellEnd"/>
-      <w:r>
-        <w:t xml:space="preserve"> --tag XXX --batch XX --epoch XX --</w:t>
-      </w:r>
-      <w:proofErr w:type="spellStart"/>
-      <w:r>
-        <w:t>gnn</w:t>
-      </w:r>
-      <w:proofErr w:type="spellEnd"/>
-      <w:r>
-        <w:t xml:space="preserve"> XX --runs XX</w:t>
-      </w:r>
-      <w:r>
-        <w:t xml:space="preserve"> –adj XX</w:t>
-      </w:r>
-      <w:r>
-        <w:t xml:space="preserve"> --deterministic</w:t>
-      </w:r>
-    </w:p>
-    <w:p>
-      <w:pPr>
-        <w:pStyle w:val="Prrafodelista"/>
-        <w:numPr>
-          <w:ilvl w:val="2"/>
-          <w:numId w:val="1"/>
-        </w:numPr>
-      </w:pPr>
-      <w:r>
-        <w:t xml:space="preserve">Python </w:t>
-      </w:r>
-      <w:r>
-        <w:t>[N]test_Taylor_metrics</w:t>
-      </w:r>
-      <w:r>
-        <w:t xml:space="preserve">_ctown.py </w:t>
-      </w:r>
-      <w:r>
-        <w:t>--</w:t>
-      </w:r>
-      <w:proofErr w:type="spellStart"/>
-      <w:r>
-        <w:t>obsrat</w:t>
-      </w:r>
-      <w:proofErr w:type="spellEnd"/>
-      <w:r>
-        <w:t xml:space="preserve"> XX --</w:t>
-      </w:r>
-      <w:proofErr w:type="spellStart"/>
-      <w:r>
-        <w:t>gnn</w:t>
-      </w:r>
-      <w:proofErr w:type="spellEnd"/>
-      <w:r>
-        <w:t xml:space="preserve"> XX --tag XX --runs XX</w:t>
-      </w:r>
-      <w:r>
-        <w:t xml:space="preserve"> –adj </w:t>
-      </w:r>
-      <w:proofErr w:type="gramStart"/>
-      <w:r>
-        <w:t xml:space="preserve">XXX </w:t>
-      </w:r>
-      <w:r>
-        <w:t xml:space="preserve"> --</w:t>
-      </w:r>
-      <w:proofErr w:type="spellStart"/>
-      <w:proofErr w:type="gramEnd"/>
-      <w:r>
-        <w:t>wds</w:t>
-      </w:r>
-      <w:proofErr w:type="spellEnd"/>
-      <w:r>
-        <w:t xml:space="preserve"> XXX</w:t>
-      </w:r>
-    </w:p>
-    <w:p>
-      <w:pPr>
-        <w:pStyle w:val="Prrafodelista"/>
-        <w:numPr>
-          <w:ilvl w:val="2"/>
-          <w:numId w:val="1"/>
-        </w:numPr>
-      </w:pPr>
-      <w:r>
-        <w:t>Python evaluation/</w:t>
-      </w:r>
-      <w:r>
-        <w:t>[N]process_Taylor_metrics</w:t>
-      </w:r>
-      <w:r>
-        <w:t>_ctown</w:t>
-      </w:r>
-      <w:r>
-        <w:t>.p</w:t>
-      </w:r>
-      <w:r>
-        <w:t>y</w:t>
-      </w:r>
-    </w:p>
-    <w:p>
-      <w:pPr>
-        <w:pStyle w:val="Prrafodelista"/>
-        <w:numPr>
-          <w:ilvl w:val="2"/>
-          <w:numId w:val="1"/>
-        </w:numPr>
-      </w:pPr>
-      <w:r>
-        <w:t>[N]</w:t>
-      </w:r>
-      <w:proofErr w:type="gramStart"/>
-      <w:r>
-        <w:t>plot_Taylor_</w:t>
-      </w:r>
-      <w:r>
-        <w:t>diag_</w:t>
-      </w:r>
-      <w:r>
-        <w:t>ctown</w:t>
-      </w:r>
       <w:r>
         <w:t>.py</w:t>
       </w:r>
@@ -3250,25 +2036,13 @@
         <w:t xml:space="preserve">  </w:t>
       </w:r>
       <w:r>
-        <w:t>--</w:t>
-      </w:r>
-      <w:proofErr w:type="gramEnd"/>
-      <w:r>
-        <w:t>legend --individual --model gat cheb1 cheb2</w:t>
+        <w:t>--legend --individual --model gat cheb1 cheb2</w:t>
       </w:r>
       <w:r>
         <w:t xml:space="preserve"> gat2</w:t>
       </w:r>
       <w:r>
-        <w:t xml:space="preserve"> –</w:t>
-      </w:r>
-      <w:proofErr w:type="spellStart"/>
-      <w:r>
-        <w:t>wds</w:t>
-      </w:r>
-      <w:proofErr w:type="spellEnd"/>
-      <w:r>
-        <w:t xml:space="preserve"> XX</w:t>
+        <w:t xml:space="preserve"> –wds XX</w:t>
       </w:r>
     </w:p>
     <w:p>
@@ -3279,13 +2053,8 @@
           <w:numId w:val="2"/>
         </w:numPr>
       </w:pPr>
-      <w:proofErr w:type="spellStart"/>
-      <w:r>
-        <w:t>Conclusiones</w:t>
-      </w:r>
-      <w:proofErr w:type="spellEnd"/>
-      <w:r>
-        <w:t>:</w:t>
+      <w:r>
+        <w:t>Conclusiones:</w:t>
       </w:r>
     </w:p>
     <w:p>
@@ -3304,21 +2073,7 @@
         <w:rPr>
           <w:lang w:val="es-ES"/>
         </w:rPr>
-        <w:t xml:space="preserve">Coste computacional </w:t>
-      </w:r>
-      <w:proofErr w:type="spellStart"/>
-      <w:r>
-        <w:rPr>
-          <w:lang w:val="es-ES"/>
-        </w:rPr>
-        <w:t>muuuy</w:t>
-      </w:r>
-      <w:proofErr w:type="spellEnd"/>
-      <w:r>
-        <w:rPr>
-          <w:lang w:val="es-ES"/>
-        </w:rPr>
-        <w:t xml:space="preserve"> alto para la cheb1. Le sigue GAT_v2 y luego GAT.</w:t>
+        <w:t>Coste computacional muuuy alto para la cheb1. Le sigue GAT_v2 y luego GAT.</w:t>
       </w:r>
     </w:p>
     <w:p>
@@ -3337,21 +2092,7 @@
         <w:rPr>
           <w:lang w:val="es-ES"/>
         </w:rPr>
-        <w:t xml:space="preserve">GATv_2 parece mejorar mucho los resultados a subir </w:t>
-      </w:r>
-      <w:proofErr w:type="gramStart"/>
-      <w:r>
-        <w:rPr>
-          <w:lang w:val="es-ES"/>
-        </w:rPr>
-        <w:t>el ratio</w:t>
-      </w:r>
-      <w:proofErr w:type="gramEnd"/>
-      <w:r>
-        <w:rPr>
-          <w:lang w:val="es-ES"/>
-        </w:rPr>
-        <w:t>.</w:t>
+        <w:t>GATv_2 parece mejorar mucho los resultados a subir el ratio.</w:t>
       </w:r>
     </w:p>
     <w:p>
@@ -3393,17 +2134,8 @@
           <w:color w:val="ED7D31" w:themeColor="accent2"/>
           <w:lang w:val="es-ES"/>
         </w:rPr>
-        <w:t xml:space="preserve"> [N]</w:t>
-      </w:r>
-      <w:proofErr w:type="spellStart"/>
-      <w:r>
-        <w:rPr>
-          <w:color w:val="ED7D31" w:themeColor="accent2"/>
-          <w:lang w:val="es-ES"/>
-        </w:rPr>
-        <w:t>generate_data</w:t>
-      </w:r>
-      <w:proofErr w:type="spellEnd"/>
+        <w:t xml:space="preserve"> [N]generate_data</w:t>
+      </w:r>
     </w:p>
     <w:p>
       <w:pPr>
@@ -3422,32 +2154,7 @@
           <w:color w:val="ED7D31" w:themeColor="accent2"/>
           <w:lang w:val="es-ES"/>
         </w:rPr>
-        <w:t xml:space="preserve">Tuve que crear un nuevo script que ignorara </w:t>
-      </w:r>
-      <w:proofErr w:type="gramStart"/>
-      <w:r>
-        <w:rPr>
-          <w:color w:val="ED7D31" w:themeColor="accent2"/>
-          <w:lang w:val="es-ES"/>
-        </w:rPr>
-        <w:t>el .</w:t>
-      </w:r>
-      <w:proofErr w:type="spellStart"/>
-      <w:r>
-        <w:rPr>
-          <w:color w:val="ED7D31" w:themeColor="accent2"/>
-          <w:lang w:val="es-ES"/>
-        </w:rPr>
-        <w:t>yalm</w:t>
-      </w:r>
-      <w:proofErr w:type="spellEnd"/>
-      <w:proofErr w:type="gramEnd"/>
-      <w:r>
-        <w:rPr>
-          <w:color w:val="ED7D31" w:themeColor="accent2"/>
-          <w:lang w:val="es-ES"/>
-        </w:rPr>
-        <w:t xml:space="preserve"> creado </w:t>
+        <w:t xml:space="preserve">Tuve que crear un nuevo script que ignorara el .yalm creado </w:t>
       </w:r>
     </w:p>
     <w:p>
@@ -3487,33 +2194,8 @@
           <w:color w:val="ED7D31" w:themeColor="accent2"/>
           <w:lang w:val="es-ES"/>
         </w:rPr>
-        <w:t xml:space="preserve">5 pruebas </w:t>
-      </w:r>
-      <w:proofErr w:type="spellStart"/>
-      <w:r>
-        <w:rPr>
-          <w:color w:val="ED7D31" w:themeColor="accent2"/>
-          <w:lang w:val="es-ES"/>
-        </w:rPr>
-        <w:t>xrandom</w:t>
-      </w:r>
-      <w:proofErr w:type="spellEnd"/>
-      <w:r>
-        <w:rPr>
-          <w:color w:val="ED7D31" w:themeColor="accent2"/>
-          <w:lang w:val="es-ES"/>
-        </w:rPr>
-        <w:t xml:space="preserve"> –</w:t>
-      </w:r>
-      <w:proofErr w:type="spellStart"/>
-      <w:r>
-        <w:rPr>
-          <w:color w:val="ED7D31" w:themeColor="accent2"/>
-          <w:lang w:val="es-ES"/>
-        </w:rPr>
-        <w:t>deterministic</w:t>
-      </w:r>
-      <w:proofErr w:type="spellEnd"/>
+        <w:t>5 pruebas xrandom –deterministic</w:t>
+      </w:r>
       <w:r>
         <w:rPr>
           <w:color w:val="ED7D31" w:themeColor="accent2"/>
@@ -3617,21 +2299,7 @@
         <w:rPr>
           <w:color w:val="ED7D31" w:themeColor="accent2"/>
         </w:rPr>
-        <w:t xml:space="preserve">20 runs </w:t>
-      </w:r>
-      <w:proofErr w:type="spellStart"/>
-      <w:r>
-        <w:rPr>
-          <w:color w:val="ED7D31" w:themeColor="accent2"/>
-        </w:rPr>
-        <w:t>xrandom</w:t>
-      </w:r>
-      <w:proofErr w:type="spellEnd"/>
-      <w:r>
-        <w:rPr>
-          <w:color w:val="ED7D31" w:themeColor="accent2"/>
-        </w:rPr>
-        <w:t xml:space="preserve"> </w:t>
+        <w:t xml:space="preserve">20 runs xrandom </w:t>
       </w:r>
       <w:r>
         <w:rPr>
@@ -3655,30 +2323,8 @@
         <w:rPr>
           <w:color w:val="ED7D31" w:themeColor="accent2"/>
         </w:rPr>
-        <w:t>[hanoi_noseed_cheb2_v</w:t>
-      </w:r>
-      <w:proofErr w:type="gramStart"/>
-      <w:r>
-        <w:rPr>
-          <w:color w:val="ED7D31" w:themeColor="accent2"/>
-        </w:rPr>
-        <w:t>1]</w:t>
-      </w:r>
-      <w:proofErr w:type="spellStart"/>
-      <w:r>
-        <w:rPr>
-          <w:color w:val="ED7D31" w:themeColor="accent2"/>
-        </w:rPr>
-        <w:t>training</w:t>
-      </w:r>
-      <w:proofErr w:type="gramEnd"/>
-      <w:r>
-        <w:rPr>
-          <w:color w:val="ED7D31" w:themeColor="accent2"/>
-        </w:rPr>
-        <w:t>_computation_times</w:t>
-      </w:r>
-      <w:proofErr w:type="spellEnd"/>
+        <w:t>[hanoi_noseed_cheb2_v1]training_computation_times</w:t>
+      </w:r>
     </w:p>
     <w:p>
       <w:pPr>
@@ -3697,49 +2343,15 @@
           <w:color w:val="ED7D31" w:themeColor="accent2"/>
           <w:lang w:val="es-ES"/>
         </w:rPr>
-        <w:t xml:space="preserve">5 pruebas </w:t>
-      </w:r>
-      <w:proofErr w:type="spellStart"/>
-      <w:proofErr w:type="gramStart"/>
-      <w:r>
-        <w:rPr>
-          <w:color w:val="ED7D31" w:themeColor="accent2"/>
-          <w:lang w:val="es-ES"/>
-        </w:rPr>
-        <w:t>xrandom</w:t>
-      </w:r>
-      <w:proofErr w:type="spellEnd"/>
-      <w:r>
-        <w:rPr>
-          <w:color w:val="ED7D31" w:themeColor="accent2"/>
-          <w:lang w:val="es-ES"/>
-        </w:rPr>
-        <w:t xml:space="preserve">  con</w:t>
-      </w:r>
-      <w:proofErr w:type="gramEnd"/>
-      <w:r>
-        <w:rPr>
-          <w:color w:val="ED7D31" w:themeColor="accent2"/>
-          <w:lang w:val="es-ES"/>
-        </w:rPr>
-        <w:t xml:space="preserve"> cheb2(v2)</w:t>
-      </w:r>
-      <w:r>
-        <w:rPr>
-          <w:color w:val="ED7D31" w:themeColor="accent2"/>
-          <w:lang w:val="es-ES"/>
-        </w:rPr>
-        <w:t xml:space="preserve"> – no </w:t>
-      </w:r>
-      <w:proofErr w:type="spellStart"/>
-      <w:r>
-        <w:rPr>
-          <w:color w:val="ED7D31" w:themeColor="accent2"/>
-          <w:lang w:val="es-ES"/>
-        </w:rPr>
-        <w:t>seed</w:t>
-      </w:r>
-      <w:proofErr w:type="spellEnd"/>
+        <w:t>5 pruebas xrandom  con cheb2(v2)</w:t>
+      </w:r>
+      <w:r>
+        <w:rPr>
+          <w:color w:val="ED7D31" w:themeColor="accent2"/>
+          <w:lang w:val="es-ES"/>
+        </w:rPr>
+        <w:t xml:space="preserve"> – no seed</w:t>
+      </w:r>
       <w:r>
         <w:rPr>
           <w:color w:val="ED7D31" w:themeColor="accent2"/>
@@ -3760,7 +2372,6 @@
           <w:lang w:val="es-ES"/>
         </w:rPr>
       </w:pPr>
-      <w:proofErr w:type="gramStart"/>
       <w:r>
         <w:rPr>
           <w:color w:val="ED7D31" w:themeColor="accent2"/>
@@ -3768,7 +2379,6 @@
         </w:rPr>
         <w:t>HAGO LOS 15 RESTANTES???</w:t>
       </w:r>
-      <w:proofErr w:type="gramEnd"/>
     </w:p>
     <w:p>
       <w:pPr>
@@ -3786,35 +2396,7 @@
         <w:rPr>
           <w:color w:val="ED7D31" w:themeColor="accent2"/>
         </w:rPr>
-        <w:t>[hanoi_noseed_cheb2_v</w:t>
-      </w:r>
-      <w:proofErr w:type="gramStart"/>
-      <w:r>
-        <w:rPr>
-          <w:color w:val="ED7D31" w:themeColor="accent2"/>
-        </w:rPr>
-        <w:t>2]</w:t>
-      </w:r>
-      <w:proofErr w:type="spellStart"/>
-      <w:r>
-        <w:rPr>
-          <w:color w:val="ED7D31" w:themeColor="accent2"/>
-        </w:rPr>
-        <w:t>training</w:t>
-      </w:r>
-      <w:proofErr w:type="gramEnd"/>
-      <w:r>
-        <w:rPr>
-          <w:color w:val="ED7D31" w:themeColor="accent2"/>
-        </w:rPr>
-        <w:t>_computation_times</w:t>
-      </w:r>
-      <w:proofErr w:type="spellEnd"/>
-      <w:r>
-        <w:rPr>
-          <w:color w:val="ED7D31" w:themeColor="accent2"/>
-        </w:rPr>
-        <w:t xml:space="preserve">. </w:t>
+        <w:t xml:space="preserve">[hanoi_noseed_cheb2_v2]training_computation_times. </w:t>
       </w:r>
       <w:r>
         <w:rPr>
@@ -3901,35 +2483,7 @@
         <w:rPr>
           <w:color w:val="ED7D31" w:themeColor="accent2"/>
         </w:rPr>
-        <w:t xml:space="preserve">20 runs </w:t>
-      </w:r>
-      <w:proofErr w:type="spellStart"/>
-      <w:r>
-        <w:rPr>
-          <w:color w:val="ED7D31" w:themeColor="accent2"/>
-        </w:rPr>
-        <w:t>xrandom</w:t>
-      </w:r>
-      <w:proofErr w:type="spellEnd"/>
-      <w:r>
-        <w:rPr>
-          <w:color w:val="ED7D31" w:themeColor="accent2"/>
-        </w:rPr>
-        <w:t xml:space="preserve"> </w:t>
-      </w:r>
-      <w:proofErr w:type="spellStart"/>
-      <w:r>
-        <w:rPr>
-          <w:color w:val="ED7D31" w:themeColor="accent2"/>
-        </w:rPr>
-        <w:t>no_seed</w:t>
-      </w:r>
-      <w:proofErr w:type="spellEnd"/>
-      <w:r>
-        <w:rPr>
-          <w:color w:val="ED7D31" w:themeColor="accent2"/>
-        </w:rPr>
-        <w:t xml:space="preserve"> cheb3</w:t>
+        <w:t>20 runs xrandom no_seed cheb3</w:t>
       </w:r>
       <w:r>
         <w:rPr>
@@ -3941,44 +2495,8 @@
         <w:rPr>
           <w:color w:val="ED7D31" w:themeColor="accent2"/>
         </w:rPr>
-        <w:t xml:space="preserve"> – </w:t>
-      </w:r>
-      <w:proofErr w:type="spellStart"/>
-      <w:r>
-        <w:rPr>
-          <w:color w:val="ED7D31" w:themeColor="accent2"/>
-        </w:rPr>
-        <w:t>igual</w:t>
-      </w:r>
-      <w:proofErr w:type="spellEnd"/>
-      <w:r>
-        <w:rPr>
-          <w:color w:val="ED7D31" w:themeColor="accent2"/>
-        </w:rPr>
-        <w:t xml:space="preserve"> </w:t>
-      </w:r>
-      <w:proofErr w:type="spellStart"/>
-      <w:r>
-        <w:rPr>
-          <w:color w:val="ED7D31" w:themeColor="accent2"/>
-        </w:rPr>
-        <w:t>que</w:t>
-      </w:r>
-      <w:proofErr w:type="spellEnd"/>
-      <w:r>
-        <w:rPr>
-          <w:color w:val="ED7D31" w:themeColor="accent2"/>
-        </w:rPr>
-        <w:t xml:space="preserve"> </w:t>
-      </w:r>
-      <w:proofErr w:type="spellStart"/>
-      <w:r>
-        <w:rPr>
-          <w:color w:val="ED7D31" w:themeColor="accent2"/>
-        </w:rPr>
-        <w:t>anytown</w:t>
-      </w:r>
-      <w:proofErr w:type="spellEnd"/>
+        <w:t xml:space="preserve"> – igual que anytown</w:t>
+      </w:r>
       <w:r>
         <w:rPr>
           <w:color w:val="ED7D31" w:themeColor="accent2"/>
@@ -4001,30 +2519,8 @@
         <w:rPr>
           <w:color w:val="ED7D31" w:themeColor="accent2"/>
         </w:rPr>
-        <w:t>[hanoi_noseed_cheb2_v</w:t>
-      </w:r>
-      <w:proofErr w:type="gramStart"/>
-      <w:r>
-        <w:rPr>
-          <w:color w:val="ED7D31" w:themeColor="accent2"/>
-        </w:rPr>
-        <w:t>1]</w:t>
-      </w:r>
-      <w:proofErr w:type="spellStart"/>
-      <w:r>
-        <w:rPr>
-          <w:color w:val="ED7D31" w:themeColor="accent2"/>
-        </w:rPr>
-        <w:t>training</w:t>
-      </w:r>
-      <w:proofErr w:type="gramEnd"/>
-      <w:r>
-        <w:rPr>
-          <w:color w:val="ED7D31" w:themeColor="accent2"/>
-        </w:rPr>
-        <w:t>_computation_times</w:t>
-      </w:r>
-      <w:proofErr w:type="spellEnd"/>
+        <w:t>[hanoi_noseed_cheb2_v1]training_computation_times</w:t>
+      </w:r>
       <w:r>
         <w:rPr>
           <w:color w:val="ED7D31" w:themeColor="accent2"/>
@@ -4053,16 +2549,83 @@
     <w:p>
       <w:pPr>
         <w:pStyle w:val="Prrafodelista"/>
+        <w:numPr>
+          <w:ilvl w:val="1"/>
+          <w:numId w:val="3"/>
+        </w:numPr>
+        <w:rPr>
+          <w:color w:val="ED7D31" w:themeColor="accent2"/>
+        </w:rPr>
+      </w:pPr>
+      <w:r>
+        <w:rPr>
+          <w:color w:val="ED7D31" w:themeColor="accent2"/>
+        </w:rPr>
+        <w:t>20 runs xrandom no seed cheb2 para obtener computation time</w:t>
+      </w:r>
+      <w:r>
+        <w:rPr>
+          <w:color w:val="ED7D31" w:themeColor="accent2"/>
+        </w:rPr>
+        <w:t xml:space="preserve"> bien </w:t>
+      </w:r>
+      <w:r>
+        <w:rPr>
+          <w:color w:val="ED7D31" w:themeColor="accent2"/>
+        </w:rPr>
+        <w:t>Xd</w:t>
+      </w:r>
+    </w:p>
+    <w:p>
+      <w:pPr>
+        <w:pStyle w:val="Prrafodelista"/>
+        <w:numPr>
+          <w:ilvl w:val="2"/>
+          <w:numId w:val="3"/>
+        </w:numPr>
+        <w:rPr>
+          <w:color w:val="ED7D31" w:themeColor="accent2"/>
+          <w:lang w:val="es-ES"/>
+        </w:rPr>
+      </w:pPr>
+      <w:r>
+        <w:rPr>
+          <w:color w:val="ED7D31" w:themeColor="accent2"/>
+          <w:lang w:val="es-ES"/>
+        </w:rPr>
+        <w:lastRenderedPageBreak/>
+        <w:t>[hanoi_noseed_cheb2_v1]training_computation_times_eliminados, SOLO HE CONSIDERADO TIEMPOS, n</w:t>
+      </w:r>
+      <w:r>
+        <w:rPr>
+          <w:color w:val="ED7D31" w:themeColor="accent2"/>
+          <w:lang w:val="es-ES"/>
+        </w:rPr>
+        <w:t xml:space="preserve">o </w:t>
+      </w:r>
+      <w:r>
+        <w:rPr>
+          <w:color w:val="ED7D31" w:themeColor="accent2"/>
+          <w:lang w:val="es-ES"/>
+        </w:rPr>
+        <w:t>métricas (Guardados en carpetas 28_04_new_computation time)</w:t>
+      </w:r>
+    </w:p>
+    <w:p>
+      <w:pPr>
+        <w:pStyle w:val="Prrafodelista"/>
         <w:ind w:left="1440"/>
         <w:rPr>
           <w:color w:val="ED7D31" w:themeColor="accent2"/>
-        </w:rPr>
-      </w:pPr>
-    </w:p>
-    <w:p>
-      <w:pPr>
-        <w:rPr>
-          <w:color w:val="ED7D31" w:themeColor="accent2"/>
+          <w:lang w:val="es-ES"/>
+        </w:rPr>
+      </w:pPr>
+    </w:p>
+    <w:p>
+      <w:pPr>
+        <w:rPr>
+          <w:color w:val="ED7D31" w:themeColor="accent2"/>
+          <w:lang w:val="es-ES"/>
         </w:rPr>
       </w:pPr>
     </w:p>
@@ -4072,38 +2635,31 @@
         <w:ind w:left="2160"/>
         <w:rPr>
           <w:color w:val="ED7D31" w:themeColor="accent2"/>
-        </w:rPr>
-      </w:pPr>
-    </w:p>
-    <w:p>
-      <w:pPr>
-        <w:rPr>
-          <w:color w:val="ED7D31" w:themeColor="accent2"/>
-        </w:rPr>
-      </w:pPr>
-    </w:p>
-    <w:p>
-      <w:pPr>
-        <w:rPr>
-          <w:color w:val="ED7D31" w:themeColor="accent2"/>
-          <w:lang w:val="es-ES"/>
-        </w:rPr>
-      </w:pPr>
-      <w:proofErr w:type="gramStart"/>
-      <w:r>
-        <w:rPr>
-          <w:color w:val="ED7D31" w:themeColor="accent2"/>
-          <w:lang w:val="es-ES"/>
-        </w:rPr>
-        <w:t>ANYTOWN(</w:t>
-      </w:r>
-      <w:proofErr w:type="gramEnd"/>
-      <w:r>
-        <w:rPr>
-          <w:color w:val="ED7D31" w:themeColor="accent2"/>
-          <w:lang w:val="es-ES"/>
-        </w:rPr>
-        <w:t>Segunda vuelta)</w:t>
+          <w:lang w:val="es-ES"/>
+        </w:rPr>
+      </w:pPr>
+    </w:p>
+    <w:p>
+      <w:pPr>
+        <w:rPr>
+          <w:color w:val="ED7D31" w:themeColor="accent2"/>
+          <w:lang w:val="es-ES"/>
+        </w:rPr>
+      </w:pPr>
+    </w:p>
+    <w:p>
+      <w:pPr>
+        <w:rPr>
+          <w:color w:val="ED7D31" w:themeColor="accent2"/>
+          <w:lang w:val="es-ES"/>
+        </w:rPr>
+      </w:pPr>
+      <w:r>
+        <w:rPr>
+          <w:color w:val="ED7D31" w:themeColor="accent2"/>
+          <w:lang w:val="es-ES"/>
+        </w:rPr>
+        <w:t>ANYTOWN(Segunda vuelta)</w:t>
       </w:r>
     </w:p>
     <w:p>
@@ -4163,56 +2719,15 @@
           <w:color w:val="ED7D31" w:themeColor="accent2"/>
           <w:lang w:val="es-ES"/>
         </w:rPr>
-        <w:t xml:space="preserve">20 </w:t>
-      </w:r>
-      <w:proofErr w:type="spellStart"/>
-      <w:r>
-        <w:rPr>
-          <w:color w:val="ED7D31" w:themeColor="accent2"/>
-          <w:lang w:val="es-ES"/>
-        </w:rPr>
-        <w:t>runs</w:t>
-      </w:r>
-      <w:proofErr w:type="spellEnd"/>
-      <w:r>
-        <w:rPr>
-          <w:color w:val="ED7D31" w:themeColor="accent2"/>
-          <w:lang w:val="es-ES"/>
-        </w:rPr>
-        <w:t xml:space="preserve"> </w:t>
-      </w:r>
-      <w:proofErr w:type="spellStart"/>
-      <w:r>
-        <w:rPr>
-          <w:color w:val="ED7D31" w:themeColor="accent2"/>
-          <w:lang w:val="es-ES"/>
-        </w:rPr>
-        <w:t>xrandom</w:t>
-      </w:r>
-      <w:proofErr w:type="spellEnd"/>
-      <w:r>
-        <w:rPr>
-          <w:color w:val="ED7D31" w:themeColor="accent2"/>
-          <w:lang w:val="es-ES"/>
-        </w:rPr>
-        <w:t xml:space="preserve"> </w:t>
-      </w:r>
-      <w:r>
-        <w:rPr>
-          <w:color w:val="ED7D31" w:themeColor="accent2"/>
-          <w:lang w:val="es-ES"/>
-        </w:rPr>
-        <w:t xml:space="preserve">– no </w:t>
-      </w:r>
-      <w:proofErr w:type="spellStart"/>
-      <w:r>
-        <w:rPr>
-          <w:color w:val="ED7D31" w:themeColor="accent2"/>
-          <w:lang w:val="es-ES"/>
-        </w:rPr>
-        <w:t>seed</w:t>
-      </w:r>
-      <w:proofErr w:type="spellEnd"/>
+        <w:t xml:space="preserve">20 runs xrandom </w:t>
+      </w:r>
+      <w:r>
+        <w:rPr>
+          <w:color w:val="ED7D31" w:themeColor="accent2"/>
+          <w:lang w:val="es-ES"/>
+        </w:rPr>
+        <w:t>– no seed</w:t>
+      </w:r>
     </w:p>
     <w:p>
       <w:pPr>
@@ -4249,44 +2764,8 @@
         <w:rPr>
           <w:color w:val="ED7D31" w:themeColor="accent2"/>
         </w:rPr>
-        <w:t>[ANYTOWN_v</w:t>
-      </w:r>
-      <w:proofErr w:type="gramStart"/>
-      <w:r>
-        <w:rPr>
-          <w:color w:val="ED7D31" w:themeColor="accent2"/>
-        </w:rPr>
-        <w:t>1][</w:t>
-      </w:r>
-      <w:proofErr w:type="gramEnd"/>
-      <w:r>
-        <w:rPr>
-          <w:color w:val="ED7D31" w:themeColor="accent2"/>
-        </w:rPr>
-        <w:t xml:space="preserve">no </w:t>
-      </w:r>
-      <w:proofErr w:type="gramStart"/>
-      <w:r>
-        <w:rPr>
-          <w:color w:val="ED7D31" w:themeColor="accent2"/>
-        </w:rPr>
-        <w:t>seed]</w:t>
-      </w:r>
-      <w:proofErr w:type="spellStart"/>
-      <w:r>
-        <w:rPr>
-          <w:color w:val="ED7D31" w:themeColor="accent2"/>
-        </w:rPr>
-        <w:t>training</w:t>
-      </w:r>
-      <w:proofErr w:type="gramEnd"/>
-      <w:r>
-        <w:rPr>
-          <w:color w:val="ED7D31" w:themeColor="accent2"/>
-        </w:rPr>
-        <w:t>_computation_times</w:t>
-      </w:r>
-      <w:proofErr w:type="spellEnd"/>
+        <w:t>[ANYTOWN_v1][no seed]training_computation_times</w:t>
+      </w:r>
     </w:p>
     <w:p>
       <w:pPr>
@@ -4303,21 +2782,7 @@
         <w:rPr>
           <w:color w:val="ED7D31" w:themeColor="accent2"/>
         </w:rPr>
-        <w:t xml:space="preserve">GAT2(v2) – </w:t>
-      </w:r>
-      <w:proofErr w:type="spellStart"/>
-      <w:r>
-        <w:rPr>
-          <w:color w:val="ED7D31" w:themeColor="accent2"/>
-        </w:rPr>
-        <w:t>considerando</w:t>
-      </w:r>
-      <w:proofErr w:type="spellEnd"/>
-      <w:r>
-        <w:rPr>
-          <w:color w:val="ED7D31" w:themeColor="accent2"/>
-        </w:rPr>
-        <w:t xml:space="preserve"> Edge attributes</w:t>
+        <w:t>GAT2(v2) – considerando Edge attributes</w:t>
       </w:r>
     </w:p>
     <w:p>
@@ -4335,44 +2800,8 @@
         <w:rPr>
           <w:color w:val="ED7D31" w:themeColor="accent2"/>
         </w:rPr>
-        <w:t>[ANYTOWN_v</w:t>
-      </w:r>
-      <w:proofErr w:type="gramStart"/>
-      <w:r>
-        <w:rPr>
-          <w:color w:val="ED7D31" w:themeColor="accent2"/>
-        </w:rPr>
-        <w:t>2][</w:t>
-      </w:r>
-      <w:proofErr w:type="gramEnd"/>
-      <w:r>
-        <w:rPr>
-          <w:color w:val="ED7D31" w:themeColor="accent2"/>
-        </w:rPr>
-        <w:t xml:space="preserve">no </w:t>
-      </w:r>
-      <w:proofErr w:type="gramStart"/>
-      <w:r>
-        <w:rPr>
-          <w:color w:val="ED7D31" w:themeColor="accent2"/>
-        </w:rPr>
-        <w:t>seed]</w:t>
-      </w:r>
-      <w:proofErr w:type="spellStart"/>
-      <w:r>
-        <w:rPr>
-          <w:color w:val="ED7D31" w:themeColor="accent2"/>
-        </w:rPr>
-        <w:t>training</w:t>
-      </w:r>
-      <w:proofErr w:type="gramEnd"/>
-      <w:r>
-        <w:rPr>
-          <w:color w:val="ED7D31" w:themeColor="accent2"/>
-        </w:rPr>
-        <w:t>_computation_times</w:t>
-      </w:r>
-      <w:proofErr w:type="spellEnd"/>
+        <w:t>[ANYTOWN_v2][no seed]training_computation_times</w:t>
+      </w:r>
     </w:p>
     <w:p>
       <w:pPr>
@@ -4416,23 +2845,7 @@
           <w:color w:val="ED7D31" w:themeColor="accent2"/>
           <w:lang w:val="es-ES"/>
         </w:rPr>
-        <w:t>/</w:t>
-      </w:r>
-      <w:proofErr w:type="spellStart"/>
-      <w:r>
-        <w:rPr>
-          <w:color w:val="ED7D31" w:themeColor="accent2"/>
-          <w:lang w:val="es-ES"/>
-        </w:rPr>
-        <w:t>models</w:t>
-      </w:r>
-      <w:proofErr w:type="spellEnd"/>
-      <w:r>
-        <w:rPr>
-          <w:color w:val="ED7D31" w:themeColor="accent2"/>
-          <w:lang w:val="es-ES"/>
-        </w:rPr>
-        <w:t xml:space="preserve"> </w:t>
+        <w:t xml:space="preserve">/models </w:t>
       </w:r>
       <w:r>
         <w:rPr>
@@ -4464,52 +2877,8 @@
         <w:rPr>
           <w:color w:val="ED7D31" w:themeColor="accent2"/>
         </w:rPr>
-        <w:t>[ANYTOWN_v</w:t>
-      </w:r>
-      <w:proofErr w:type="gramStart"/>
-      <w:r>
-        <w:rPr>
-          <w:color w:val="ED7D31" w:themeColor="accent2"/>
-        </w:rPr>
-        <w:t>2][</w:t>
-      </w:r>
-      <w:proofErr w:type="spellStart"/>
-      <w:proofErr w:type="gramEnd"/>
-      <w:r>
-        <w:rPr>
-          <w:color w:val="ED7D31" w:themeColor="accent2"/>
-        </w:rPr>
-        <w:t>no_</w:t>
-      </w:r>
-      <w:proofErr w:type="gramStart"/>
-      <w:r>
-        <w:rPr>
-          <w:color w:val="ED7D31" w:themeColor="accent2"/>
-        </w:rPr>
-        <w:t>seed</w:t>
-      </w:r>
-      <w:proofErr w:type="spellEnd"/>
-      <w:r>
-        <w:rPr>
-          <w:color w:val="ED7D31" w:themeColor="accent2"/>
-        </w:rPr>
-        <w:t>]</w:t>
-      </w:r>
-      <w:proofErr w:type="spellStart"/>
-      <w:r>
-        <w:rPr>
-          <w:color w:val="ED7D31" w:themeColor="accent2"/>
-        </w:rPr>
-        <w:t>training</w:t>
-      </w:r>
-      <w:proofErr w:type="gramEnd"/>
-      <w:r>
-        <w:rPr>
-          <w:color w:val="ED7D31" w:themeColor="accent2"/>
-        </w:rPr>
-        <w:t>_computation_times</w:t>
-      </w:r>
-      <w:proofErr w:type="spellEnd"/>
+        <w:t>[ANYTOWN_v2][no_seed]training_computation_times</w:t>
+      </w:r>
       <w:r>
         <w:rPr>
           <w:color w:val="ED7D31" w:themeColor="accent2"/>
@@ -4532,21 +2901,7 @@
         <w:rPr>
           <w:color w:val="ED7D31" w:themeColor="accent2"/>
         </w:rPr>
-        <w:t xml:space="preserve">20 runs </w:t>
-      </w:r>
-      <w:proofErr w:type="spellStart"/>
-      <w:r>
-        <w:rPr>
-          <w:color w:val="ED7D31" w:themeColor="accent2"/>
-        </w:rPr>
-        <w:t>xrandom</w:t>
-      </w:r>
-      <w:proofErr w:type="spellEnd"/>
-      <w:r>
-        <w:rPr>
-          <w:color w:val="ED7D31" w:themeColor="accent2"/>
-        </w:rPr>
-        <w:t xml:space="preserve"> -seed (GATv2)</w:t>
+        <w:t>20 runs xrandom -seed (GATv2)</w:t>
       </w:r>
     </w:p>
     <w:p>
@@ -4564,44 +2919,8 @@
         <w:rPr>
           <w:color w:val="ED7D31" w:themeColor="accent2"/>
         </w:rPr>
-        <w:t>[</w:t>
-      </w:r>
-      <w:proofErr w:type="spellStart"/>
-      <w:r>
-        <w:rPr>
-          <w:color w:val="ED7D31" w:themeColor="accent2"/>
-        </w:rPr>
-        <w:t>Anytown_</w:t>
-      </w:r>
-      <w:proofErr w:type="gramStart"/>
-      <w:r>
-        <w:rPr>
-          <w:color w:val="ED7D31" w:themeColor="accent2"/>
-        </w:rPr>
-        <w:t>SEED</w:t>
-      </w:r>
-      <w:proofErr w:type="spellEnd"/>
-      <w:r>
-        <w:rPr>
-          <w:color w:val="ED7D31" w:themeColor="accent2"/>
-        </w:rPr>
-        <w:t>]</w:t>
-      </w:r>
-      <w:proofErr w:type="spellStart"/>
-      <w:r>
-        <w:rPr>
-          <w:color w:val="ED7D31" w:themeColor="accent2"/>
-        </w:rPr>
-        <w:t>training</w:t>
-      </w:r>
-      <w:proofErr w:type="gramEnd"/>
-      <w:r>
-        <w:rPr>
-          <w:color w:val="ED7D31" w:themeColor="accent2"/>
-        </w:rPr>
-        <w:t>_computation_times</w:t>
-      </w:r>
-      <w:proofErr w:type="spellEnd"/>
+        <w:t>[Anytown_SEED]training_computation_times</w:t>
+      </w:r>
     </w:p>
     <w:p>
       <w:pPr>
@@ -4645,23 +2964,7 @@
           <w:color w:val="ED7D31" w:themeColor="accent2"/>
           <w:lang w:val="es-ES"/>
         </w:rPr>
-        <w:t>/</w:t>
-      </w:r>
-      <w:proofErr w:type="spellStart"/>
-      <w:r>
-        <w:rPr>
-          <w:color w:val="ED7D31" w:themeColor="accent2"/>
-          <w:lang w:val="es-ES"/>
-        </w:rPr>
-        <w:t>models</w:t>
-      </w:r>
-      <w:proofErr w:type="spellEnd"/>
-      <w:r>
-        <w:rPr>
-          <w:color w:val="ED7D31" w:themeColor="accent2"/>
-          <w:lang w:val="es-ES"/>
-        </w:rPr>
-        <w:t xml:space="preserve"> </w:t>
+        <w:t xml:space="preserve">/models </w:t>
       </w:r>
       <w:r>
         <w:rPr>
@@ -4677,6 +2980,13 @@
         </w:rPr>
         <w:t>arpeta cheb2_v3(cheb3)</w:t>
       </w:r>
+      <w:r>
+        <w:rPr>
+          <w:color w:val="ED7D31" w:themeColor="accent2"/>
+          <w:lang w:val="es-ES"/>
+        </w:rPr>
+        <w:t xml:space="preserve"> -&gt; le he cambiado el nombre a CHEB3 para tener gráficas de training_results</w:t>
+      </w:r>
     </w:p>
     <w:p>
       <w:pPr>
@@ -4693,66 +3003,14 @@
         <w:rPr>
           <w:color w:val="ED7D31" w:themeColor="accent2"/>
         </w:rPr>
-        <w:t>[</w:t>
-      </w:r>
-      <w:proofErr w:type="spellStart"/>
-      <w:r>
-        <w:rPr>
-          <w:color w:val="ED7D31" w:themeColor="accent2"/>
-        </w:rPr>
-        <w:t>Anytown_</w:t>
-      </w:r>
-      <w:proofErr w:type="gramStart"/>
-      <w:r>
-        <w:rPr>
-          <w:color w:val="ED7D31" w:themeColor="accent2"/>
-        </w:rPr>
-        <w:t>SEED</w:t>
-      </w:r>
-      <w:proofErr w:type="spellEnd"/>
-      <w:r>
-        <w:rPr>
-          <w:color w:val="ED7D31" w:themeColor="accent2"/>
-        </w:rPr>
-        <w:t>]</w:t>
-      </w:r>
-      <w:proofErr w:type="spellStart"/>
-      <w:r>
-        <w:rPr>
-          <w:color w:val="ED7D31" w:themeColor="accent2"/>
-        </w:rPr>
-        <w:t>training</w:t>
-      </w:r>
-      <w:proofErr w:type="gramEnd"/>
-      <w:r>
-        <w:rPr>
-          <w:color w:val="ED7D31" w:themeColor="accent2"/>
-        </w:rPr>
-        <w:t>_computation_</w:t>
-      </w:r>
-      <w:proofErr w:type="gramStart"/>
-      <w:r>
-        <w:rPr>
-          <w:color w:val="ED7D31" w:themeColor="accent2"/>
-        </w:rPr>
-        <w:t>times</w:t>
-      </w:r>
-      <w:proofErr w:type="spellEnd"/>
-      <w:r>
-        <w:rPr>
-          <w:color w:val="ED7D31" w:themeColor="accent2"/>
-        </w:rPr>
-        <w:t xml:space="preserve">  </w:t>
-      </w:r>
-      <w:proofErr w:type="spellStart"/>
-      <w:r>
-        <w:rPr>
-          <w:color w:val="ED7D31" w:themeColor="accent2"/>
-        </w:rPr>
-        <w:t>actualizado</w:t>
-      </w:r>
-      <w:proofErr w:type="spellEnd"/>
-      <w:proofErr w:type="gramEnd"/>
+        <w:t>[Anytown_SEED]training_computation_times</w:t>
+      </w:r>
+      <w:r>
+        <w:rPr>
+          <w:color w:val="ED7D31" w:themeColor="accent2"/>
+        </w:rPr>
+        <w:t xml:space="preserve">  actualizado</w:t>
+      </w:r>
     </w:p>
     <w:p>
       <w:pPr>
@@ -4803,19 +3061,11 @@
           <w:color w:val="ED7D31" w:themeColor="accent2"/>
         </w:rPr>
       </w:pPr>
-      <w:proofErr w:type="spellStart"/>
-      <w:r>
-        <w:rPr>
-          <w:color w:val="ED7D31" w:themeColor="accent2"/>
-        </w:rPr>
-        <w:t>Generate_data</w:t>
-      </w:r>
-      <w:proofErr w:type="spellEnd"/>
-      <w:r>
-        <w:rPr>
-          <w:color w:val="ED7D31" w:themeColor="accent2"/>
-        </w:rPr>
-        <w:t xml:space="preserve"> [N]generate_data_bwsn.py –params XXX</w:t>
+      <w:r>
+        <w:rPr>
+          <w:color w:val="ED7D31" w:themeColor="accent2"/>
+        </w:rPr>
+        <w:t>Generate_data [N]generate_data_bwsn.py –params XXX</w:t>
       </w:r>
     </w:p>
     <w:p>
@@ -4835,23 +3085,7 @@
           <w:color w:val="ED7D31" w:themeColor="accent2"/>
           <w:lang w:val="es-ES"/>
         </w:rPr>
-        <w:t xml:space="preserve">Tuve que crear un nuevo script que utilizara un </w:t>
-      </w:r>
-      <w:proofErr w:type="spellStart"/>
-      <w:r>
-        <w:rPr>
-          <w:color w:val="ED7D31" w:themeColor="accent2"/>
-          <w:lang w:val="es-ES"/>
-        </w:rPr>
-        <w:t>ylm</w:t>
-      </w:r>
-      <w:proofErr w:type="spellEnd"/>
-      <w:r>
-        <w:rPr>
-          <w:color w:val="ED7D31" w:themeColor="accent2"/>
-          <w:lang w:val="es-ES"/>
-        </w:rPr>
-        <w:t xml:space="preserve"> genérico</w:t>
+        <w:t>Tuve que crear un nuevo script que utilizara un ylm genérico</w:t>
       </w:r>
     </w:p>
     <w:p>
@@ -4891,48 +3125,7 @@
           <w:color w:val="ED7D31" w:themeColor="accent2"/>
           <w:lang w:val="es-ES"/>
         </w:rPr>
-        <w:t xml:space="preserve">5 pruebas </w:t>
-      </w:r>
-      <w:proofErr w:type="spellStart"/>
-      <w:r>
-        <w:rPr>
-          <w:color w:val="ED7D31" w:themeColor="accent2"/>
-          <w:lang w:val="es-ES"/>
-        </w:rPr>
-        <w:t>xrandom</w:t>
-      </w:r>
-      <w:proofErr w:type="spellEnd"/>
-      <w:r>
-        <w:rPr>
-          <w:color w:val="ED7D31" w:themeColor="accent2"/>
-          <w:lang w:val="es-ES"/>
-        </w:rPr>
-        <w:t xml:space="preserve"> –</w:t>
-      </w:r>
-      <w:proofErr w:type="spellStart"/>
-      <w:proofErr w:type="gramStart"/>
-      <w:r>
-        <w:rPr>
-          <w:color w:val="ED7D31" w:themeColor="accent2"/>
-          <w:lang w:val="es-ES"/>
-        </w:rPr>
-        <w:t>deterministic</w:t>
-      </w:r>
-      <w:proofErr w:type="spellEnd"/>
-      <w:r>
-        <w:rPr>
-          <w:color w:val="ED7D31" w:themeColor="accent2"/>
-          <w:lang w:val="es-ES"/>
-        </w:rPr>
-        <w:t xml:space="preserve">  (</w:t>
-      </w:r>
-      <w:proofErr w:type="gramEnd"/>
-      <w:r>
-        <w:rPr>
-          <w:color w:val="ED7D31" w:themeColor="accent2"/>
-          <w:lang w:val="es-ES"/>
-        </w:rPr>
-        <w:t>comparación con mismos sensores)</w:t>
+        <w:t>5 pruebas xrandom –deterministic  (comparación con mismos sensores)</w:t>
       </w:r>
     </w:p>
     <w:p>
@@ -4954,25 +3147,7 @@
           <w:color w:val="ED7D31" w:themeColor="accent2"/>
           <w:lang w:val="es-ES"/>
         </w:rPr>
-        <w:t>Cheb1 (</w:t>
-      </w:r>
-      <w:proofErr w:type="spellStart"/>
-      <w:r>
-        <w:rPr>
-          <w:strike/>
-          <w:color w:val="ED7D31" w:themeColor="accent2"/>
-          <w:lang w:val="es-ES"/>
-        </w:rPr>
-        <w:t>hypopt</w:t>
-      </w:r>
-      <w:proofErr w:type="spellEnd"/>
-      <w:r>
-        <w:rPr>
-          <w:strike/>
-          <w:color w:val="ED7D31" w:themeColor="accent2"/>
-          <w:lang w:val="es-ES"/>
-        </w:rPr>
-        <w:t xml:space="preserve"> -&gt; NO)</w:t>
+        <w:t>Cheb1 (hypopt -&gt; NO)</w:t>
       </w:r>
     </w:p>
     <w:p>
@@ -5059,39 +3234,7 @@
           <w:color w:val="ED7D31" w:themeColor="accent2"/>
           <w:lang w:val="es-ES"/>
         </w:rPr>
-        <w:t xml:space="preserve">0 pruebas </w:t>
-      </w:r>
-      <w:proofErr w:type="spellStart"/>
-      <w:r>
-        <w:rPr>
-          <w:color w:val="ED7D31" w:themeColor="accent2"/>
-          <w:lang w:val="es-ES"/>
-        </w:rPr>
-        <w:t>xrandon</w:t>
-      </w:r>
-      <w:proofErr w:type="spellEnd"/>
-      <w:r>
-        <w:rPr>
-          <w:color w:val="ED7D31" w:themeColor="accent2"/>
-          <w:lang w:val="es-ES"/>
-        </w:rPr>
-        <w:t xml:space="preserve"> (no </w:t>
-      </w:r>
-      <w:proofErr w:type="spellStart"/>
-      <w:r>
-        <w:rPr>
-          <w:color w:val="ED7D31" w:themeColor="accent2"/>
-          <w:lang w:val="es-ES"/>
-        </w:rPr>
-        <w:t>seed</w:t>
-      </w:r>
-      <w:proofErr w:type="spellEnd"/>
-      <w:r>
-        <w:rPr>
-          <w:color w:val="ED7D31" w:themeColor="accent2"/>
-          <w:lang w:val="es-ES"/>
-        </w:rPr>
-        <w:t>)</w:t>
+        <w:t>0 pruebas xrandon (no seed)</w:t>
       </w:r>
       <w:r>
         <w:rPr>
@@ -5165,17 +3308,8 @@
           <w:color w:val="ED7D31" w:themeColor="accent2"/>
           <w:lang w:val="es-ES"/>
         </w:rPr>
-        <w:t xml:space="preserve">V1 -&gt; </w:t>
-      </w:r>
-      <w:proofErr w:type="spellStart"/>
-      <w:r>
-        <w:rPr>
-          <w:color w:val="ED7D31" w:themeColor="accent2"/>
-          <w:lang w:val="es-ES"/>
-        </w:rPr>
-        <w:t>seed</w:t>
-      </w:r>
-      <w:proofErr w:type="spellEnd"/>
+        <w:t>V1 -&gt; seed</w:t>
+      </w:r>
     </w:p>
     <w:p>
       <w:pPr>
@@ -5194,23 +3328,7 @@
           <w:color w:val="ED7D31" w:themeColor="accent2"/>
           <w:lang w:val="es-ES"/>
         </w:rPr>
-        <w:t xml:space="preserve">V2 -&gt; no </w:t>
-      </w:r>
-      <w:proofErr w:type="spellStart"/>
-      <w:r>
-        <w:rPr>
-          <w:color w:val="ED7D31" w:themeColor="accent2"/>
-          <w:lang w:val="es-ES"/>
-        </w:rPr>
-        <w:t>seed</w:t>
-      </w:r>
-      <w:proofErr w:type="spellEnd"/>
-      <w:r>
-        <w:rPr>
-          <w:color w:val="ED7D31" w:themeColor="accent2"/>
-          <w:lang w:val="es-ES"/>
-        </w:rPr>
-        <w:t xml:space="preserve"> </w:t>
+        <w:t xml:space="preserve">V2 -&gt; no seed </w:t>
       </w:r>
       <w:r>
         <w:rPr>
@@ -5239,6 +3357,25 @@
           <w:lang w:val="es-ES"/>
         </w:rPr>
         <w:t xml:space="preserve"> []&lt;ACTUALIZADO EN TAYLOR_METRICS_PROCESSED</w:t>
+      </w:r>
+    </w:p>
+    <w:p>
+      <w:pPr>
+        <w:pStyle w:val="Prrafodelista"/>
+        <w:numPr>
+          <w:ilvl w:val="2"/>
+          <w:numId w:val="7"/>
+        </w:numPr>
+        <w:rPr>
+          <w:color w:val="ED7D31" w:themeColor="accent2"/>
+        </w:rPr>
+      </w:pPr>
+      <w:r>
+        <w:rPr>
+          <w:color w:val="ED7D31" w:themeColor="accent2"/>
+        </w:rPr>
+        <w:lastRenderedPageBreak/>
+        <w:t>Actualizado cmpoutation time [BWSN_20_RUNS]training_computation_times</w:t>
       </w:r>
     </w:p>
     <w:p>
@@ -5272,13 +3409,126 @@
       <w:pPr>
         <w:rPr>
           <w:color w:val="ED7D31" w:themeColor="accent2"/>
-        </w:rPr>
-      </w:pPr>
-    </w:p>
-    <w:p>
-      <w:pPr>
-        <w:pStyle w:val="Prrafodelista"/>
-        <w:ind w:left="1440"/>
+          <w:lang w:val="es-ES"/>
+        </w:rPr>
+      </w:pPr>
+      <w:r>
+        <w:rPr>
+          <w:color w:val="ED7D31" w:themeColor="accent2"/>
+          <w:lang w:val="es-ES"/>
+        </w:rPr>
+        <w:t>INFERENCIAS</w:t>
+      </w:r>
+    </w:p>
+    <w:p>
+      <w:pPr>
+        <w:rPr>
+          <w:i/>
+          <w:iCs/>
+          <w:color w:val="ED7D31" w:themeColor="accent2"/>
+          <w:lang w:val="es-ES"/>
+        </w:rPr>
+      </w:pPr>
+      <w:r>
+        <w:rPr>
+          <w:i/>
+          <w:iCs/>
+          <w:color w:val="ED7D31" w:themeColor="accent2"/>
+          <w:lang w:val="es-ES"/>
+        </w:rPr>
+        <w:t>"Para escenarios de extrema escasez de sensórica, los modelos espectrales (Chebyshev optimizados) son superiores debido a su dependencia del Laplaciano global. Sin embargo, a medida que la densidad de sensores aumenta, los modelos espaciales con atención dinámica (GATv2) superan este límite y aprovechan mejor la densidad de datos sin sufrir el colapso por complejidad topológica que muestran los modelos espectrales pesados."</w:t>
+      </w:r>
+    </w:p>
+    <w:p>
+      <w:pPr>
+        <w:rPr>
+          <w:i/>
+          <w:iCs/>
+          <w:color w:val="ED7D31" w:themeColor="accent2"/>
+          <w:lang w:val="es-ES"/>
+        </w:rPr>
+      </w:pPr>
+    </w:p>
+    <w:p>
+      <w:pPr>
+        <w:rPr>
+          <w:i/>
+          <w:iCs/>
+          <w:color w:val="ED7D31" w:themeColor="accent2"/>
+          <w:lang w:val="es-ES"/>
+        </w:rPr>
+      </w:pPr>
+    </w:p>
+    <w:p>
+      <w:pPr>
+        <w:rPr>
+          <w:color w:val="ED7D31" w:themeColor="accent2"/>
+          <w:lang w:val="es-ES"/>
+        </w:rPr>
+      </w:pPr>
+      <w:r>
+        <w:rPr>
+          <w:color w:val="ED7D31" w:themeColor="accent2"/>
+          <w:lang w:val="es-ES"/>
+        </w:rPr>
+        <w:t>OLD/TRAINING RESULTS/GENA -&gt; Resultados del training para todos lo gena (BWSN, HANOI, ANYTOWN)</w:t>
+      </w:r>
+    </w:p>
+    <w:p>
+      <w:pPr>
+        <w:rPr>
+          <w:color w:val="ED7D31" w:themeColor="accent2"/>
+        </w:rPr>
+      </w:pPr>
+      <w:r>
+        <w:rPr>
+          <w:color w:val="ED7D31" w:themeColor="accent2"/>
+        </w:rPr>
+        <w:t>OLD/TRAINING RESULTS/</w:t>
+      </w:r>
+      <w:r>
+        <w:rPr>
+          <w:color w:val="ED7D31" w:themeColor="accent2"/>
+        </w:rPr>
+        <w:t>random -&gt; r</w:t>
+      </w:r>
+      <w:r>
+        <w:rPr>
+          <w:color w:val="ED7D31" w:themeColor="accent2"/>
+        </w:rPr>
+        <w:t>esultados no seed</w:t>
+      </w:r>
+    </w:p>
+    <w:p>
+      <w:pPr>
+        <w:rPr>
+          <w:color w:val="ED7D31" w:themeColor="accent2"/>
+        </w:rPr>
+      </w:pPr>
+      <w:r>
+        <w:rPr>
+          <w:color w:val="ED7D31" w:themeColor="accent2"/>
+        </w:rPr>
+        <w:t>OLD/TRAINING RESULTS/</w:t>
+      </w:r>
+      <w:r>
+        <w:rPr>
+          <w:color w:val="ED7D31" w:themeColor="accent2"/>
+        </w:rPr>
+        <w:t>seed_a</w:t>
+      </w:r>
+      <w:r>
+        <w:rPr>
+          <w:color w:val="ED7D31" w:themeColor="accent2"/>
+        </w:rPr>
+        <w:t>nytown -&gt; resultado annytown seed</w:t>
+      </w:r>
+    </w:p>
+    <w:p>
+      <w:pPr>
+        <w:rPr>
+          <w:color w:val="ED7D31" w:themeColor="accent2"/>
+        </w:rPr>
       </w:pPr>
     </w:p>
     <w:p>
